--- a/CheckIT_вимоги.docx
+++ b/CheckIT_вимоги.docx
@@ -8,8 +8,8 @@
         <w:rPr>
           <w:b/>
           <w:bCs/>
-          <w:sz w:val="48"/>
-          <w:szCs w:val="48"/>
+          <w:sz w:val="56"/>
+          <w:szCs w:val="56"/>
           <w:lang w:val="uk-UA"/>
         </w:rPr>
       </w:pPr>
@@ -17,14 +17,15 @@
         <w:rPr>
           <w:b/>
           <w:bCs/>
-          <w:sz w:val="48"/>
-          <w:szCs w:val="48"/>
+          <w:sz w:val="56"/>
+          <w:szCs w:val="56"/>
         </w:rPr>
         <w:t>CheckIT</w:t>
       </w:r>
     </w:p>
     <w:p>
       <w:pPr>
+        <w:jc w:val="both"/>
         <w:rPr>
           <w:sz w:val="28"/>
           <w:szCs w:val="28"/>
@@ -430,6 +431,7 @@
           <w:ilvl w:val="0"/>
           <w:numId w:val="11"/>
         </w:numPr>
+        <w:jc w:val="both"/>
         <w:rPr>
           <w:sz w:val="28"/>
           <w:szCs w:val="28"/>
@@ -450,6 +452,7 @@
           <w:ilvl w:val="0"/>
           <w:numId w:val="11"/>
         </w:numPr>
+        <w:jc w:val="both"/>
         <w:rPr>
           <w:sz w:val="28"/>
           <w:szCs w:val="28"/>
@@ -470,6 +473,7 @@
           <w:ilvl w:val="0"/>
           <w:numId w:val="11"/>
         </w:numPr>
+        <w:jc w:val="both"/>
         <w:rPr>
           <w:sz w:val="28"/>
           <w:szCs w:val="28"/>
@@ -490,6 +494,7 @@
           <w:ilvl w:val="0"/>
           <w:numId w:val="11"/>
         </w:numPr>
+        <w:jc w:val="both"/>
         <w:rPr>
           <w:sz w:val="28"/>
           <w:szCs w:val="28"/>
@@ -540,6 +545,14 @@
       <w:tblPr>
         <w:tblW w:w="0" w:type="auto"/>
         <w:tblCellSpacing w:w="15" w:type="dxa"/>
+        <w:tblBorders>
+          <w:top w:val="single" w:sz="4" w:space="0" w:color="auto"/>
+          <w:left w:val="single" w:sz="4" w:space="0" w:color="auto"/>
+          <w:bottom w:val="single" w:sz="4" w:space="0" w:color="auto"/>
+          <w:right w:val="single" w:sz="4" w:space="0" w:color="auto"/>
+          <w:insideH w:val="single" w:sz="4" w:space="0" w:color="auto"/>
+          <w:insideV w:val="single" w:sz="4" w:space="0" w:color="auto"/>
+        </w:tblBorders>
         <w:tblCellMar>
           <w:top w:w="15" w:type="dxa"/>
           <w:left w:w="15" w:type="dxa"/>
@@ -550,11 +563,11 @@
       </w:tblPr>
       <w:tblGrid>
         <w:gridCol w:w="337"/>
-        <w:gridCol w:w="2108"/>
-        <w:gridCol w:w="2548"/>
-        <w:gridCol w:w="3251"/>
-        <w:gridCol w:w="5060"/>
-        <w:gridCol w:w="1206"/>
+        <w:gridCol w:w="2124"/>
+        <w:gridCol w:w="2571"/>
+        <w:gridCol w:w="3294"/>
+        <w:gridCol w:w="4968"/>
+        <w:gridCol w:w="1216"/>
       </w:tblGrid>
       <w:tr>
         <w:trPr>
@@ -564,17 +577,12 @@
         <w:tc>
           <w:tcPr>
             <w:tcW w:w="0" w:type="auto"/>
-            <w:tcBorders>
-              <w:top w:val="single" w:sz="4" w:space="0" w:color="auto"/>
-              <w:left w:val="single" w:sz="4" w:space="0" w:color="auto"/>
-              <w:right w:val="single" w:sz="4" w:space="0" w:color="auto"/>
-            </w:tcBorders>
             <w:vAlign w:val="center"/>
             <w:hideMark/>
           </w:tcPr>
           <w:p>
             <w:pPr>
-              <w:spacing w:after="0" w:line="240" w:lineRule="auto"/>
+              <w:spacing w:after="0"/>
               <w:jc w:val="center"/>
               <w:rPr>
                 <w:rFonts w:eastAsia="Times New Roman" w:cs="Times New Roman"/>
@@ -602,16 +610,12 @@
         <w:tc>
           <w:tcPr>
             <w:tcW w:w="0" w:type="auto"/>
-            <w:tcBorders>
-              <w:top w:val="single" w:sz="4" w:space="0" w:color="auto"/>
-              <w:right w:val="single" w:sz="4" w:space="0" w:color="auto"/>
-            </w:tcBorders>
             <w:vAlign w:val="center"/>
             <w:hideMark/>
           </w:tcPr>
           <w:p>
             <w:pPr>
-              <w:spacing w:after="0" w:line="240" w:lineRule="auto"/>
+              <w:spacing w:after="0"/>
               <w:jc w:val="center"/>
               <w:rPr>
                 <w:rFonts w:eastAsia="Times New Roman" w:cs="Times New Roman"/>
@@ -638,16 +642,12 @@
         <w:tc>
           <w:tcPr>
             <w:tcW w:w="0" w:type="auto"/>
-            <w:tcBorders>
-              <w:top w:val="single" w:sz="4" w:space="0" w:color="auto"/>
-              <w:right w:val="single" w:sz="4" w:space="0" w:color="auto"/>
-            </w:tcBorders>
             <w:vAlign w:val="center"/>
             <w:hideMark/>
           </w:tcPr>
           <w:p>
             <w:pPr>
-              <w:spacing w:after="0" w:line="240" w:lineRule="auto"/>
+              <w:spacing w:after="0"/>
               <w:jc w:val="center"/>
               <w:rPr>
                 <w:rFonts w:eastAsia="Times New Roman" w:cs="Times New Roman"/>
@@ -674,16 +674,12 @@
         <w:tc>
           <w:tcPr>
             <w:tcW w:w="0" w:type="auto"/>
-            <w:tcBorders>
-              <w:top w:val="single" w:sz="4" w:space="0" w:color="auto"/>
-              <w:right w:val="single" w:sz="4" w:space="0" w:color="auto"/>
-            </w:tcBorders>
             <w:vAlign w:val="center"/>
             <w:hideMark/>
           </w:tcPr>
           <w:p>
             <w:pPr>
-              <w:spacing w:after="0" w:line="240" w:lineRule="auto"/>
+              <w:spacing w:after="0"/>
               <w:jc w:val="center"/>
               <w:rPr>
                 <w:rFonts w:eastAsia="Times New Roman" w:cs="Times New Roman"/>
@@ -732,16 +728,12 @@
         <w:tc>
           <w:tcPr>
             <w:tcW w:w="0" w:type="auto"/>
-            <w:tcBorders>
-              <w:top w:val="single" w:sz="4" w:space="0" w:color="auto"/>
-              <w:right w:val="single" w:sz="4" w:space="0" w:color="auto"/>
-            </w:tcBorders>
             <w:vAlign w:val="center"/>
             <w:hideMark/>
           </w:tcPr>
           <w:p>
             <w:pPr>
-              <w:spacing w:after="0" w:line="240" w:lineRule="auto"/>
+              <w:spacing w:after="0"/>
               <w:rPr>
                 <w:rFonts w:eastAsia="Times New Roman" w:cs="Times New Roman"/>
                 <w:b/>
@@ -778,16 +770,12 @@
         <w:tc>
           <w:tcPr>
             <w:tcW w:w="0" w:type="auto"/>
-            <w:tcBorders>
-              <w:top w:val="single" w:sz="4" w:space="0" w:color="auto"/>
-              <w:right w:val="single" w:sz="4" w:space="0" w:color="auto"/>
-            </w:tcBorders>
             <w:vAlign w:val="center"/>
             <w:hideMark/>
           </w:tcPr>
           <w:p>
             <w:pPr>
-              <w:spacing w:after="0" w:line="240" w:lineRule="auto"/>
+              <w:spacing w:after="0"/>
               <w:jc w:val="center"/>
               <w:rPr>
                 <w:rFonts w:eastAsia="Times New Roman" w:cs="Times New Roman"/>
@@ -819,18 +807,15 @@
         <w:tc>
           <w:tcPr>
             <w:tcW w:w="0" w:type="auto"/>
-            <w:tcBorders>
-              <w:top w:val="single" w:sz="4" w:space="0" w:color="auto"/>
-              <w:left w:val="single" w:sz="4" w:space="0" w:color="auto"/>
-              <w:right w:val="single" w:sz="4" w:space="0" w:color="auto"/>
-            </w:tcBorders>
+            <w:vMerge w:val="restart"/>
             <w:shd w:val="clear" w:color="auto" w:fill="DBE5F1" w:themeFill="accent1" w:themeFillTint="33"/>
             <w:vAlign w:val="center"/>
             <w:hideMark/>
           </w:tcPr>
           <w:p>
             <w:pPr>
-              <w:spacing w:after="0" w:line="240" w:lineRule="auto"/>
+              <w:spacing w:after="0"/>
+              <w:jc w:val="center"/>
               <w:rPr>
                 <w:rFonts w:eastAsia="Times New Roman" w:cs="Times New Roman"/>
                 <w:color w:val="auto"/>
@@ -852,17 +837,15 @@
         <w:tc>
           <w:tcPr>
             <w:tcW w:w="0" w:type="auto"/>
-            <w:tcBorders>
-              <w:top w:val="single" w:sz="4" w:space="0" w:color="auto"/>
-              <w:right w:val="single" w:sz="4" w:space="0" w:color="auto"/>
-            </w:tcBorders>
+            <w:vMerge w:val="restart"/>
             <w:shd w:val="clear" w:color="auto" w:fill="DBE5F1" w:themeFill="accent1" w:themeFillTint="33"/>
             <w:vAlign w:val="center"/>
             <w:hideMark/>
           </w:tcPr>
           <w:p>
             <w:pPr>
-              <w:spacing w:after="0" w:line="240" w:lineRule="auto"/>
+              <w:spacing w:after="0"/>
+              <w:jc w:val="center"/>
               <w:rPr>
                 <w:rFonts w:eastAsia="Times New Roman" w:cs="Times New Roman"/>
                 <w:color w:val="auto"/>
@@ -884,17 +867,15 @@
         <w:tc>
           <w:tcPr>
             <w:tcW w:w="0" w:type="auto"/>
-            <w:tcBorders>
-              <w:top w:val="single" w:sz="4" w:space="0" w:color="auto"/>
-              <w:right w:val="single" w:sz="4" w:space="0" w:color="auto"/>
-            </w:tcBorders>
+            <w:vMerge w:val="restart"/>
             <w:shd w:val="clear" w:color="auto" w:fill="DBE5F1" w:themeFill="accent1" w:themeFillTint="33"/>
             <w:vAlign w:val="center"/>
             <w:hideMark/>
           </w:tcPr>
           <w:p>
             <w:pPr>
-              <w:spacing w:after="0" w:line="240" w:lineRule="auto"/>
+              <w:spacing w:after="0"/>
+              <w:jc w:val="center"/>
               <w:rPr>
                 <w:rFonts w:eastAsia="Times New Roman" w:cs="Times New Roman"/>
                 <w:color w:val="auto"/>
@@ -916,17 +897,14 @@
         <w:tc>
           <w:tcPr>
             <w:tcW w:w="0" w:type="auto"/>
-            <w:tcBorders>
-              <w:top w:val="single" w:sz="4" w:space="0" w:color="auto"/>
-              <w:right w:val="single" w:sz="4" w:space="0" w:color="auto"/>
-            </w:tcBorders>
             <w:shd w:val="clear" w:color="auto" w:fill="DBE5F1" w:themeFill="accent1" w:themeFillTint="33"/>
             <w:vAlign w:val="center"/>
             <w:hideMark/>
           </w:tcPr>
           <w:p>
             <w:pPr>
-              <w:spacing w:after="0" w:line="240" w:lineRule="auto"/>
+              <w:spacing w:after="0"/>
+              <w:jc w:val="center"/>
               <w:rPr>
                 <w:rFonts w:eastAsia="Times New Roman" w:cs="Times New Roman"/>
                 <w:color w:val="auto"/>
@@ -948,17 +926,14 @@
         <w:tc>
           <w:tcPr>
             <w:tcW w:w="0" w:type="auto"/>
-            <w:tcBorders>
-              <w:top w:val="single" w:sz="4" w:space="0" w:color="auto"/>
-              <w:right w:val="single" w:sz="4" w:space="0" w:color="auto"/>
-            </w:tcBorders>
             <w:shd w:val="clear" w:color="auto" w:fill="DBE5F1" w:themeFill="accent1" w:themeFillTint="33"/>
             <w:vAlign w:val="center"/>
             <w:hideMark/>
           </w:tcPr>
           <w:p>
             <w:pPr>
-              <w:spacing w:after="0" w:line="240" w:lineRule="auto"/>
+              <w:spacing w:after="0"/>
+              <w:jc w:val="center"/>
               <w:rPr>
                 <w:rFonts w:eastAsia="Times New Roman" w:cs="Times New Roman"/>
                 <w:color w:val="auto"/>
@@ -989,17 +964,14 @@
         <w:tc>
           <w:tcPr>
             <w:tcW w:w="0" w:type="auto"/>
-            <w:tcBorders>
-              <w:top w:val="single" w:sz="4" w:space="0" w:color="auto"/>
-              <w:right w:val="single" w:sz="4" w:space="0" w:color="auto"/>
-            </w:tcBorders>
             <w:shd w:val="clear" w:color="auto" w:fill="DBE5F1" w:themeFill="accent1" w:themeFillTint="33"/>
             <w:vAlign w:val="center"/>
             <w:hideMark/>
           </w:tcPr>
           <w:p>
             <w:pPr>
-              <w:spacing w:after="0" w:line="240" w:lineRule="auto"/>
+              <w:spacing w:after="0"/>
+              <w:jc w:val="center"/>
               <w:rPr>
                 <w:rFonts w:eastAsia="Times New Roman" w:cs="Times New Roman"/>
                 <w:color w:val="auto"/>
@@ -1026,18 +998,14 @@
         <w:tc>
           <w:tcPr>
             <w:tcW w:w="0" w:type="auto"/>
-            <w:tcBorders>
-              <w:top w:val="single" w:sz="4" w:space="0" w:color="auto"/>
-              <w:left w:val="single" w:sz="4" w:space="0" w:color="auto"/>
-              <w:right w:val="single" w:sz="4" w:space="0" w:color="auto"/>
-            </w:tcBorders>
+            <w:vMerge/>
             <w:shd w:val="clear" w:color="auto" w:fill="DBE5F1" w:themeFill="accent1" w:themeFillTint="33"/>
             <w:vAlign w:val="center"/>
             <w:hideMark/>
           </w:tcPr>
           <w:p>
             <w:pPr>
-              <w:spacing w:after="0" w:line="240" w:lineRule="auto"/>
+              <w:spacing w:after="0"/>
               <w:rPr>
                 <w:rFonts w:eastAsia="Times New Roman" w:cs="Times New Roman"/>
                 <w:color w:val="auto"/>
@@ -1045,31 +1013,19 @@
                 <w:lang w:val="uk-UA" w:eastAsia="uk-UA"/>
               </w:rPr>
             </w:pPr>
-            <w:r>
-              <w:rPr>
-                <w:rFonts w:eastAsia="Times New Roman" w:cs="Times New Roman"/>
-                <w:color w:val="auto"/>
-                <w:szCs w:val="24"/>
-                <w:lang w:val="uk-UA" w:eastAsia="uk-UA"/>
-              </w:rPr>
-              <w:t>2</w:t>
-            </w:r>
           </w:p>
         </w:tc>
         <w:tc>
           <w:tcPr>
             <w:tcW w:w="0" w:type="auto"/>
-            <w:tcBorders>
-              <w:top w:val="single" w:sz="4" w:space="0" w:color="auto"/>
-              <w:right w:val="single" w:sz="4" w:space="0" w:color="auto"/>
-            </w:tcBorders>
+            <w:vMerge/>
             <w:shd w:val="clear" w:color="auto" w:fill="DBE5F1" w:themeFill="accent1" w:themeFillTint="33"/>
             <w:vAlign w:val="center"/>
             <w:hideMark/>
           </w:tcPr>
           <w:p>
             <w:pPr>
-              <w:spacing w:after="0" w:line="240" w:lineRule="auto"/>
+              <w:spacing w:after="0"/>
               <w:rPr>
                 <w:rFonts w:eastAsia="Times New Roman" w:cs="Times New Roman"/>
                 <w:color w:val="auto"/>
@@ -1077,31 +1033,19 @@
                 <w:lang w:val="uk-UA" w:eastAsia="uk-UA"/>
               </w:rPr>
             </w:pPr>
-            <w:r>
-              <w:rPr>
-                <w:rFonts w:eastAsia="Times New Roman" w:cs="Times New Roman"/>
-                <w:color w:val="auto"/>
-                <w:szCs w:val="24"/>
-                <w:lang w:val="uk-UA" w:eastAsia="uk-UA"/>
-              </w:rPr>
-              <w:t>Навігація та інтерфейс</w:t>
-            </w:r>
           </w:p>
         </w:tc>
         <w:tc>
           <w:tcPr>
             <w:tcW w:w="0" w:type="auto"/>
-            <w:tcBorders>
-              <w:top w:val="single" w:sz="4" w:space="0" w:color="auto"/>
-              <w:right w:val="single" w:sz="4" w:space="0" w:color="auto"/>
-            </w:tcBorders>
+            <w:vMerge/>
             <w:shd w:val="clear" w:color="auto" w:fill="DBE5F1" w:themeFill="accent1" w:themeFillTint="33"/>
             <w:vAlign w:val="center"/>
             <w:hideMark/>
           </w:tcPr>
           <w:p>
             <w:pPr>
-              <w:spacing w:after="0" w:line="240" w:lineRule="auto"/>
+              <w:spacing w:after="0"/>
               <w:rPr>
                 <w:rFonts w:eastAsia="Times New Roman" w:cs="Times New Roman"/>
                 <w:color w:val="auto"/>
@@ -1109,31 +1053,19 @@
                 <w:lang w:val="uk-UA" w:eastAsia="uk-UA"/>
               </w:rPr>
             </w:pPr>
-            <w:r>
-              <w:rPr>
-                <w:rFonts w:eastAsia="Times New Roman" w:cs="Times New Roman"/>
-                <w:color w:val="auto"/>
-                <w:szCs w:val="24"/>
-                <w:lang w:val="uk-UA" w:eastAsia="uk-UA"/>
-              </w:rPr>
-              <w:t>Всі ролі</w:t>
-            </w:r>
           </w:p>
         </w:tc>
         <w:tc>
           <w:tcPr>
             <w:tcW w:w="0" w:type="auto"/>
-            <w:tcBorders>
-              <w:top w:val="single" w:sz="4" w:space="0" w:color="auto"/>
-              <w:right w:val="single" w:sz="4" w:space="0" w:color="auto"/>
-            </w:tcBorders>
             <w:shd w:val="clear" w:color="auto" w:fill="DBE5F1" w:themeFill="accent1" w:themeFillTint="33"/>
             <w:vAlign w:val="center"/>
             <w:hideMark/>
           </w:tcPr>
           <w:p>
             <w:pPr>
-              <w:spacing w:after="0" w:line="240" w:lineRule="auto"/>
+              <w:spacing w:after="0"/>
+              <w:jc w:val="center"/>
               <w:rPr>
                 <w:rFonts w:eastAsia="Times New Roman" w:cs="Times New Roman"/>
                 <w:color w:val="auto"/>
@@ -1155,17 +1087,14 @@
         <w:tc>
           <w:tcPr>
             <w:tcW w:w="0" w:type="auto"/>
-            <w:tcBorders>
-              <w:top w:val="single" w:sz="4" w:space="0" w:color="auto"/>
-              <w:right w:val="single" w:sz="4" w:space="0" w:color="auto"/>
-            </w:tcBorders>
             <w:shd w:val="clear" w:color="auto" w:fill="DBE5F1" w:themeFill="accent1" w:themeFillTint="33"/>
             <w:vAlign w:val="center"/>
             <w:hideMark/>
           </w:tcPr>
           <w:p>
             <w:pPr>
-              <w:spacing w:after="0" w:line="240" w:lineRule="auto"/>
+              <w:spacing w:after="0"/>
+              <w:jc w:val="center"/>
               <w:rPr>
                 <w:rFonts w:eastAsia="Times New Roman" w:cs="Times New Roman"/>
                 <w:color w:val="auto"/>
@@ -1187,17 +1116,14 @@
         <w:tc>
           <w:tcPr>
             <w:tcW w:w="0" w:type="auto"/>
-            <w:tcBorders>
-              <w:top w:val="single" w:sz="4" w:space="0" w:color="auto"/>
-              <w:right w:val="single" w:sz="4" w:space="0" w:color="auto"/>
-            </w:tcBorders>
             <w:shd w:val="clear" w:color="auto" w:fill="DBE5F1" w:themeFill="accent1" w:themeFillTint="33"/>
             <w:vAlign w:val="center"/>
             <w:hideMark/>
           </w:tcPr>
           <w:p>
             <w:pPr>
-              <w:spacing w:after="0" w:line="240" w:lineRule="auto"/>
+              <w:spacing w:after="0"/>
+              <w:jc w:val="center"/>
               <w:rPr>
                 <w:rFonts w:eastAsia="Times New Roman" w:cs="Times New Roman"/>
                 <w:color w:val="auto"/>
@@ -1224,18 +1150,14 @@
         <w:tc>
           <w:tcPr>
             <w:tcW w:w="0" w:type="auto"/>
-            <w:tcBorders>
-              <w:top w:val="single" w:sz="4" w:space="0" w:color="auto"/>
-              <w:left w:val="single" w:sz="4" w:space="0" w:color="auto"/>
-              <w:right w:val="single" w:sz="4" w:space="0" w:color="auto"/>
-            </w:tcBorders>
+            <w:vMerge/>
             <w:shd w:val="clear" w:color="auto" w:fill="DBE5F1" w:themeFill="accent1" w:themeFillTint="33"/>
             <w:vAlign w:val="center"/>
             <w:hideMark/>
           </w:tcPr>
           <w:p>
             <w:pPr>
-              <w:spacing w:after="0" w:line="240" w:lineRule="auto"/>
+              <w:spacing w:after="0"/>
               <w:rPr>
                 <w:rFonts w:eastAsia="Times New Roman" w:cs="Times New Roman"/>
                 <w:color w:val="auto"/>
@@ -1243,31 +1165,19 @@
                 <w:lang w:val="uk-UA" w:eastAsia="uk-UA"/>
               </w:rPr>
             </w:pPr>
-            <w:r>
-              <w:rPr>
-                <w:rFonts w:eastAsia="Times New Roman" w:cs="Times New Roman"/>
-                <w:color w:val="auto"/>
-                <w:szCs w:val="24"/>
-                <w:lang w:val="uk-UA" w:eastAsia="uk-UA"/>
-              </w:rPr>
-              <w:t>3</w:t>
-            </w:r>
           </w:p>
         </w:tc>
         <w:tc>
           <w:tcPr>
             <w:tcW w:w="0" w:type="auto"/>
-            <w:tcBorders>
-              <w:top w:val="single" w:sz="4" w:space="0" w:color="auto"/>
-              <w:right w:val="single" w:sz="4" w:space="0" w:color="auto"/>
-            </w:tcBorders>
+            <w:vMerge/>
             <w:shd w:val="clear" w:color="auto" w:fill="DBE5F1" w:themeFill="accent1" w:themeFillTint="33"/>
             <w:vAlign w:val="center"/>
             <w:hideMark/>
           </w:tcPr>
           <w:p>
             <w:pPr>
-              <w:spacing w:after="0" w:line="240" w:lineRule="auto"/>
+              <w:spacing w:after="0"/>
               <w:rPr>
                 <w:rFonts w:eastAsia="Times New Roman" w:cs="Times New Roman"/>
                 <w:color w:val="auto"/>
@@ -1275,31 +1185,19 @@
                 <w:lang w:val="uk-UA" w:eastAsia="uk-UA"/>
               </w:rPr>
             </w:pPr>
-            <w:r>
-              <w:rPr>
-                <w:rFonts w:eastAsia="Times New Roman" w:cs="Times New Roman"/>
-                <w:color w:val="auto"/>
-                <w:szCs w:val="24"/>
-                <w:lang w:val="uk-UA" w:eastAsia="uk-UA"/>
-              </w:rPr>
-              <w:t>Навігація та інтерфейс</w:t>
-            </w:r>
           </w:p>
         </w:tc>
         <w:tc>
           <w:tcPr>
             <w:tcW w:w="0" w:type="auto"/>
-            <w:tcBorders>
-              <w:top w:val="single" w:sz="4" w:space="0" w:color="auto"/>
-              <w:right w:val="single" w:sz="4" w:space="0" w:color="auto"/>
-            </w:tcBorders>
+            <w:vMerge/>
             <w:shd w:val="clear" w:color="auto" w:fill="DBE5F1" w:themeFill="accent1" w:themeFillTint="33"/>
             <w:vAlign w:val="center"/>
             <w:hideMark/>
           </w:tcPr>
           <w:p>
             <w:pPr>
-              <w:spacing w:after="0" w:line="240" w:lineRule="auto"/>
+              <w:spacing w:after="0"/>
               <w:rPr>
                 <w:rFonts w:eastAsia="Times New Roman" w:cs="Times New Roman"/>
                 <w:color w:val="auto"/>
@@ -1307,31 +1205,19 @@
                 <w:lang w:val="uk-UA" w:eastAsia="uk-UA"/>
               </w:rPr>
             </w:pPr>
-            <w:r>
-              <w:rPr>
-                <w:rFonts w:eastAsia="Times New Roman" w:cs="Times New Roman"/>
-                <w:color w:val="auto"/>
-                <w:szCs w:val="24"/>
-                <w:lang w:val="uk-UA" w:eastAsia="uk-UA"/>
-              </w:rPr>
-              <w:t>Всі ролі</w:t>
-            </w:r>
           </w:p>
         </w:tc>
         <w:tc>
           <w:tcPr>
             <w:tcW w:w="0" w:type="auto"/>
-            <w:tcBorders>
-              <w:top w:val="single" w:sz="4" w:space="0" w:color="auto"/>
-              <w:right w:val="single" w:sz="4" w:space="0" w:color="auto"/>
-            </w:tcBorders>
             <w:shd w:val="clear" w:color="auto" w:fill="DBE5F1" w:themeFill="accent1" w:themeFillTint="33"/>
             <w:vAlign w:val="center"/>
             <w:hideMark/>
           </w:tcPr>
           <w:p>
             <w:pPr>
-              <w:spacing w:after="0" w:line="240" w:lineRule="auto"/>
+              <w:spacing w:after="0"/>
+              <w:jc w:val="center"/>
               <w:rPr>
                 <w:rFonts w:eastAsia="Times New Roman" w:cs="Times New Roman"/>
                 <w:color w:val="auto"/>
@@ -1353,17 +1239,14 @@
         <w:tc>
           <w:tcPr>
             <w:tcW w:w="0" w:type="auto"/>
-            <w:tcBorders>
-              <w:top w:val="single" w:sz="4" w:space="0" w:color="auto"/>
-              <w:right w:val="single" w:sz="4" w:space="0" w:color="auto"/>
-            </w:tcBorders>
             <w:shd w:val="clear" w:color="auto" w:fill="DBE5F1" w:themeFill="accent1" w:themeFillTint="33"/>
             <w:vAlign w:val="center"/>
             <w:hideMark/>
           </w:tcPr>
           <w:p>
             <w:pPr>
-              <w:spacing w:after="0" w:line="240" w:lineRule="auto"/>
+              <w:spacing w:after="0"/>
+              <w:jc w:val="center"/>
               <w:rPr>
                 <w:rFonts w:eastAsia="Times New Roman" w:cs="Times New Roman"/>
                 <w:color w:val="auto"/>
@@ -1385,17 +1268,14 @@
         <w:tc>
           <w:tcPr>
             <w:tcW w:w="0" w:type="auto"/>
-            <w:tcBorders>
-              <w:top w:val="single" w:sz="4" w:space="0" w:color="auto"/>
-              <w:right w:val="single" w:sz="4" w:space="0" w:color="auto"/>
-            </w:tcBorders>
             <w:shd w:val="clear" w:color="auto" w:fill="DBE5F1" w:themeFill="accent1" w:themeFillTint="33"/>
             <w:vAlign w:val="center"/>
             <w:hideMark/>
           </w:tcPr>
           <w:p>
             <w:pPr>
-              <w:spacing w:after="0" w:line="240" w:lineRule="auto"/>
+              <w:spacing w:after="0"/>
+              <w:jc w:val="center"/>
               <w:rPr>
                 <w:rFonts w:eastAsia="Times New Roman" w:cs="Times New Roman"/>
                 <w:color w:val="auto"/>
@@ -1422,19 +1302,15 @@
         <w:tc>
           <w:tcPr>
             <w:tcW w:w="0" w:type="auto"/>
-            <w:tcBorders>
-              <w:top w:val="single" w:sz="4" w:space="0" w:color="auto"/>
-              <w:left w:val="single" w:sz="4" w:space="0" w:color="auto"/>
-              <w:bottom w:val="single" w:sz="4" w:space="0" w:color="auto"/>
-              <w:right w:val="single" w:sz="4" w:space="0" w:color="auto"/>
-            </w:tcBorders>
+            <w:vMerge w:val="restart"/>
             <w:shd w:val="clear" w:color="auto" w:fill="EEECE1" w:themeFill="background2"/>
             <w:vAlign w:val="center"/>
             <w:hideMark/>
           </w:tcPr>
           <w:p>
             <w:pPr>
-              <w:spacing w:after="0" w:line="240" w:lineRule="auto"/>
+              <w:spacing w:after="0"/>
+              <w:jc w:val="center"/>
               <w:rPr>
                 <w:rFonts w:eastAsia="Times New Roman" w:cs="Times New Roman"/>
                 <w:color w:val="auto"/>
@@ -1449,25 +1325,21 @@
                 <w:szCs w:val="24"/>
                 <w:lang w:val="uk-UA" w:eastAsia="uk-UA"/>
               </w:rPr>
-              <w:t>4</w:t>
+              <w:t>2</w:t>
             </w:r>
           </w:p>
         </w:tc>
         <w:tc>
           <w:tcPr>
             <w:tcW w:w="0" w:type="auto"/>
-            <w:tcBorders>
-              <w:top w:val="single" w:sz="4" w:space="0" w:color="auto"/>
-              <w:bottom w:val="single" w:sz="4" w:space="0" w:color="auto"/>
-              <w:right w:val="single" w:sz="4" w:space="0" w:color="auto"/>
-            </w:tcBorders>
+            <w:vMerge w:val="restart"/>
             <w:shd w:val="clear" w:color="auto" w:fill="EEECE1" w:themeFill="background2"/>
             <w:vAlign w:val="center"/>
-            <w:hideMark/>
           </w:tcPr>
           <w:p>
             <w:pPr>
-              <w:spacing w:after="0" w:line="240" w:lineRule="auto"/>
+              <w:spacing w:after="0"/>
+              <w:jc w:val="center"/>
               <w:rPr>
                 <w:rFonts w:eastAsia="Times New Roman" w:cs="Times New Roman"/>
                 <w:color w:val="auto"/>
@@ -1489,18 +1361,15 @@
         <w:tc>
           <w:tcPr>
             <w:tcW w:w="0" w:type="auto"/>
-            <w:tcBorders>
-              <w:top w:val="single" w:sz="4" w:space="0" w:color="auto"/>
-              <w:bottom w:val="single" w:sz="4" w:space="0" w:color="auto"/>
-              <w:right w:val="single" w:sz="4" w:space="0" w:color="auto"/>
-            </w:tcBorders>
+            <w:vMerge w:val="restart"/>
             <w:shd w:val="clear" w:color="auto" w:fill="EEECE1" w:themeFill="background2"/>
             <w:vAlign w:val="center"/>
             <w:hideMark/>
           </w:tcPr>
           <w:p>
             <w:pPr>
-              <w:spacing w:after="0" w:line="240" w:lineRule="auto"/>
+              <w:spacing w:after="0"/>
+              <w:jc w:val="center"/>
               <w:rPr>
                 <w:rFonts w:eastAsia="Times New Roman" w:cs="Times New Roman"/>
                 <w:color w:val="auto"/>
@@ -1522,18 +1391,14 @@
         <w:tc>
           <w:tcPr>
             <w:tcW w:w="0" w:type="auto"/>
-            <w:tcBorders>
-              <w:top w:val="single" w:sz="4" w:space="0" w:color="auto"/>
-              <w:bottom w:val="single" w:sz="4" w:space="0" w:color="auto"/>
-              <w:right w:val="single" w:sz="4" w:space="0" w:color="auto"/>
-            </w:tcBorders>
             <w:shd w:val="clear" w:color="auto" w:fill="EEECE1" w:themeFill="background2"/>
             <w:vAlign w:val="center"/>
             <w:hideMark/>
           </w:tcPr>
           <w:p>
             <w:pPr>
-              <w:spacing w:after="0" w:line="240" w:lineRule="auto"/>
+              <w:spacing w:after="0"/>
+              <w:jc w:val="center"/>
               <w:rPr>
                 <w:rFonts w:eastAsia="Times New Roman" w:cs="Times New Roman"/>
                 <w:color w:val="auto"/>
@@ -1548,25 +1413,39 @@
                 <w:szCs w:val="24"/>
                 <w:lang w:val="uk-UA" w:eastAsia="uk-UA"/>
               </w:rPr>
-              <w:t>Реєстрація нового користувача</w:t>
+              <w:t>Реєстрація</w:t>
+            </w:r>
+            <w:r>
+              <w:rPr>
+                <w:rFonts w:eastAsia="Times New Roman" w:cs="Times New Roman"/>
+                <w:color w:val="auto"/>
+                <w:szCs w:val="24"/>
+                <w:lang w:val="uk-UA" w:eastAsia="uk-UA"/>
+              </w:rPr>
+              <w:t xml:space="preserve"> </w:t>
+            </w:r>
+            <w:r>
+              <w:rPr>
+                <w:rFonts w:eastAsia="Times New Roman" w:cs="Times New Roman"/>
+                <w:color w:val="auto"/>
+                <w:szCs w:val="24"/>
+                <w:lang w:val="uk-UA" w:eastAsia="uk-UA"/>
+              </w:rPr>
+              <w:t>користувача</w:t>
             </w:r>
           </w:p>
         </w:tc>
         <w:tc>
           <w:tcPr>
             <w:tcW w:w="0" w:type="auto"/>
-            <w:tcBorders>
-              <w:top w:val="single" w:sz="4" w:space="0" w:color="auto"/>
-              <w:bottom w:val="single" w:sz="4" w:space="0" w:color="auto"/>
-              <w:right w:val="single" w:sz="4" w:space="0" w:color="auto"/>
-            </w:tcBorders>
             <w:shd w:val="clear" w:color="auto" w:fill="EEECE1" w:themeFill="background2"/>
             <w:vAlign w:val="center"/>
             <w:hideMark/>
           </w:tcPr>
           <w:p>
             <w:pPr>
-              <w:spacing w:after="0" w:line="240" w:lineRule="auto"/>
+              <w:spacing w:after="0"/>
+              <w:jc w:val="center"/>
               <w:rPr>
                 <w:rFonts w:eastAsia="Times New Roman" w:cs="Times New Roman"/>
                 <w:color w:val="auto"/>
@@ -1588,18 +1467,14 @@
         <w:tc>
           <w:tcPr>
             <w:tcW w:w="0" w:type="auto"/>
-            <w:tcBorders>
-              <w:top w:val="single" w:sz="4" w:space="0" w:color="auto"/>
-              <w:bottom w:val="single" w:sz="4" w:space="0" w:color="auto"/>
-              <w:right w:val="single" w:sz="4" w:space="0" w:color="auto"/>
-            </w:tcBorders>
             <w:shd w:val="clear" w:color="auto" w:fill="EEECE1" w:themeFill="background2"/>
             <w:vAlign w:val="center"/>
             <w:hideMark/>
           </w:tcPr>
           <w:p>
             <w:pPr>
-              <w:spacing w:after="0" w:line="240" w:lineRule="auto"/>
+              <w:spacing w:after="0"/>
+              <w:jc w:val="center"/>
               <w:rPr>
                 <w:rFonts w:eastAsia="Times New Roman" w:cs="Times New Roman"/>
                 <w:color w:val="auto"/>
@@ -1626,18 +1501,74 @@
         <w:tc>
           <w:tcPr>
             <w:tcW w:w="0" w:type="auto"/>
-            <w:tcBorders>
-              <w:left w:val="single" w:sz="4" w:space="0" w:color="auto"/>
-              <w:bottom w:val="single" w:sz="4" w:space="0" w:color="auto"/>
-              <w:right w:val="single" w:sz="4" w:space="0" w:color="auto"/>
-            </w:tcBorders>
+            <w:vMerge/>
             <w:shd w:val="clear" w:color="auto" w:fill="EEECE1" w:themeFill="background2"/>
             <w:vAlign w:val="center"/>
             <w:hideMark/>
           </w:tcPr>
           <w:p>
             <w:pPr>
-              <w:spacing w:after="0" w:line="240" w:lineRule="auto"/>
+              <w:spacing w:after="0"/>
+              <w:rPr>
+                <w:rFonts w:eastAsia="Times New Roman" w:cs="Times New Roman"/>
+                <w:color w:val="auto"/>
+                <w:szCs w:val="24"/>
+                <w:lang w:val="uk-UA" w:eastAsia="uk-UA"/>
+              </w:rPr>
+            </w:pPr>
+          </w:p>
+        </w:tc>
+        <w:tc>
+          <w:tcPr>
+            <w:tcW w:w="0" w:type="auto"/>
+            <w:vMerge/>
+            <w:shd w:val="clear" w:color="auto" w:fill="EEECE1" w:themeFill="background2"/>
+            <w:vAlign w:val="center"/>
+            <w:hideMark/>
+          </w:tcPr>
+          <w:p>
+            <w:pPr>
+              <w:spacing w:after="0"/>
+              <w:rPr>
+                <w:rFonts w:eastAsia="Times New Roman" w:cs="Times New Roman"/>
+                <w:color w:val="auto"/>
+                <w:szCs w:val="24"/>
+                <w:lang w:val="uk-UA" w:eastAsia="uk-UA"/>
+              </w:rPr>
+            </w:pPr>
+          </w:p>
+        </w:tc>
+        <w:tc>
+          <w:tcPr>
+            <w:tcW w:w="0" w:type="auto"/>
+            <w:vMerge/>
+            <w:shd w:val="clear" w:color="auto" w:fill="EEECE1" w:themeFill="background2"/>
+            <w:vAlign w:val="center"/>
+            <w:hideMark/>
+          </w:tcPr>
+          <w:p>
+            <w:pPr>
+              <w:spacing w:after="0"/>
+              <w:rPr>
+                <w:rFonts w:eastAsia="Times New Roman" w:cs="Times New Roman"/>
+                <w:color w:val="auto"/>
+                <w:szCs w:val="24"/>
+                <w:lang w:val="uk-UA" w:eastAsia="uk-UA"/>
+              </w:rPr>
+            </w:pPr>
+          </w:p>
+        </w:tc>
+        <w:tc>
+          <w:tcPr>
+            <w:tcW w:w="0" w:type="auto"/>
+            <w:shd w:val="clear" w:color="auto" w:fill="EEECE1" w:themeFill="background2"/>
+            <w:vAlign w:val="center"/>
+            <w:hideMark/>
+          </w:tcPr>
+          <w:p>
+            <w:pPr>
+              <w:spacing w:after="0"/>
+              <w:jc w:val="center"/>
               <w:rPr>
                 <w:rFonts w:eastAsia="Times New Roman" w:cs="Times New Roman"/>
                 <w:color w:val="auto"/>
@@ -1652,120 +1583,21 @@
                 <w:szCs w:val="24"/>
                 <w:lang w:val="uk-UA" w:eastAsia="uk-UA"/>
               </w:rPr>
-              <w:t>5</w:t>
+              <w:t>Вхід у систему</w:t>
             </w:r>
           </w:p>
         </w:tc>
         <w:tc>
           <w:tcPr>
             <w:tcW w:w="0" w:type="auto"/>
-            <w:tcBorders>
-              <w:bottom w:val="single" w:sz="4" w:space="0" w:color="auto"/>
-              <w:right w:val="single" w:sz="4" w:space="0" w:color="auto"/>
-            </w:tcBorders>
             <w:shd w:val="clear" w:color="auto" w:fill="EEECE1" w:themeFill="background2"/>
             <w:vAlign w:val="center"/>
             <w:hideMark/>
           </w:tcPr>
           <w:p>
             <w:pPr>
-              <w:spacing w:after="0" w:line="240" w:lineRule="auto"/>
-              <w:rPr>
-                <w:rFonts w:eastAsia="Times New Roman" w:cs="Times New Roman"/>
-                <w:color w:val="auto"/>
-                <w:szCs w:val="24"/>
-                <w:lang w:val="uk-UA" w:eastAsia="uk-UA"/>
-              </w:rPr>
-            </w:pPr>
-            <w:r>
-              <w:rPr>
-                <w:rFonts w:eastAsia="Times New Roman" w:cs="Times New Roman"/>
-                <w:color w:val="auto"/>
-                <w:szCs w:val="24"/>
-                <w:lang w:val="uk-UA" w:eastAsia="uk-UA"/>
-              </w:rPr>
-              <w:t>Автентифікація</w:t>
-            </w:r>
-          </w:p>
-        </w:tc>
-        <w:tc>
-          <w:tcPr>
-            <w:tcW w:w="0" w:type="auto"/>
-            <w:tcBorders>
-              <w:bottom w:val="single" w:sz="4" w:space="0" w:color="auto"/>
-              <w:right w:val="single" w:sz="4" w:space="0" w:color="auto"/>
-            </w:tcBorders>
-            <w:shd w:val="clear" w:color="auto" w:fill="EEECE1" w:themeFill="background2"/>
-            <w:vAlign w:val="center"/>
-            <w:hideMark/>
-          </w:tcPr>
-          <w:p>
-            <w:pPr>
-              <w:spacing w:after="0" w:line="240" w:lineRule="auto"/>
-              <w:rPr>
-                <w:rFonts w:eastAsia="Times New Roman" w:cs="Times New Roman"/>
-                <w:color w:val="auto"/>
-                <w:szCs w:val="24"/>
-                <w:lang w:val="uk-UA" w:eastAsia="uk-UA"/>
-              </w:rPr>
-            </w:pPr>
-            <w:r>
-              <w:rPr>
-                <w:rFonts w:eastAsia="Times New Roman" w:cs="Times New Roman"/>
-                <w:color w:val="auto"/>
-                <w:szCs w:val="24"/>
-                <w:lang w:val="uk-UA" w:eastAsia="uk-UA"/>
-              </w:rPr>
-              <w:t>Незареєстрований користувач</w:t>
-            </w:r>
-          </w:p>
-        </w:tc>
-        <w:tc>
-          <w:tcPr>
-            <w:tcW w:w="0" w:type="auto"/>
-            <w:tcBorders>
-              <w:bottom w:val="single" w:sz="4" w:space="0" w:color="auto"/>
-              <w:right w:val="single" w:sz="4" w:space="0" w:color="auto"/>
-            </w:tcBorders>
-            <w:shd w:val="clear" w:color="auto" w:fill="EEECE1" w:themeFill="background2"/>
-            <w:vAlign w:val="center"/>
-            <w:hideMark/>
-          </w:tcPr>
-          <w:p>
-            <w:pPr>
-              <w:spacing w:after="0" w:line="240" w:lineRule="auto"/>
-              <w:rPr>
-                <w:rFonts w:eastAsia="Times New Roman" w:cs="Times New Roman"/>
-                <w:color w:val="auto"/>
-                <w:szCs w:val="24"/>
-                <w:lang w:val="uk-UA" w:eastAsia="uk-UA"/>
-              </w:rPr>
-            </w:pPr>
-            <w:r>
-              <w:rPr>
-                <w:rFonts w:eastAsia="Times New Roman" w:cs="Times New Roman"/>
-                <w:color w:val="auto"/>
-                <w:szCs w:val="24"/>
-                <w:lang w:val="uk-UA" w:eastAsia="uk-UA"/>
-              </w:rPr>
-              <w:t>Вхід у систему (логін)</w:t>
-            </w:r>
-          </w:p>
-        </w:tc>
-        <w:tc>
-          <w:tcPr>
-            <w:tcW w:w="0" w:type="auto"/>
-            <w:tcBorders>
-              <w:bottom w:val="single" w:sz="4" w:space="0" w:color="auto"/>
-              <w:right w:val="single" w:sz="4" w:space="0" w:color="auto"/>
-            </w:tcBorders>
-            <w:shd w:val="clear" w:color="auto" w:fill="EEECE1" w:themeFill="background2"/>
-            <w:vAlign w:val="center"/>
-            <w:hideMark/>
-          </w:tcPr>
-          <w:p>
-            <w:pPr>
-              <w:spacing w:after="0" w:line="240" w:lineRule="auto"/>
+              <w:spacing w:after="0"/>
+              <w:jc w:val="center"/>
               <w:rPr>
                 <w:rFonts w:eastAsia="Times New Roman" w:cs="Times New Roman"/>
                 <w:color w:val="auto"/>
@@ -1787,17 +1619,14 @@
         <w:tc>
           <w:tcPr>
             <w:tcW w:w="0" w:type="auto"/>
-            <w:tcBorders>
-              <w:bottom w:val="single" w:sz="4" w:space="0" w:color="auto"/>
-              <w:right w:val="single" w:sz="4" w:space="0" w:color="auto"/>
-            </w:tcBorders>
             <w:shd w:val="clear" w:color="auto" w:fill="EEECE1" w:themeFill="background2"/>
             <w:vAlign w:val="center"/>
             <w:hideMark/>
           </w:tcPr>
           <w:p>
             <w:pPr>
-              <w:spacing w:after="0" w:line="240" w:lineRule="auto"/>
+              <w:spacing w:after="0"/>
+              <w:jc w:val="center"/>
               <w:rPr>
                 <w:rFonts w:eastAsia="Times New Roman" w:cs="Times New Roman"/>
                 <w:color w:val="auto"/>
@@ -1824,17 +1653,14 @@
         <w:tc>
           <w:tcPr>
             <w:tcW w:w="0" w:type="auto"/>
-            <w:tcBorders>
-              <w:left w:val="single" w:sz="4" w:space="0" w:color="auto"/>
-              <w:right w:val="single" w:sz="4" w:space="0" w:color="auto"/>
-            </w:tcBorders>
+            <w:vMerge/>
             <w:shd w:val="clear" w:color="auto" w:fill="EEECE1" w:themeFill="background2"/>
             <w:vAlign w:val="center"/>
             <w:hideMark/>
           </w:tcPr>
           <w:p>
             <w:pPr>
-              <w:spacing w:after="0" w:line="240" w:lineRule="auto"/>
+              <w:spacing w:after="0"/>
               <w:rPr>
                 <w:rFonts w:eastAsia="Times New Roman" w:cs="Times New Roman"/>
                 <w:color w:val="auto"/>
@@ -1842,30 +1668,19 @@
                 <w:lang w:val="uk-UA" w:eastAsia="uk-UA"/>
               </w:rPr>
             </w:pPr>
-            <w:r>
-              <w:rPr>
-                <w:rFonts w:eastAsia="Times New Roman" w:cs="Times New Roman"/>
-                <w:color w:val="auto"/>
-                <w:szCs w:val="24"/>
-                <w:lang w:val="uk-UA" w:eastAsia="uk-UA"/>
-              </w:rPr>
-              <w:t>6</w:t>
-            </w:r>
           </w:p>
         </w:tc>
         <w:tc>
           <w:tcPr>
             <w:tcW w:w="0" w:type="auto"/>
-            <w:tcBorders>
-              <w:right w:val="single" w:sz="4" w:space="0" w:color="auto"/>
-            </w:tcBorders>
+            <w:vMerge/>
             <w:shd w:val="clear" w:color="auto" w:fill="EEECE1" w:themeFill="background2"/>
             <w:vAlign w:val="center"/>
             <w:hideMark/>
           </w:tcPr>
           <w:p>
             <w:pPr>
-              <w:spacing w:after="0" w:line="240" w:lineRule="auto"/>
+              <w:spacing w:after="0"/>
               <w:rPr>
                 <w:rFonts w:eastAsia="Times New Roman" w:cs="Times New Roman"/>
                 <w:color w:val="auto"/>
@@ -1873,30 +1688,18 @@
                 <w:lang w:val="uk-UA" w:eastAsia="uk-UA"/>
               </w:rPr>
             </w:pPr>
-            <w:r>
-              <w:rPr>
-                <w:rFonts w:eastAsia="Times New Roman" w:cs="Times New Roman"/>
-                <w:color w:val="auto"/>
-                <w:szCs w:val="24"/>
-                <w:lang w:val="uk-UA" w:eastAsia="uk-UA"/>
-              </w:rPr>
-              <w:t>Автентифікація</w:t>
-            </w:r>
           </w:p>
         </w:tc>
         <w:tc>
           <w:tcPr>
             <w:tcW w:w="0" w:type="auto"/>
-            <w:tcBorders>
-              <w:right w:val="single" w:sz="4" w:space="0" w:color="auto"/>
-            </w:tcBorders>
             <w:shd w:val="clear" w:color="auto" w:fill="EEECE1" w:themeFill="background2"/>
             <w:vAlign w:val="center"/>
             <w:hideMark/>
           </w:tcPr>
           <w:p>
             <w:pPr>
-              <w:spacing w:after="0" w:line="240" w:lineRule="auto"/>
+              <w:spacing w:after="0"/>
               <w:rPr>
                 <w:rFonts w:eastAsia="Times New Roman" w:cs="Times New Roman"/>
                 <w:color w:val="auto"/>
@@ -1918,16 +1721,14 @@
         <w:tc>
           <w:tcPr>
             <w:tcW w:w="0" w:type="auto"/>
-            <w:tcBorders>
-              <w:right w:val="single" w:sz="4" w:space="0" w:color="auto"/>
-            </w:tcBorders>
             <w:shd w:val="clear" w:color="auto" w:fill="EEECE1" w:themeFill="background2"/>
             <w:vAlign w:val="center"/>
             <w:hideMark/>
           </w:tcPr>
           <w:p>
             <w:pPr>
-              <w:spacing w:after="0" w:line="240" w:lineRule="auto"/>
+              <w:spacing w:after="0"/>
+              <w:jc w:val="center"/>
               <w:rPr>
                 <w:rFonts w:eastAsia="Times New Roman" w:cs="Times New Roman"/>
                 <w:color w:val="auto"/>
@@ -1949,16 +1750,14 @@
         <w:tc>
           <w:tcPr>
             <w:tcW w:w="0" w:type="auto"/>
-            <w:tcBorders>
-              <w:right w:val="single" w:sz="4" w:space="0" w:color="auto"/>
-            </w:tcBorders>
             <w:shd w:val="clear" w:color="auto" w:fill="EEECE1" w:themeFill="background2"/>
             <w:vAlign w:val="center"/>
             <w:hideMark/>
           </w:tcPr>
           <w:p>
             <w:pPr>
-              <w:spacing w:after="0" w:line="240" w:lineRule="auto"/>
+              <w:spacing w:after="0"/>
+              <w:jc w:val="center"/>
               <w:rPr>
                 <w:rFonts w:eastAsia="Times New Roman" w:cs="Times New Roman"/>
                 <w:color w:val="auto"/>
@@ -1980,16 +1779,14 @@
         <w:tc>
           <w:tcPr>
             <w:tcW w:w="0" w:type="auto"/>
-            <w:tcBorders>
-              <w:right w:val="single" w:sz="4" w:space="0" w:color="auto"/>
-            </w:tcBorders>
             <w:shd w:val="clear" w:color="auto" w:fill="EEECE1" w:themeFill="background2"/>
             <w:vAlign w:val="center"/>
             <w:hideMark/>
           </w:tcPr>
           <w:p>
             <w:pPr>
-              <w:spacing w:after="0" w:line="240" w:lineRule="auto"/>
+              <w:spacing w:after="0"/>
+              <w:jc w:val="center"/>
               <w:rPr>
                 <w:rFonts w:eastAsia="Times New Roman" w:cs="Times New Roman"/>
                 <w:color w:val="auto"/>
@@ -2016,18 +1813,15 @@
         <w:tc>
           <w:tcPr>
             <w:tcW w:w="0" w:type="auto"/>
-            <w:tcBorders>
-              <w:top w:val="single" w:sz="4" w:space="0" w:color="auto"/>
-              <w:left w:val="single" w:sz="4" w:space="0" w:color="auto"/>
-              <w:right w:val="single" w:sz="4" w:space="0" w:color="auto"/>
-            </w:tcBorders>
+            <w:vMerge w:val="restart"/>
             <w:shd w:val="clear" w:color="auto" w:fill="E5DFEC" w:themeFill="accent4" w:themeFillTint="33"/>
             <w:vAlign w:val="center"/>
             <w:hideMark/>
           </w:tcPr>
           <w:p>
             <w:pPr>
-              <w:spacing w:after="0" w:line="240" w:lineRule="auto"/>
+              <w:spacing w:after="0"/>
+              <w:jc w:val="center"/>
               <w:rPr>
                 <w:rFonts w:eastAsia="Times New Roman" w:cs="Times New Roman"/>
                 <w:color w:val="auto"/>
@@ -2042,24 +1836,22 @@
                 <w:szCs w:val="24"/>
                 <w:lang w:val="uk-UA" w:eastAsia="uk-UA"/>
               </w:rPr>
-              <w:t>7</w:t>
+              <w:t>3</w:t>
             </w:r>
           </w:p>
         </w:tc>
         <w:tc>
           <w:tcPr>
             <w:tcW w:w="0" w:type="auto"/>
-            <w:tcBorders>
-              <w:top w:val="single" w:sz="4" w:space="0" w:color="auto"/>
-              <w:right w:val="single" w:sz="4" w:space="0" w:color="auto"/>
-            </w:tcBorders>
+            <w:vMerge w:val="restart"/>
             <w:shd w:val="clear" w:color="auto" w:fill="E5DFEC" w:themeFill="accent4" w:themeFillTint="33"/>
             <w:vAlign w:val="center"/>
             <w:hideMark/>
           </w:tcPr>
           <w:p>
             <w:pPr>
-              <w:spacing w:after="0" w:line="240" w:lineRule="auto"/>
+              <w:spacing w:after="0"/>
+              <w:jc w:val="center"/>
               <w:rPr>
                 <w:rFonts w:eastAsia="Times New Roman" w:cs="Times New Roman"/>
                 <w:color w:val="auto"/>
@@ -2081,17 +1873,15 @@
         <w:tc>
           <w:tcPr>
             <w:tcW w:w="0" w:type="auto"/>
-            <w:tcBorders>
-              <w:top w:val="single" w:sz="4" w:space="0" w:color="auto"/>
-              <w:right w:val="single" w:sz="4" w:space="0" w:color="auto"/>
-            </w:tcBorders>
+            <w:vMerge w:val="restart"/>
             <w:shd w:val="clear" w:color="auto" w:fill="E5DFEC" w:themeFill="accent4" w:themeFillTint="33"/>
             <w:vAlign w:val="center"/>
             <w:hideMark/>
           </w:tcPr>
           <w:p>
             <w:pPr>
-              <w:spacing w:after="0" w:line="240" w:lineRule="auto"/>
+              <w:spacing w:after="0"/>
+              <w:jc w:val="center"/>
               <w:rPr>
                 <w:rFonts w:eastAsia="Times New Roman" w:cs="Times New Roman"/>
                 <w:color w:val="auto"/>
@@ -2113,17 +1903,14 @@
         <w:tc>
           <w:tcPr>
             <w:tcW w:w="0" w:type="auto"/>
-            <w:tcBorders>
-              <w:top w:val="single" w:sz="4" w:space="0" w:color="auto"/>
-              <w:right w:val="single" w:sz="4" w:space="0" w:color="auto"/>
-            </w:tcBorders>
             <w:shd w:val="clear" w:color="auto" w:fill="E5DFEC" w:themeFill="accent4" w:themeFillTint="33"/>
             <w:vAlign w:val="center"/>
             <w:hideMark/>
           </w:tcPr>
           <w:p>
             <w:pPr>
-              <w:spacing w:after="0" w:line="240" w:lineRule="auto"/>
+              <w:spacing w:after="0"/>
+              <w:jc w:val="center"/>
               <w:rPr>
                 <w:rFonts w:eastAsia="Times New Roman" w:cs="Times New Roman"/>
                 <w:color w:val="auto"/>
@@ -2138,24 +1925,21 @@
                 <w:szCs w:val="24"/>
                 <w:lang w:val="uk-UA" w:eastAsia="uk-UA"/>
               </w:rPr>
-              <w:t>Завантаження та аналіз Excel-файлу тендеру</w:t>
+              <w:t>Завантаження та аналіз Excel-тендеру</w:t>
             </w:r>
           </w:p>
         </w:tc>
         <w:tc>
           <w:tcPr>
             <w:tcW w:w="0" w:type="auto"/>
-            <w:tcBorders>
-              <w:top w:val="single" w:sz="4" w:space="0" w:color="auto"/>
-              <w:right w:val="single" w:sz="4" w:space="0" w:color="auto"/>
-            </w:tcBorders>
             <w:shd w:val="clear" w:color="auto" w:fill="E5DFEC" w:themeFill="accent4" w:themeFillTint="33"/>
             <w:vAlign w:val="center"/>
             <w:hideMark/>
           </w:tcPr>
           <w:p>
             <w:pPr>
-              <w:spacing w:after="0" w:line="240" w:lineRule="auto"/>
+              <w:spacing w:after="0"/>
+              <w:jc w:val="center"/>
               <w:rPr>
                 <w:rFonts w:eastAsia="Times New Roman" w:cs="Times New Roman"/>
                 <w:color w:val="auto"/>
@@ -2177,17 +1961,14 @@
         <w:tc>
           <w:tcPr>
             <w:tcW w:w="0" w:type="auto"/>
-            <w:tcBorders>
-              <w:top w:val="single" w:sz="4" w:space="0" w:color="auto"/>
-              <w:right w:val="single" w:sz="4" w:space="0" w:color="auto"/>
-            </w:tcBorders>
             <w:shd w:val="clear" w:color="auto" w:fill="E5DFEC" w:themeFill="accent4" w:themeFillTint="33"/>
             <w:vAlign w:val="center"/>
             <w:hideMark/>
           </w:tcPr>
           <w:p>
             <w:pPr>
-              <w:spacing w:after="0" w:line="240" w:lineRule="auto"/>
+              <w:spacing w:after="0"/>
+              <w:jc w:val="center"/>
               <w:rPr>
                 <w:rFonts w:eastAsia="Times New Roman" w:cs="Times New Roman"/>
                 <w:color w:val="auto"/>
@@ -2214,18 +1995,14 @@
         <w:tc>
           <w:tcPr>
             <w:tcW w:w="0" w:type="auto"/>
-            <w:tcBorders>
-              <w:top w:val="single" w:sz="4" w:space="0" w:color="auto"/>
-              <w:left w:val="single" w:sz="4" w:space="0" w:color="auto"/>
-              <w:right w:val="single" w:sz="4" w:space="0" w:color="auto"/>
-            </w:tcBorders>
+            <w:vMerge/>
             <w:shd w:val="clear" w:color="auto" w:fill="E5DFEC" w:themeFill="accent4" w:themeFillTint="33"/>
             <w:vAlign w:val="center"/>
             <w:hideMark/>
           </w:tcPr>
           <w:p>
             <w:pPr>
-              <w:spacing w:after="0" w:line="240" w:lineRule="auto"/>
+              <w:spacing w:after="0"/>
               <w:rPr>
                 <w:rFonts w:eastAsia="Times New Roman" w:cs="Times New Roman"/>
                 <w:color w:val="auto"/>
@@ -2233,31 +2010,19 @@
                 <w:lang w:val="uk-UA" w:eastAsia="uk-UA"/>
               </w:rPr>
             </w:pPr>
-            <w:r>
-              <w:rPr>
-                <w:rFonts w:eastAsia="Times New Roman" w:cs="Times New Roman"/>
-                <w:color w:val="auto"/>
-                <w:szCs w:val="24"/>
-                <w:lang w:val="uk-UA" w:eastAsia="uk-UA"/>
-              </w:rPr>
-              <w:t>8</w:t>
-            </w:r>
           </w:p>
         </w:tc>
         <w:tc>
           <w:tcPr>
             <w:tcW w:w="0" w:type="auto"/>
-            <w:tcBorders>
-              <w:top w:val="single" w:sz="4" w:space="0" w:color="auto"/>
-              <w:right w:val="single" w:sz="4" w:space="0" w:color="auto"/>
-            </w:tcBorders>
+            <w:vMerge/>
             <w:shd w:val="clear" w:color="auto" w:fill="E5DFEC" w:themeFill="accent4" w:themeFillTint="33"/>
             <w:vAlign w:val="center"/>
             <w:hideMark/>
           </w:tcPr>
           <w:p>
             <w:pPr>
-              <w:spacing w:after="0" w:line="240" w:lineRule="auto"/>
+              <w:spacing w:after="0"/>
               <w:rPr>
                 <w:rFonts w:eastAsia="Times New Roman" w:cs="Times New Roman"/>
                 <w:color w:val="auto"/>
@@ -2265,31 +2030,19 @@
                 <w:lang w:val="uk-UA" w:eastAsia="uk-UA"/>
               </w:rPr>
             </w:pPr>
-            <w:r>
-              <w:rPr>
-                <w:rFonts w:eastAsia="Times New Roman" w:cs="Times New Roman"/>
-                <w:color w:val="auto"/>
-                <w:szCs w:val="24"/>
-                <w:lang w:val="uk-UA" w:eastAsia="uk-UA"/>
-              </w:rPr>
-              <w:t>Аналіз тендерів</w:t>
-            </w:r>
           </w:p>
         </w:tc>
         <w:tc>
           <w:tcPr>
             <w:tcW w:w="0" w:type="auto"/>
-            <w:tcBorders>
-              <w:top w:val="single" w:sz="4" w:space="0" w:color="auto"/>
-              <w:right w:val="single" w:sz="4" w:space="0" w:color="auto"/>
-            </w:tcBorders>
+            <w:vMerge/>
             <w:shd w:val="clear" w:color="auto" w:fill="E5DFEC" w:themeFill="accent4" w:themeFillTint="33"/>
             <w:vAlign w:val="center"/>
             <w:hideMark/>
           </w:tcPr>
           <w:p>
             <w:pPr>
-              <w:spacing w:after="0" w:line="240" w:lineRule="auto"/>
+              <w:spacing w:after="0"/>
               <w:rPr>
                 <w:rFonts w:eastAsia="Times New Roman" w:cs="Times New Roman"/>
                 <w:color w:val="auto"/>
@@ -2297,32 +2050,19 @@
                 <w:lang w:val="uk-UA" w:eastAsia="uk-UA"/>
               </w:rPr>
             </w:pPr>
-            <w:r>
-              <w:rPr>
-                <w:rFonts w:eastAsia="Times New Roman" w:cs="Times New Roman"/>
-                <w:color w:val="auto"/>
-                <w:szCs w:val="24"/>
-                <w:lang w:val="uk-UA" w:eastAsia="uk-UA"/>
-              </w:rPr>
-              <w:t>Зареєстрований, Адмін</w:t>
-            </w:r>
           </w:p>
         </w:tc>
         <w:tc>
           <w:tcPr>
             <w:tcW w:w="0" w:type="auto"/>
-            <w:tcBorders>
-              <w:top w:val="single" w:sz="4" w:space="0" w:color="auto"/>
-              <w:left w:val="single" w:sz="4" w:space="0" w:color="auto"/>
-              <w:right w:val="single" w:sz="4" w:space="0" w:color="auto"/>
-            </w:tcBorders>
             <w:shd w:val="clear" w:color="auto" w:fill="E5DFEC" w:themeFill="accent4" w:themeFillTint="33"/>
             <w:vAlign w:val="center"/>
             <w:hideMark/>
           </w:tcPr>
           <w:p>
             <w:pPr>
-              <w:spacing w:after="0" w:line="240" w:lineRule="auto"/>
+              <w:spacing w:after="0"/>
+              <w:jc w:val="center"/>
               <w:rPr>
                 <w:rFonts w:eastAsia="Times New Roman" w:cs="Times New Roman"/>
                 <w:color w:val="auto"/>
@@ -2344,17 +2084,14 @@
         <w:tc>
           <w:tcPr>
             <w:tcW w:w="0" w:type="auto"/>
-            <w:tcBorders>
-              <w:top w:val="single" w:sz="4" w:space="0" w:color="auto"/>
-              <w:right w:val="single" w:sz="4" w:space="0" w:color="auto"/>
-            </w:tcBorders>
             <w:shd w:val="clear" w:color="auto" w:fill="E5DFEC" w:themeFill="accent4" w:themeFillTint="33"/>
             <w:vAlign w:val="center"/>
             <w:hideMark/>
           </w:tcPr>
           <w:p>
             <w:pPr>
-              <w:spacing w:after="0" w:line="240" w:lineRule="auto"/>
+              <w:spacing w:after="0"/>
+              <w:jc w:val="center"/>
               <w:rPr>
                 <w:rFonts w:eastAsia="Times New Roman" w:cs="Times New Roman"/>
                 <w:color w:val="auto"/>
@@ -2376,17 +2113,14 @@
         <w:tc>
           <w:tcPr>
             <w:tcW w:w="0" w:type="auto"/>
-            <w:tcBorders>
-              <w:top w:val="single" w:sz="4" w:space="0" w:color="auto"/>
-              <w:right w:val="single" w:sz="4" w:space="0" w:color="auto"/>
-            </w:tcBorders>
             <w:shd w:val="clear" w:color="auto" w:fill="E5DFEC" w:themeFill="accent4" w:themeFillTint="33"/>
             <w:vAlign w:val="center"/>
             <w:hideMark/>
           </w:tcPr>
           <w:p>
             <w:pPr>
-              <w:spacing w:after="0" w:line="240" w:lineRule="auto"/>
+              <w:spacing w:after="0"/>
+              <w:jc w:val="center"/>
               <w:rPr>
                 <w:rFonts w:eastAsia="Times New Roman" w:cs="Times New Roman"/>
                 <w:color w:val="auto"/>
@@ -2413,19 +2147,15 @@
         <w:tc>
           <w:tcPr>
             <w:tcW w:w="0" w:type="auto"/>
-            <w:tcBorders>
-              <w:top w:val="single" w:sz="4" w:space="0" w:color="auto"/>
-              <w:left w:val="single" w:sz="4" w:space="0" w:color="auto"/>
-              <w:bottom w:val="single" w:sz="4" w:space="0" w:color="auto"/>
-              <w:right w:val="single" w:sz="4" w:space="0" w:color="auto"/>
-            </w:tcBorders>
-            <w:shd w:val="clear" w:color="auto" w:fill="E5DFEC" w:themeFill="accent4" w:themeFillTint="33"/>
+            <w:vMerge w:val="restart"/>
+            <w:shd w:val="clear" w:color="auto" w:fill="F2DBDB" w:themeFill="accent2" w:themeFillTint="33"/>
             <w:vAlign w:val="center"/>
             <w:hideMark/>
           </w:tcPr>
           <w:p>
             <w:pPr>
-              <w:spacing w:after="0" w:line="240" w:lineRule="auto"/>
+              <w:spacing w:after="0"/>
+              <w:jc w:val="center"/>
               <w:rPr>
                 <w:rFonts w:eastAsia="Times New Roman" w:cs="Times New Roman"/>
                 <w:color w:val="auto"/>
@@ -2440,25 +2170,22 @@
                 <w:szCs w:val="24"/>
                 <w:lang w:val="uk-UA" w:eastAsia="uk-UA"/>
               </w:rPr>
-              <w:t>9</w:t>
+              <w:t>4</w:t>
             </w:r>
           </w:p>
         </w:tc>
         <w:tc>
           <w:tcPr>
             <w:tcW w:w="0" w:type="auto"/>
-            <w:tcBorders>
-              <w:top w:val="single" w:sz="4" w:space="0" w:color="auto"/>
-              <w:bottom w:val="single" w:sz="4" w:space="0" w:color="auto"/>
-              <w:right w:val="single" w:sz="4" w:space="0" w:color="auto"/>
-            </w:tcBorders>
-            <w:shd w:val="clear" w:color="auto" w:fill="E5DFEC" w:themeFill="accent4" w:themeFillTint="33"/>
+            <w:vMerge w:val="restart"/>
+            <w:shd w:val="clear" w:color="auto" w:fill="F2DBDB" w:themeFill="accent2" w:themeFillTint="33"/>
             <w:vAlign w:val="center"/>
             <w:hideMark/>
           </w:tcPr>
           <w:p>
             <w:pPr>
-              <w:spacing w:after="0" w:line="240" w:lineRule="auto"/>
+              <w:spacing w:after="0"/>
+              <w:jc w:val="center"/>
               <w:rPr>
                 <w:rFonts w:eastAsia="Times New Roman" w:cs="Times New Roman"/>
                 <w:color w:val="auto"/>
@@ -2473,25 +2200,22 @@
                 <w:szCs w:val="24"/>
                 <w:lang w:val="uk-UA" w:eastAsia="uk-UA"/>
               </w:rPr>
-              <w:t>Аналіз тендерів</w:t>
+              <w:t>Адміністрування</w:t>
             </w:r>
           </w:p>
         </w:tc>
         <w:tc>
           <w:tcPr>
             <w:tcW w:w="0" w:type="auto"/>
-            <w:tcBorders>
-              <w:top w:val="single" w:sz="4" w:space="0" w:color="auto"/>
-              <w:bottom w:val="single" w:sz="4" w:space="0" w:color="auto"/>
-              <w:right w:val="single" w:sz="4" w:space="0" w:color="auto"/>
-            </w:tcBorders>
-            <w:shd w:val="clear" w:color="auto" w:fill="E5DFEC" w:themeFill="accent4" w:themeFillTint="33"/>
+            <w:vMerge w:val="restart"/>
+            <w:shd w:val="clear" w:color="auto" w:fill="F2DBDB" w:themeFill="accent2" w:themeFillTint="33"/>
             <w:vAlign w:val="center"/>
             <w:hideMark/>
           </w:tcPr>
           <w:p>
             <w:pPr>
-              <w:spacing w:after="0" w:line="240" w:lineRule="auto"/>
+              <w:spacing w:after="0"/>
+              <w:jc w:val="center"/>
               <w:rPr>
                 <w:rFonts w:eastAsia="Times New Roman" w:cs="Times New Roman"/>
                 <w:color w:val="auto"/>
@@ -2506,25 +2230,21 @@
                 <w:szCs w:val="24"/>
                 <w:lang w:val="uk-UA" w:eastAsia="uk-UA"/>
               </w:rPr>
-              <w:t>Зареєстрований, Адмін</w:t>
+              <w:t>Адмін</w:t>
             </w:r>
           </w:p>
         </w:tc>
         <w:tc>
           <w:tcPr>
             <w:tcW w:w="0" w:type="auto"/>
-            <w:tcBorders>
-              <w:top w:val="single" w:sz="4" w:space="0" w:color="auto"/>
-              <w:bottom w:val="single" w:sz="4" w:space="0" w:color="auto"/>
-              <w:right w:val="single" w:sz="4" w:space="0" w:color="auto"/>
-            </w:tcBorders>
-            <w:shd w:val="clear" w:color="auto" w:fill="E5DFEC" w:themeFill="accent4" w:themeFillTint="33"/>
+            <w:shd w:val="clear" w:color="auto" w:fill="F2DBDB" w:themeFill="accent2" w:themeFillTint="33"/>
             <w:vAlign w:val="center"/>
             <w:hideMark/>
           </w:tcPr>
           <w:p>
             <w:pPr>
-              <w:spacing w:after="0" w:line="240" w:lineRule="auto"/>
+              <w:spacing w:after="0"/>
+              <w:jc w:val="center"/>
               <w:rPr>
                 <w:rFonts w:eastAsia="Times New Roman" w:cs="Times New Roman"/>
                 <w:color w:val="auto"/>
@@ -2539,25 +2259,21 @@
                 <w:szCs w:val="24"/>
                 <w:lang w:val="uk-UA" w:eastAsia="uk-UA"/>
               </w:rPr>
-              <w:t>Перегляд історії аналізів</w:t>
+              <w:t>Перегляд списку всіх користувачів</w:t>
             </w:r>
           </w:p>
         </w:tc>
         <w:tc>
           <w:tcPr>
             <w:tcW w:w="0" w:type="auto"/>
-            <w:tcBorders>
-              <w:top w:val="single" w:sz="4" w:space="0" w:color="auto"/>
-              <w:bottom w:val="single" w:sz="4" w:space="0" w:color="auto"/>
-              <w:right w:val="single" w:sz="4" w:space="0" w:color="auto"/>
-            </w:tcBorders>
-            <w:shd w:val="clear" w:color="auto" w:fill="E5DFEC" w:themeFill="accent4" w:themeFillTint="33"/>
+            <w:shd w:val="clear" w:color="auto" w:fill="F2DBDB" w:themeFill="accent2" w:themeFillTint="33"/>
             <w:vAlign w:val="center"/>
             <w:hideMark/>
           </w:tcPr>
           <w:p>
             <w:pPr>
-              <w:spacing w:after="0" w:line="240" w:lineRule="auto"/>
+              <w:spacing w:after="0"/>
+              <w:jc w:val="center"/>
               <w:rPr>
                 <w:rFonts w:eastAsia="Times New Roman" w:cs="Times New Roman"/>
                 <w:color w:val="auto"/>
@@ -2572,25 +2288,21 @@
                 <w:szCs w:val="24"/>
                 <w:lang w:val="uk-UA" w:eastAsia="uk-UA"/>
               </w:rPr>
-              <w:t>Перегляд власних попередніх аналізів (Excel + Prozorro) з можливістю відкрити</w:t>
+              <w:t>Таблиця з усіма зареєстрованими користувачами та їх статусом</w:t>
             </w:r>
           </w:p>
         </w:tc>
         <w:tc>
           <w:tcPr>
             <w:tcW w:w="0" w:type="auto"/>
-            <w:tcBorders>
-              <w:top w:val="single" w:sz="4" w:space="0" w:color="auto"/>
-              <w:bottom w:val="single" w:sz="4" w:space="0" w:color="auto"/>
-              <w:right w:val="single" w:sz="4" w:space="0" w:color="auto"/>
-            </w:tcBorders>
-            <w:shd w:val="clear" w:color="auto" w:fill="E5DFEC" w:themeFill="accent4" w:themeFillTint="33"/>
+            <w:shd w:val="clear" w:color="auto" w:fill="F2DBDB" w:themeFill="accent2" w:themeFillTint="33"/>
             <w:vAlign w:val="center"/>
             <w:hideMark/>
           </w:tcPr>
           <w:p>
             <w:pPr>
-              <w:spacing w:after="0" w:line="240" w:lineRule="auto"/>
+              <w:spacing w:after="0"/>
+              <w:jc w:val="center"/>
               <w:rPr>
                 <w:rFonts w:eastAsia="Times New Roman" w:cs="Times New Roman"/>
                 <w:color w:val="auto"/>
@@ -2617,17 +2329,74 @@
         <w:tc>
           <w:tcPr>
             <w:tcW w:w="0" w:type="auto"/>
-            <w:tcBorders>
-              <w:left w:val="single" w:sz="4" w:space="0" w:color="auto"/>
-              <w:right w:val="single" w:sz="4" w:space="0" w:color="auto"/>
-            </w:tcBorders>
+            <w:vMerge/>
             <w:shd w:val="clear" w:color="auto" w:fill="F2DBDB" w:themeFill="accent2" w:themeFillTint="33"/>
             <w:vAlign w:val="center"/>
             <w:hideMark/>
           </w:tcPr>
           <w:p>
             <w:pPr>
-              <w:spacing w:after="0" w:line="240" w:lineRule="auto"/>
+              <w:spacing w:after="0"/>
+              <w:rPr>
+                <w:rFonts w:eastAsia="Times New Roman" w:cs="Times New Roman"/>
+                <w:color w:val="auto"/>
+                <w:szCs w:val="24"/>
+                <w:lang w:val="uk-UA" w:eastAsia="uk-UA"/>
+              </w:rPr>
+            </w:pPr>
+          </w:p>
+        </w:tc>
+        <w:tc>
+          <w:tcPr>
+            <w:tcW w:w="0" w:type="auto"/>
+            <w:vMerge/>
+            <w:shd w:val="clear" w:color="auto" w:fill="F2DBDB" w:themeFill="accent2" w:themeFillTint="33"/>
+            <w:vAlign w:val="center"/>
+            <w:hideMark/>
+          </w:tcPr>
+          <w:p>
+            <w:pPr>
+              <w:spacing w:after="0"/>
+              <w:rPr>
+                <w:rFonts w:eastAsia="Times New Roman" w:cs="Times New Roman"/>
+                <w:color w:val="auto"/>
+                <w:szCs w:val="24"/>
+                <w:lang w:val="uk-UA" w:eastAsia="uk-UA"/>
+              </w:rPr>
+            </w:pPr>
+          </w:p>
+        </w:tc>
+        <w:tc>
+          <w:tcPr>
+            <w:tcW w:w="0" w:type="auto"/>
+            <w:vMerge/>
+            <w:shd w:val="clear" w:color="auto" w:fill="F2DBDB" w:themeFill="accent2" w:themeFillTint="33"/>
+            <w:vAlign w:val="center"/>
+            <w:hideMark/>
+          </w:tcPr>
+          <w:p>
+            <w:pPr>
+              <w:spacing w:after="0"/>
+              <w:rPr>
+                <w:rFonts w:eastAsia="Times New Roman" w:cs="Times New Roman"/>
+                <w:color w:val="auto"/>
+                <w:szCs w:val="24"/>
+                <w:lang w:val="uk-UA" w:eastAsia="uk-UA"/>
+              </w:rPr>
+            </w:pPr>
+          </w:p>
+        </w:tc>
+        <w:tc>
+          <w:tcPr>
+            <w:tcW w:w="0" w:type="auto"/>
+            <w:shd w:val="clear" w:color="auto" w:fill="F2DBDB" w:themeFill="accent2" w:themeFillTint="33"/>
+            <w:vAlign w:val="center"/>
+            <w:hideMark/>
+          </w:tcPr>
+          <w:p>
+            <w:pPr>
+              <w:spacing w:after="0"/>
+              <w:jc w:val="center"/>
               <w:rPr>
                 <w:rFonts w:eastAsia="Times New Roman" w:cs="Times New Roman"/>
                 <w:color w:val="auto"/>
@@ -2642,23 +2411,21 @@
                 <w:szCs w:val="24"/>
                 <w:lang w:val="uk-UA" w:eastAsia="uk-UA"/>
               </w:rPr>
-              <w:t>10</w:t>
+              <w:t>Блокування / розблокування облікового запису</w:t>
             </w:r>
           </w:p>
         </w:tc>
         <w:tc>
           <w:tcPr>
             <w:tcW w:w="0" w:type="auto"/>
-            <w:tcBorders>
-              <w:right w:val="single" w:sz="4" w:space="0" w:color="auto"/>
-            </w:tcBorders>
             <w:shd w:val="clear" w:color="auto" w:fill="F2DBDB" w:themeFill="accent2" w:themeFillTint="33"/>
             <w:vAlign w:val="center"/>
             <w:hideMark/>
           </w:tcPr>
           <w:p>
             <w:pPr>
-              <w:spacing w:after="0" w:line="240" w:lineRule="auto"/>
+              <w:spacing w:after="0"/>
+              <w:jc w:val="center"/>
               <w:rPr>
                 <w:rFonts w:eastAsia="Times New Roman" w:cs="Times New Roman"/>
                 <w:color w:val="auto"/>
@@ -2673,116 +2440,21 @@
                 <w:szCs w:val="24"/>
                 <w:lang w:val="uk-UA" w:eastAsia="uk-UA"/>
               </w:rPr>
-              <w:t>Адміністрування</w:t>
+              <w:t xml:space="preserve">Зміна статусу активності користувача </w:t>
             </w:r>
           </w:p>
         </w:tc>
         <w:tc>
           <w:tcPr>
             <w:tcW w:w="0" w:type="auto"/>
-            <w:tcBorders>
-              <w:right w:val="single" w:sz="4" w:space="0" w:color="auto"/>
-            </w:tcBorders>
             <w:shd w:val="clear" w:color="auto" w:fill="F2DBDB" w:themeFill="accent2" w:themeFillTint="33"/>
             <w:vAlign w:val="center"/>
             <w:hideMark/>
           </w:tcPr>
           <w:p>
             <w:pPr>
-              <w:spacing w:after="0" w:line="240" w:lineRule="auto"/>
-              <w:rPr>
-                <w:rFonts w:eastAsia="Times New Roman" w:cs="Times New Roman"/>
-                <w:color w:val="auto"/>
-                <w:szCs w:val="24"/>
-                <w:lang w:val="uk-UA" w:eastAsia="uk-UA"/>
-              </w:rPr>
-            </w:pPr>
-            <w:r>
-              <w:rPr>
-                <w:rFonts w:eastAsia="Times New Roman" w:cs="Times New Roman"/>
-                <w:color w:val="auto"/>
-                <w:szCs w:val="24"/>
-                <w:lang w:val="uk-UA" w:eastAsia="uk-UA"/>
-              </w:rPr>
-              <w:t>Адмін</w:t>
-            </w:r>
-          </w:p>
-        </w:tc>
-        <w:tc>
-          <w:tcPr>
-            <w:tcW w:w="0" w:type="auto"/>
-            <w:tcBorders>
-              <w:right w:val="single" w:sz="4" w:space="0" w:color="auto"/>
-            </w:tcBorders>
-            <w:shd w:val="clear" w:color="auto" w:fill="F2DBDB" w:themeFill="accent2" w:themeFillTint="33"/>
-            <w:vAlign w:val="center"/>
-            <w:hideMark/>
-          </w:tcPr>
-          <w:p>
-            <w:pPr>
-              <w:spacing w:after="0" w:line="240" w:lineRule="auto"/>
-              <w:rPr>
-                <w:rFonts w:eastAsia="Times New Roman" w:cs="Times New Roman"/>
-                <w:color w:val="auto"/>
-                <w:szCs w:val="24"/>
-                <w:lang w:val="uk-UA" w:eastAsia="uk-UA"/>
-              </w:rPr>
-            </w:pPr>
-            <w:r>
-              <w:rPr>
-                <w:rFonts w:eastAsia="Times New Roman" w:cs="Times New Roman"/>
-                <w:color w:val="auto"/>
-                <w:szCs w:val="24"/>
-                <w:lang w:val="uk-UA" w:eastAsia="uk-UA"/>
-              </w:rPr>
-              <w:t>Перегляд списку всіх користувачів</w:t>
-            </w:r>
-          </w:p>
-        </w:tc>
-        <w:tc>
-          <w:tcPr>
-            <w:tcW w:w="0" w:type="auto"/>
-            <w:tcBorders>
-              <w:right w:val="single" w:sz="4" w:space="0" w:color="auto"/>
-            </w:tcBorders>
-            <w:shd w:val="clear" w:color="auto" w:fill="F2DBDB" w:themeFill="accent2" w:themeFillTint="33"/>
-            <w:vAlign w:val="center"/>
-            <w:hideMark/>
-          </w:tcPr>
-          <w:p>
-            <w:pPr>
-              <w:spacing w:after="0" w:line="240" w:lineRule="auto"/>
-              <w:rPr>
-                <w:rFonts w:eastAsia="Times New Roman" w:cs="Times New Roman"/>
-                <w:color w:val="auto"/>
-                <w:szCs w:val="24"/>
-                <w:lang w:val="uk-UA" w:eastAsia="uk-UA"/>
-              </w:rPr>
-            </w:pPr>
-            <w:r>
-              <w:rPr>
-                <w:rFonts w:eastAsia="Times New Roman" w:cs="Times New Roman"/>
-                <w:color w:val="auto"/>
-                <w:szCs w:val="24"/>
-                <w:lang w:val="uk-UA" w:eastAsia="uk-UA"/>
-              </w:rPr>
-              <w:t>Таблиця з усіма зареєстрованими користувачами та їх статусом</w:t>
-            </w:r>
-          </w:p>
-        </w:tc>
-        <w:tc>
-          <w:tcPr>
-            <w:tcW w:w="0" w:type="auto"/>
-            <w:tcBorders>
-              <w:right w:val="single" w:sz="4" w:space="0" w:color="auto"/>
-            </w:tcBorders>
-            <w:shd w:val="clear" w:color="auto" w:fill="F2DBDB" w:themeFill="accent2" w:themeFillTint="33"/>
-            <w:vAlign w:val="center"/>
-            <w:hideMark/>
-          </w:tcPr>
-          <w:p>
-            <w:pPr>
-              <w:spacing w:after="0" w:line="240" w:lineRule="auto"/>
+              <w:spacing w:after="0"/>
+              <w:jc w:val="center"/>
               <w:rPr>
                 <w:rFonts w:eastAsia="Times New Roman" w:cs="Times New Roman"/>
                 <w:color w:val="auto"/>
@@ -2809,19 +2481,74 @@
         <w:tc>
           <w:tcPr>
             <w:tcW w:w="0" w:type="auto"/>
-            <w:tcBorders>
-              <w:top w:val="single" w:sz="4" w:space="0" w:color="auto"/>
-              <w:left w:val="single" w:sz="4" w:space="0" w:color="auto"/>
-              <w:bottom w:val="single" w:sz="4" w:space="0" w:color="auto"/>
-              <w:right w:val="single" w:sz="4" w:space="0" w:color="auto"/>
-            </w:tcBorders>
+            <w:vMerge/>
             <w:shd w:val="clear" w:color="auto" w:fill="F2DBDB" w:themeFill="accent2" w:themeFillTint="33"/>
             <w:vAlign w:val="center"/>
             <w:hideMark/>
           </w:tcPr>
           <w:p>
             <w:pPr>
-              <w:spacing w:after="0" w:line="240" w:lineRule="auto"/>
+              <w:spacing w:after="0"/>
+              <w:rPr>
+                <w:rFonts w:eastAsia="Times New Roman" w:cs="Times New Roman"/>
+                <w:color w:val="auto"/>
+                <w:szCs w:val="24"/>
+                <w:lang w:val="uk-UA" w:eastAsia="uk-UA"/>
+              </w:rPr>
+            </w:pPr>
+          </w:p>
+        </w:tc>
+        <w:tc>
+          <w:tcPr>
+            <w:tcW w:w="0" w:type="auto"/>
+            <w:vMerge/>
+            <w:shd w:val="clear" w:color="auto" w:fill="F2DBDB" w:themeFill="accent2" w:themeFillTint="33"/>
+            <w:vAlign w:val="center"/>
+            <w:hideMark/>
+          </w:tcPr>
+          <w:p>
+            <w:pPr>
+              <w:spacing w:after="0"/>
+              <w:rPr>
+                <w:rFonts w:eastAsia="Times New Roman" w:cs="Times New Roman"/>
+                <w:color w:val="auto"/>
+                <w:szCs w:val="24"/>
+                <w:lang w:val="uk-UA" w:eastAsia="uk-UA"/>
+              </w:rPr>
+            </w:pPr>
+          </w:p>
+        </w:tc>
+        <w:tc>
+          <w:tcPr>
+            <w:tcW w:w="0" w:type="auto"/>
+            <w:vMerge/>
+            <w:shd w:val="clear" w:color="auto" w:fill="F2DBDB" w:themeFill="accent2" w:themeFillTint="33"/>
+            <w:vAlign w:val="center"/>
+            <w:hideMark/>
+          </w:tcPr>
+          <w:p>
+            <w:pPr>
+              <w:spacing w:after="0"/>
+              <w:rPr>
+                <w:rFonts w:eastAsia="Times New Roman" w:cs="Times New Roman"/>
+                <w:color w:val="auto"/>
+                <w:szCs w:val="24"/>
+                <w:lang w:val="uk-UA" w:eastAsia="uk-UA"/>
+              </w:rPr>
+            </w:pPr>
+          </w:p>
+        </w:tc>
+        <w:tc>
+          <w:tcPr>
+            <w:tcW w:w="0" w:type="auto"/>
+            <w:shd w:val="clear" w:color="auto" w:fill="F2DBDB" w:themeFill="accent2" w:themeFillTint="33"/>
+            <w:vAlign w:val="center"/>
+            <w:hideMark/>
+          </w:tcPr>
+          <w:p>
+            <w:pPr>
+              <w:spacing w:after="0"/>
+              <w:jc w:val="center"/>
               <w:rPr>
                 <w:rFonts w:eastAsia="Times New Roman" w:cs="Times New Roman"/>
                 <w:color w:val="auto"/>
@@ -2836,25 +2563,21 @@
                 <w:szCs w:val="24"/>
                 <w:lang w:val="uk-UA" w:eastAsia="uk-UA"/>
               </w:rPr>
-              <w:t>11</w:t>
+              <w:t>Видалення облікового запису</w:t>
             </w:r>
           </w:p>
         </w:tc>
         <w:tc>
           <w:tcPr>
             <w:tcW w:w="0" w:type="auto"/>
-            <w:tcBorders>
-              <w:top w:val="single" w:sz="4" w:space="0" w:color="auto"/>
-              <w:bottom w:val="single" w:sz="4" w:space="0" w:color="auto"/>
-              <w:right w:val="single" w:sz="4" w:space="0" w:color="auto"/>
-            </w:tcBorders>
             <w:shd w:val="clear" w:color="auto" w:fill="F2DBDB" w:themeFill="accent2" w:themeFillTint="33"/>
             <w:vAlign w:val="center"/>
             <w:hideMark/>
           </w:tcPr>
           <w:p>
             <w:pPr>
-              <w:spacing w:after="0" w:line="240" w:lineRule="auto"/>
+              <w:spacing w:after="0"/>
+              <w:jc w:val="center"/>
               <w:rPr>
                 <w:rFonts w:eastAsia="Times New Roman" w:cs="Times New Roman"/>
                 <w:color w:val="auto"/>
@@ -2869,124 +2592,21 @@
                 <w:szCs w:val="24"/>
                 <w:lang w:val="uk-UA" w:eastAsia="uk-UA"/>
               </w:rPr>
-              <w:t>Адміністрування</w:t>
+              <w:t xml:space="preserve">Повне видалення користувача та пов’язаних даних </w:t>
             </w:r>
           </w:p>
         </w:tc>
         <w:tc>
           <w:tcPr>
             <w:tcW w:w="0" w:type="auto"/>
-            <w:tcBorders>
-              <w:top w:val="single" w:sz="4" w:space="0" w:color="auto"/>
-              <w:bottom w:val="single" w:sz="4" w:space="0" w:color="auto"/>
-              <w:right w:val="single" w:sz="4" w:space="0" w:color="auto"/>
-            </w:tcBorders>
             <w:shd w:val="clear" w:color="auto" w:fill="F2DBDB" w:themeFill="accent2" w:themeFillTint="33"/>
             <w:vAlign w:val="center"/>
             <w:hideMark/>
           </w:tcPr>
           <w:p>
             <w:pPr>
-              <w:spacing w:after="0" w:line="240" w:lineRule="auto"/>
-              <w:rPr>
-                <w:rFonts w:eastAsia="Times New Roman" w:cs="Times New Roman"/>
-                <w:color w:val="auto"/>
-                <w:szCs w:val="24"/>
-                <w:lang w:val="uk-UA" w:eastAsia="uk-UA"/>
-              </w:rPr>
-            </w:pPr>
-            <w:r>
-              <w:rPr>
-                <w:rFonts w:eastAsia="Times New Roman" w:cs="Times New Roman"/>
-                <w:color w:val="auto"/>
-                <w:szCs w:val="24"/>
-                <w:lang w:val="uk-UA" w:eastAsia="uk-UA"/>
-              </w:rPr>
-              <w:t>Адмін</w:t>
-            </w:r>
-          </w:p>
-        </w:tc>
-        <w:tc>
-          <w:tcPr>
-            <w:tcW w:w="0" w:type="auto"/>
-            <w:tcBorders>
-              <w:top w:val="single" w:sz="4" w:space="0" w:color="auto"/>
-              <w:bottom w:val="single" w:sz="4" w:space="0" w:color="auto"/>
-              <w:right w:val="single" w:sz="4" w:space="0" w:color="auto"/>
-            </w:tcBorders>
-            <w:shd w:val="clear" w:color="auto" w:fill="F2DBDB" w:themeFill="accent2" w:themeFillTint="33"/>
-            <w:vAlign w:val="center"/>
-            <w:hideMark/>
-          </w:tcPr>
-          <w:p>
-            <w:pPr>
-              <w:spacing w:after="0" w:line="240" w:lineRule="auto"/>
-              <w:rPr>
-                <w:rFonts w:eastAsia="Times New Roman" w:cs="Times New Roman"/>
-                <w:color w:val="auto"/>
-                <w:szCs w:val="24"/>
-                <w:lang w:val="uk-UA" w:eastAsia="uk-UA"/>
-              </w:rPr>
-            </w:pPr>
-            <w:r>
-              <w:rPr>
-                <w:rFonts w:eastAsia="Times New Roman" w:cs="Times New Roman"/>
-                <w:color w:val="auto"/>
-                <w:szCs w:val="24"/>
-                <w:lang w:val="uk-UA" w:eastAsia="uk-UA"/>
-              </w:rPr>
-              <w:t>Блокування / розблокування облікового запису</w:t>
-            </w:r>
-          </w:p>
-        </w:tc>
-        <w:tc>
-          <w:tcPr>
-            <w:tcW w:w="0" w:type="auto"/>
-            <w:tcBorders>
-              <w:top w:val="single" w:sz="4" w:space="0" w:color="auto"/>
-              <w:bottom w:val="single" w:sz="4" w:space="0" w:color="auto"/>
-              <w:right w:val="single" w:sz="4" w:space="0" w:color="auto"/>
-            </w:tcBorders>
-            <w:shd w:val="clear" w:color="auto" w:fill="F2DBDB" w:themeFill="accent2" w:themeFillTint="33"/>
-            <w:vAlign w:val="center"/>
-            <w:hideMark/>
-          </w:tcPr>
-          <w:p>
-            <w:pPr>
-              <w:spacing w:after="0" w:line="240" w:lineRule="auto"/>
-              <w:rPr>
-                <w:rFonts w:eastAsia="Times New Roman" w:cs="Times New Roman"/>
-                <w:color w:val="auto"/>
-                <w:szCs w:val="24"/>
-                <w:lang w:val="uk-UA" w:eastAsia="uk-UA"/>
-              </w:rPr>
-            </w:pPr>
-            <w:r>
-              <w:rPr>
-                <w:rFonts w:eastAsia="Times New Roman" w:cs="Times New Roman"/>
-                <w:color w:val="auto"/>
-                <w:szCs w:val="24"/>
-                <w:lang w:val="uk-UA" w:eastAsia="uk-UA"/>
-              </w:rPr>
-              <w:t>Зміна статусу активності користувача (active / blocked)</w:t>
-            </w:r>
-          </w:p>
-        </w:tc>
-        <w:tc>
-          <w:tcPr>
-            <w:tcW w:w="0" w:type="auto"/>
-            <w:tcBorders>
-              <w:top w:val="single" w:sz="4" w:space="0" w:color="auto"/>
-              <w:bottom w:val="single" w:sz="4" w:space="0" w:color="auto"/>
-              <w:right w:val="single" w:sz="4" w:space="0" w:color="auto"/>
-            </w:tcBorders>
-            <w:shd w:val="clear" w:color="auto" w:fill="F2DBDB" w:themeFill="accent2" w:themeFillTint="33"/>
-            <w:vAlign w:val="center"/>
-            <w:hideMark/>
-          </w:tcPr>
-          <w:p>
-            <w:pPr>
-              <w:spacing w:after="0" w:line="240" w:lineRule="auto"/>
+              <w:spacing w:after="0"/>
+              <w:jc w:val="center"/>
               <w:rPr>
                 <w:rFonts w:eastAsia="Times New Roman" w:cs="Times New Roman"/>
                 <w:color w:val="auto"/>
@@ -3013,17 +2633,14 @@
         <w:tc>
           <w:tcPr>
             <w:tcW w:w="0" w:type="auto"/>
-            <w:tcBorders>
-              <w:left w:val="single" w:sz="4" w:space="0" w:color="auto"/>
-              <w:right w:val="single" w:sz="4" w:space="0" w:color="auto"/>
-            </w:tcBorders>
+            <w:vMerge/>
             <w:shd w:val="clear" w:color="auto" w:fill="F2DBDB" w:themeFill="accent2" w:themeFillTint="33"/>
             <w:vAlign w:val="center"/>
             <w:hideMark/>
           </w:tcPr>
           <w:p>
             <w:pPr>
-              <w:spacing w:after="0" w:line="240" w:lineRule="auto"/>
+              <w:spacing w:after="0"/>
               <w:rPr>
                 <w:rFonts w:eastAsia="Times New Roman" w:cs="Times New Roman"/>
                 <w:color w:val="auto"/>
@@ -3031,30 +2648,19 @@
                 <w:lang w:val="uk-UA" w:eastAsia="uk-UA"/>
               </w:rPr>
             </w:pPr>
-            <w:r>
-              <w:rPr>
-                <w:rFonts w:eastAsia="Times New Roman" w:cs="Times New Roman"/>
-                <w:color w:val="auto"/>
-                <w:szCs w:val="24"/>
-                <w:lang w:val="uk-UA" w:eastAsia="uk-UA"/>
-              </w:rPr>
-              <w:t>12</w:t>
-            </w:r>
           </w:p>
         </w:tc>
         <w:tc>
           <w:tcPr>
             <w:tcW w:w="0" w:type="auto"/>
-            <w:tcBorders>
-              <w:right w:val="single" w:sz="4" w:space="0" w:color="auto"/>
-            </w:tcBorders>
+            <w:vMerge/>
             <w:shd w:val="clear" w:color="auto" w:fill="F2DBDB" w:themeFill="accent2" w:themeFillTint="33"/>
             <w:vAlign w:val="center"/>
             <w:hideMark/>
           </w:tcPr>
           <w:p>
             <w:pPr>
-              <w:spacing w:after="0" w:line="240" w:lineRule="auto"/>
+              <w:spacing w:after="0"/>
               <w:rPr>
                 <w:rFonts w:eastAsia="Times New Roman" w:cs="Times New Roman"/>
                 <w:color w:val="auto"/>
@@ -3062,30 +2668,19 @@
                 <w:lang w:val="uk-UA" w:eastAsia="uk-UA"/>
               </w:rPr>
             </w:pPr>
-            <w:r>
-              <w:rPr>
-                <w:rFonts w:eastAsia="Times New Roman" w:cs="Times New Roman"/>
-                <w:color w:val="auto"/>
-                <w:szCs w:val="24"/>
-                <w:lang w:val="uk-UA" w:eastAsia="uk-UA"/>
-              </w:rPr>
-              <w:t>Адміністрування</w:t>
-            </w:r>
           </w:p>
         </w:tc>
         <w:tc>
           <w:tcPr>
             <w:tcW w:w="0" w:type="auto"/>
-            <w:tcBorders>
-              <w:right w:val="single" w:sz="4" w:space="0" w:color="auto"/>
-            </w:tcBorders>
+            <w:vMerge/>
             <w:shd w:val="clear" w:color="auto" w:fill="F2DBDB" w:themeFill="accent2" w:themeFillTint="33"/>
             <w:vAlign w:val="center"/>
             <w:hideMark/>
           </w:tcPr>
           <w:p>
             <w:pPr>
-              <w:spacing w:after="0" w:line="240" w:lineRule="auto"/>
+              <w:spacing w:after="0"/>
               <w:rPr>
                 <w:rFonts w:eastAsia="Times New Roman" w:cs="Times New Roman"/>
                 <w:color w:val="auto"/>
@@ -3093,230 +2688,19 @@
                 <w:lang w:val="uk-UA" w:eastAsia="uk-UA"/>
               </w:rPr>
             </w:pPr>
-            <w:r>
-              <w:rPr>
-                <w:rFonts w:eastAsia="Times New Roman" w:cs="Times New Roman"/>
-                <w:color w:val="auto"/>
-                <w:szCs w:val="24"/>
-                <w:lang w:val="uk-UA" w:eastAsia="uk-UA"/>
-              </w:rPr>
-              <w:t>Адмін</w:t>
-            </w:r>
           </w:p>
         </w:tc>
         <w:tc>
           <w:tcPr>
             <w:tcW w:w="0" w:type="auto"/>
-            <w:tcBorders>
-              <w:right w:val="single" w:sz="4" w:space="0" w:color="auto"/>
-            </w:tcBorders>
             <w:shd w:val="clear" w:color="auto" w:fill="F2DBDB" w:themeFill="accent2" w:themeFillTint="33"/>
             <w:vAlign w:val="center"/>
             <w:hideMark/>
           </w:tcPr>
           <w:p>
             <w:pPr>
-              <w:spacing w:after="0" w:line="240" w:lineRule="auto"/>
-              <w:rPr>
-                <w:rFonts w:eastAsia="Times New Roman" w:cs="Times New Roman"/>
-                <w:color w:val="auto"/>
-                <w:szCs w:val="24"/>
-                <w:lang w:val="uk-UA" w:eastAsia="uk-UA"/>
-              </w:rPr>
-            </w:pPr>
-            <w:r>
-              <w:rPr>
-                <w:rFonts w:eastAsia="Times New Roman" w:cs="Times New Roman"/>
-                <w:color w:val="auto"/>
-                <w:szCs w:val="24"/>
-                <w:lang w:val="uk-UA" w:eastAsia="uk-UA"/>
-              </w:rPr>
-              <w:t>Видалення облікового запису</w:t>
-            </w:r>
-          </w:p>
-        </w:tc>
-        <w:tc>
-          <w:tcPr>
-            <w:tcW w:w="0" w:type="auto"/>
-            <w:tcBorders>
-              <w:right w:val="single" w:sz="4" w:space="0" w:color="auto"/>
-            </w:tcBorders>
-            <w:shd w:val="clear" w:color="auto" w:fill="F2DBDB" w:themeFill="accent2" w:themeFillTint="33"/>
-            <w:vAlign w:val="center"/>
-            <w:hideMark/>
-          </w:tcPr>
-          <w:p>
-            <w:pPr>
-              <w:spacing w:after="0" w:line="240" w:lineRule="auto"/>
-              <w:rPr>
-                <w:rFonts w:eastAsia="Times New Roman" w:cs="Times New Roman"/>
-                <w:color w:val="auto"/>
-                <w:szCs w:val="24"/>
-                <w:lang w:val="uk-UA" w:eastAsia="uk-UA"/>
-              </w:rPr>
-            </w:pPr>
-            <w:r>
-              <w:rPr>
-                <w:rFonts w:eastAsia="Times New Roman" w:cs="Times New Roman"/>
-                <w:color w:val="auto"/>
-                <w:szCs w:val="24"/>
-                <w:lang w:val="uk-UA" w:eastAsia="uk-UA"/>
-              </w:rPr>
-              <w:t>Повне видалення користувача та пов’язаних даних (з підтвердженням)</w:t>
-            </w:r>
-          </w:p>
-        </w:tc>
-        <w:tc>
-          <w:tcPr>
-            <w:tcW w:w="0" w:type="auto"/>
-            <w:tcBorders>
-              <w:right w:val="single" w:sz="4" w:space="0" w:color="auto"/>
-            </w:tcBorders>
-            <w:shd w:val="clear" w:color="auto" w:fill="F2DBDB" w:themeFill="accent2" w:themeFillTint="33"/>
-            <w:vAlign w:val="center"/>
-            <w:hideMark/>
-          </w:tcPr>
-          <w:p>
-            <w:pPr>
-              <w:spacing w:after="0" w:line="240" w:lineRule="auto"/>
-              <w:rPr>
-                <w:rFonts w:eastAsia="Times New Roman" w:cs="Times New Roman"/>
-                <w:color w:val="auto"/>
-                <w:szCs w:val="24"/>
-                <w:lang w:val="uk-UA" w:eastAsia="uk-UA"/>
-              </w:rPr>
-            </w:pPr>
-            <w:r>
-              <w:rPr>
-                <w:rFonts w:eastAsia="Times New Roman" w:cs="Times New Roman"/>
-                <w:color w:val="auto"/>
-                <w:szCs w:val="24"/>
-                <w:lang w:val="uk-UA" w:eastAsia="uk-UA"/>
-              </w:rPr>
-              <w:t>Should</w:t>
-            </w:r>
-          </w:p>
-        </w:tc>
-      </w:tr>
-      <w:tr>
-        <w:trPr>
-          <w:tblCellSpacing w:w="15" w:type="dxa"/>
-        </w:trPr>
-        <w:tc>
-          <w:tcPr>
-            <w:tcW w:w="0" w:type="auto"/>
-            <w:tcBorders>
-              <w:top w:val="single" w:sz="4" w:space="0" w:color="auto"/>
-              <w:left w:val="single" w:sz="4" w:space="0" w:color="auto"/>
-              <w:bottom w:val="single" w:sz="4" w:space="0" w:color="auto"/>
-              <w:right w:val="single" w:sz="4" w:space="0" w:color="auto"/>
-            </w:tcBorders>
-            <w:shd w:val="clear" w:color="auto" w:fill="F2DBDB" w:themeFill="accent2" w:themeFillTint="33"/>
-            <w:vAlign w:val="center"/>
-            <w:hideMark/>
-          </w:tcPr>
-          <w:p>
-            <w:pPr>
-              <w:spacing w:after="0" w:line="240" w:lineRule="auto"/>
-              <w:rPr>
-                <w:rFonts w:eastAsia="Times New Roman" w:cs="Times New Roman"/>
-                <w:color w:val="auto"/>
-                <w:szCs w:val="24"/>
-                <w:lang w:val="uk-UA" w:eastAsia="uk-UA"/>
-              </w:rPr>
-            </w:pPr>
-            <w:r>
-              <w:rPr>
-                <w:rFonts w:eastAsia="Times New Roman" w:cs="Times New Roman"/>
-                <w:color w:val="auto"/>
-                <w:szCs w:val="24"/>
-                <w:lang w:val="uk-UA" w:eastAsia="uk-UA"/>
-              </w:rPr>
-              <w:t>13</w:t>
-            </w:r>
-          </w:p>
-        </w:tc>
-        <w:tc>
-          <w:tcPr>
-            <w:tcW w:w="0" w:type="auto"/>
-            <w:tcBorders>
-              <w:top w:val="single" w:sz="4" w:space="0" w:color="auto"/>
-              <w:bottom w:val="single" w:sz="4" w:space="0" w:color="auto"/>
-              <w:right w:val="single" w:sz="4" w:space="0" w:color="auto"/>
-            </w:tcBorders>
-            <w:shd w:val="clear" w:color="auto" w:fill="F2DBDB" w:themeFill="accent2" w:themeFillTint="33"/>
-            <w:vAlign w:val="center"/>
-            <w:hideMark/>
-          </w:tcPr>
-          <w:p>
-            <w:pPr>
-              <w:spacing w:after="0" w:line="240" w:lineRule="auto"/>
-              <w:rPr>
-                <w:rFonts w:eastAsia="Times New Roman" w:cs="Times New Roman"/>
-                <w:color w:val="auto"/>
-                <w:szCs w:val="24"/>
-                <w:lang w:val="uk-UA" w:eastAsia="uk-UA"/>
-              </w:rPr>
-            </w:pPr>
-            <w:r>
-              <w:rPr>
-                <w:rFonts w:eastAsia="Times New Roman" w:cs="Times New Roman"/>
-                <w:color w:val="auto"/>
-                <w:szCs w:val="24"/>
-                <w:lang w:val="uk-UA" w:eastAsia="uk-UA"/>
-              </w:rPr>
-              <w:t xml:space="preserve">Адміністрування </w:t>
-            </w:r>
-          </w:p>
-        </w:tc>
-        <w:tc>
-          <w:tcPr>
-            <w:tcW w:w="0" w:type="auto"/>
-            <w:tcBorders>
-              <w:top w:val="single" w:sz="4" w:space="0" w:color="auto"/>
-              <w:bottom w:val="single" w:sz="4" w:space="0" w:color="auto"/>
-              <w:right w:val="single" w:sz="4" w:space="0" w:color="auto"/>
-            </w:tcBorders>
-            <w:shd w:val="clear" w:color="auto" w:fill="F2DBDB" w:themeFill="accent2" w:themeFillTint="33"/>
-            <w:vAlign w:val="center"/>
-            <w:hideMark/>
-          </w:tcPr>
-          <w:p>
-            <w:pPr>
-              <w:spacing w:after="0" w:line="240" w:lineRule="auto"/>
-              <w:rPr>
-                <w:rFonts w:eastAsia="Times New Roman" w:cs="Times New Roman"/>
-                <w:color w:val="auto"/>
-                <w:szCs w:val="24"/>
-                <w:lang w:val="uk-UA" w:eastAsia="uk-UA"/>
-              </w:rPr>
-            </w:pPr>
-            <w:r>
-              <w:rPr>
-                <w:rFonts w:eastAsia="Times New Roman" w:cs="Times New Roman"/>
-                <w:color w:val="auto"/>
-                <w:szCs w:val="24"/>
-                <w:lang w:val="uk-UA" w:eastAsia="uk-UA"/>
-              </w:rPr>
-              <w:t>Адмін</w:t>
-            </w:r>
-          </w:p>
-        </w:tc>
-        <w:tc>
-          <w:tcPr>
-            <w:tcW w:w="0" w:type="auto"/>
-            <w:tcBorders>
-              <w:top w:val="single" w:sz="4" w:space="0" w:color="auto"/>
-              <w:bottom w:val="single" w:sz="4" w:space="0" w:color="auto"/>
-              <w:right w:val="single" w:sz="4" w:space="0" w:color="auto"/>
-            </w:tcBorders>
-            <w:shd w:val="clear" w:color="auto" w:fill="F2DBDB" w:themeFill="accent2" w:themeFillTint="33"/>
-            <w:vAlign w:val="center"/>
-            <w:hideMark/>
-          </w:tcPr>
-          <w:p>
-            <w:pPr>
-              <w:spacing w:after="0" w:line="240" w:lineRule="auto"/>
+              <w:spacing w:after="0"/>
+              <w:jc w:val="center"/>
               <w:rPr>
                 <w:rFonts w:eastAsia="Times New Roman" w:cs="Times New Roman"/>
                 <w:color w:val="auto"/>
@@ -3338,18 +2722,14 @@
         <w:tc>
           <w:tcPr>
             <w:tcW w:w="0" w:type="auto"/>
-            <w:tcBorders>
-              <w:top w:val="single" w:sz="4" w:space="0" w:color="auto"/>
-              <w:bottom w:val="single" w:sz="4" w:space="0" w:color="auto"/>
-              <w:right w:val="single" w:sz="4" w:space="0" w:color="auto"/>
-            </w:tcBorders>
             <w:shd w:val="clear" w:color="auto" w:fill="F2DBDB" w:themeFill="accent2" w:themeFillTint="33"/>
             <w:vAlign w:val="center"/>
             <w:hideMark/>
           </w:tcPr>
           <w:p>
             <w:pPr>
-              <w:spacing w:after="0" w:line="240" w:lineRule="auto"/>
+              <w:spacing w:after="0"/>
+              <w:jc w:val="center"/>
               <w:rPr>
                 <w:rFonts w:eastAsia="Times New Roman" w:cs="Times New Roman"/>
                 <w:color w:val="auto"/>
@@ -3364,25 +2744,21 @@
                 <w:szCs w:val="24"/>
                 <w:lang w:val="uk-UA" w:eastAsia="uk-UA"/>
               </w:rPr>
-              <w:t>Фільтрований перегляд логів сервера (помилки, критичні події, 4xx/5xx)</w:t>
+              <w:t>Фільтрований перегляд логів сервера</w:t>
             </w:r>
           </w:p>
         </w:tc>
         <w:tc>
           <w:tcPr>
             <w:tcW w:w="0" w:type="auto"/>
-            <w:tcBorders>
-              <w:top w:val="single" w:sz="4" w:space="0" w:color="auto"/>
-              <w:bottom w:val="single" w:sz="4" w:space="0" w:color="auto"/>
-              <w:right w:val="single" w:sz="4" w:space="0" w:color="auto"/>
-            </w:tcBorders>
             <w:shd w:val="clear" w:color="auto" w:fill="F2DBDB" w:themeFill="accent2" w:themeFillTint="33"/>
             <w:vAlign w:val="center"/>
             <w:hideMark/>
           </w:tcPr>
           <w:p>
             <w:pPr>
-              <w:spacing w:after="0" w:line="240" w:lineRule="auto"/>
+              <w:spacing w:after="0"/>
+              <w:jc w:val="center"/>
               <w:rPr>
                 <w:rFonts w:eastAsia="Times New Roman" w:cs="Times New Roman"/>
                 <w:color w:val="auto"/>
@@ -3432,42 +2808,34 @@
     </w:p>
     <w:p>
       <w:pPr>
-        <w:rPr>
-          <w:sz w:val="28"/>
-          <w:szCs w:val="28"/>
-        </w:rPr>
-      </w:pPr>
-    </w:p>
-    <w:p>
-      <w:pPr>
         <w:jc w:val="center"/>
         <w:rPr>
           <w:b/>
           <w:bCs/>
-          <w:sz w:val="28"/>
-          <w:szCs w:val="28"/>
+          <w:sz w:val="36"/>
+          <w:szCs w:val="36"/>
           <w:lang w:val="uk-UA"/>
         </w:rPr>
       </w:pPr>
       <w:r>
         <w:rPr>
           <w:noProof/>
-          <w:sz w:val="28"/>
-          <w:szCs w:val="28"/>
+          <w:sz w:val="36"/>
+          <w:szCs w:val="36"/>
           <w:lang w:val="uk-UA"/>
         </w:rPr>
         <w:lastRenderedPageBreak/>
         <w:drawing>
-          <wp:anchor distT="0" distB="0" distL="114300" distR="114300" simplePos="0" relativeHeight="251657216" behindDoc="1" locked="0" layoutInCell="1" allowOverlap="1" wp14:anchorId="035CE69E" wp14:editId="36D1E99E">
+          <wp:anchor distT="0" distB="0" distL="114300" distR="114300" simplePos="0" relativeHeight="251659776" behindDoc="1" locked="0" layoutInCell="1" allowOverlap="1" wp14:anchorId="035CE69E" wp14:editId="71DA4F29">
             <wp:simplePos x="0" y="0"/>
             <wp:positionH relativeFrom="column">
-              <wp:posOffset>1905000</wp:posOffset>
+              <wp:posOffset>1371600</wp:posOffset>
             </wp:positionH>
             <wp:positionV relativeFrom="paragraph">
-              <wp:posOffset>586740</wp:posOffset>
+              <wp:posOffset>297180</wp:posOffset>
             </wp:positionV>
-            <wp:extent cx="5334000" cy="5779879"/>
-            <wp:effectExtent l="0" t="0" r="0" b="0"/>
+            <wp:extent cx="6431615" cy="6469380"/>
+            <wp:effectExtent l="0" t="0" r="7620" b="7620"/>
             <wp:wrapNone/>
             <wp:docPr id="534178657" name="Рисунок 1" descr="Зображення, що містить текст, ескіз, схема, малюнок&#10;&#10;Вміст на основі ШІ може бути неправильним."/>
             <wp:cNvGraphicFramePr>
@@ -3490,7 +2858,7 @@
                   <pic:spPr bwMode="auto">
                     <a:xfrm>
                       <a:off x="0" y="0"/>
-                      <a:ext cx="5334000" cy="5779879"/>
+                      <a:ext cx="6439172" cy="6476982"/>
                     </a:xfrm>
                     <a:prstGeom prst="rect">
                       <a:avLst/>
@@ -3520,8 +2888,8 @@
         <w:rPr>
           <w:b/>
           <w:bCs/>
-          <w:sz w:val="32"/>
-          <w:szCs w:val="32"/>
+          <w:sz w:val="40"/>
+          <w:szCs w:val="40"/>
         </w:rPr>
         <w:t xml:space="preserve">Use-case </w:t>
       </w:r>
@@ -3529,8 +2897,8 @@
         <w:rPr>
           <w:b/>
           <w:bCs/>
-          <w:sz w:val="32"/>
-          <w:szCs w:val="32"/>
+          <w:sz w:val="40"/>
+          <w:szCs w:val="40"/>
           <w:lang w:val="uk-UA"/>
         </w:rPr>
         <w:t>діаграма</w:t>
@@ -3539,8 +2907,8 @@
         <w:rPr>
           <w:b/>
           <w:bCs/>
-          <w:sz w:val="32"/>
-          <w:szCs w:val="32"/>
+          <w:sz w:val="40"/>
+          <w:szCs w:val="40"/>
           <w:lang w:val="uk-UA"/>
         </w:rPr>
         <w:t xml:space="preserve"> та діаграма підсистем</w:t>
@@ -3551,6 +2919,7 @@
         <w:rPr>
           <w:sz w:val="28"/>
           <w:szCs w:val="28"/>
+          <w:lang w:val="uk-UA"/>
         </w:rPr>
       </w:pPr>
       <w:r>
@@ -3558,1019 +2927,9 @@
           <w:sz w:val="28"/>
           <w:szCs w:val="28"/>
         </w:rPr>
-        <w:lastRenderedPageBreak/>
         <w:t xml:space="preserve">  </w:t>
       </w:r>
-      <w:r>
-        <w:rPr>
-          <w:sz w:val="28"/>
-          <w:szCs w:val="28"/>
-        </w:rPr>
-        <w:drawing>
-          <wp:inline distT="0" distB="0" distL="0" distR="0" wp14:anchorId="5E364DD2" wp14:editId="481FF472">
-            <wp:extent cx="8031170" cy="6604635"/>
-            <wp:effectExtent l="0" t="0" r="8255" b="5715"/>
-            <wp:docPr id="1237021625" name="Рисунок 1" descr="Зображення, що містить текст, схема, ескіз, малюнок&#10;&#10;Вміст на основі ШІ може бути неправильним."/>
-            <wp:cNvGraphicFramePr>
-              <a:graphicFrameLocks xmlns:a="http://schemas.openxmlformats.org/drawingml/2006/main" noChangeAspect="1"/>
-            </wp:cNvGraphicFramePr>
-            <a:graphic xmlns:a="http://schemas.openxmlformats.org/drawingml/2006/main">
-              <a:graphicData uri="http://schemas.openxmlformats.org/drawingml/2006/picture">
-                <pic:pic xmlns:pic="http://schemas.openxmlformats.org/drawingml/2006/picture">
-                  <pic:nvPicPr>
-                    <pic:cNvPr id="1237021625" name="Рисунок 1" descr="Зображення, що містить текст, схема, ескіз, малюнок&#10;&#10;Вміст на основі ШІ може бути неправильним."/>
-                    <pic:cNvPicPr/>
-                  </pic:nvPicPr>
-                  <pic:blipFill>
-                    <a:blip r:embed="rId7"/>
-                    <a:stretch>
-                      <a:fillRect/>
-                    </a:stretch>
-                  </pic:blipFill>
-                  <pic:spPr>
-                    <a:xfrm>
-                      <a:off x="0" y="0"/>
-                      <a:ext cx="8031170" cy="6604635"/>
-                    </a:xfrm>
-                    <a:prstGeom prst="rect">
-                      <a:avLst/>
-                    </a:prstGeom>
-                  </pic:spPr>
-                </pic:pic>
-              </a:graphicData>
-            </a:graphic>
-          </wp:inline>
-        </w:drawing>
-      </w:r>
     </w:p>
-    <w:p>
-      <w:pPr>
-        <w:rPr>
-          <w:sz w:val="28"/>
-          <w:szCs w:val="28"/>
-        </w:rPr>
-      </w:pPr>
-    </w:p>
-    <w:p>
-      <w:pPr>
-        <w:rPr>
-          <w:sz w:val="28"/>
-          <w:szCs w:val="28"/>
-        </w:rPr>
-      </w:pPr>
-    </w:p>
-    <w:p>
-      <w:pPr>
-        <w:rPr>
-          <w:sz w:val="28"/>
-          <w:szCs w:val="28"/>
-          <w:lang w:val="uk-UA"/>
-        </w:rPr>
-      </w:pPr>
-    </w:p>
-    <w:tbl>
-      <w:tblPr>
-        <w:tblW w:w="14709" w:type="dxa"/>
-        <w:tblBorders>
-          <w:top w:val="single" w:sz="8" w:space="0" w:color="000000"/>
-          <w:left w:val="single" w:sz="8" w:space="0" w:color="000000"/>
-          <w:bottom w:val="single" w:sz="8" w:space="0" w:color="000000"/>
-          <w:right w:val="single" w:sz="8" w:space="0" w:color="000000"/>
-          <w:insideH w:val="single" w:sz="8" w:space="0" w:color="000000"/>
-          <w:insideV w:val="single" w:sz="8" w:space="0" w:color="000000"/>
-        </w:tblBorders>
-        <w:tblLook w:val="04A0" w:firstRow="1" w:lastRow="0" w:firstColumn="1" w:lastColumn="0" w:noHBand="0" w:noVBand="1"/>
-      </w:tblPr>
-      <w:tblGrid>
-        <w:gridCol w:w="498"/>
-        <w:gridCol w:w="2018"/>
-        <w:gridCol w:w="4822"/>
-        <w:gridCol w:w="7371"/>
-      </w:tblGrid>
-      <w:tr>
-        <w:tc>
-          <w:tcPr>
-            <w:tcW w:w="498" w:type="dxa"/>
-          </w:tcPr>
-          <w:p>
-            <w:pPr>
-              <w:rPr>
-                <w:b/>
-                <w:bCs/>
-                <w:sz w:val="28"/>
-                <w:szCs w:val="28"/>
-              </w:rPr>
-            </w:pPr>
-            <w:r>
-              <w:rPr>
-                <w:b/>
-                <w:bCs/>
-                <w:sz w:val="28"/>
-                <w:szCs w:val="28"/>
-              </w:rPr>
-              <w:t>№</w:t>
-            </w:r>
-          </w:p>
-        </w:tc>
-        <w:tc>
-          <w:tcPr>
-            <w:tcW w:w="2018" w:type="dxa"/>
-          </w:tcPr>
-          <w:p>
-            <w:pPr>
-              <w:rPr>
-                <w:b/>
-                <w:bCs/>
-                <w:sz w:val="28"/>
-                <w:szCs w:val="28"/>
-                <w:lang w:val="uk-UA"/>
-              </w:rPr>
-            </w:pPr>
-            <w:r>
-              <w:rPr>
-                <w:b/>
-                <w:bCs/>
-                <w:sz w:val="28"/>
-                <w:szCs w:val="28"/>
-              </w:rPr>
-              <w:t>Назва</w:t>
-            </w:r>
-          </w:p>
-        </w:tc>
-        <w:tc>
-          <w:tcPr>
-            <w:tcW w:w="4822" w:type="dxa"/>
-          </w:tcPr>
-          <w:p>
-            <w:pPr>
-              <w:rPr>
-                <w:b/>
-                <w:bCs/>
-                <w:sz w:val="28"/>
-                <w:szCs w:val="28"/>
-              </w:rPr>
-            </w:pPr>
-            <w:r>
-              <w:rPr>
-                <w:b/>
-                <w:bCs/>
-                <w:sz w:val="28"/>
-                <w:szCs w:val="28"/>
-              </w:rPr>
-              <w:t>Критерії прийняття</w:t>
-            </w:r>
-          </w:p>
-        </w:tc>
-        <w:tc>
-          <w:tcPr>
-            <w:tcW w:w="7371" w:type="dxa"/>
-          </w:tcPr>
-          <w:p>
-            <w:pPr>
-              <w:rPr>
-                <w:b/>
-                <w:bCs/>
-                <w:sz w:val="28"/>
-                <w:szCs w:val="28"/>
-              </w:rPr>
-            </w:pPr>
-            <w:r>
-              <w:rPr>
-                <w:b/>
-                <w:bCs/>
-                <w:sz w:val="28"/>
-                <w:szCs w:val="28"/>
-              </w:rPr>
-              <w:t>Негативні сценарії</w:t>
-            </w:r>
-          </w:p>
-        </w:tc>
-      </w:tr>
-      <w:tr>
-        <w:tc>
-          <w:tcPr>
-            <w:tcW w:w="498" w:type="dxa"/>
-          </w:tcPr>
-          <w:p>
-            <w:pPr>
-              <w:rPr>
-                <w:sz w:val="28"/>
-                <w:szCs w:val="28"/>
-              </w:rPr>
-            </w:pPr>
-            <w:r>
-              <w:rPr>
-                <w:sz w:val="28"/>
-                <w:szCs w:val="28"/>
-              </w:rPr>
-              <w:t>1</w:t>
-            </w:r>
-          </w:p>
-        </w:tc>
-        <w:tc>
-          <w:tcPr>
-            <w:tcW w:w="2018" w:type="dxa"/>
-          </w:tcPr>
-          <w:p>
-            <w:pPr>
-              <w:rPr>
-                <w:sz w:val="28"/>
-                <w:szCs w:val="28"/>
-              </w:rPr>
-            </w:pPr>
-            <w:r>
-              <w:rPr>
-                <w:sz w:val="28"/>
-                <w:szCs w:val="28"/>
-              </w:rPr>
-              <w:t>Головна сторінка</w:t>
-            </w:r>
-          </w:p>
-        </w:tc>
-        <w:tc>
-          <w:tcPr>
-            <w:tcW w:w="4822" w:type="dxa"/>
-          </w:tcPr>
-          <w:p>
-            <w:pPr>
-              <w:rPr>
-                <w:sz w:val="28"/>
-                <w:szCs w:val="28"/>
-              </w:rPr>
-            </w:pPr>
-            <w:r>
-              <w:rPr>
-                <w:sz w:val="28"/>
-                <w:szCs w:val="28"/>
-              </w:rPr>
-              <w:t>- Сторінка завантажується за &lt;2 с. - Всі посилання клікабельні та ведуть на відповідні сторінки. - Меню відображається на всіх сторінках.</w:t>
-            </w:r>
-          </w:p>
-        </w:tc>
-        <w:tc>
-          <w:tcPr>
-            <w:tcW w:w="7371" w:type="dxa"/>
-          </w:tcPr>
-          <w:p>
-            <w:pPr>
-              <w:rPr>
-                <w:sz w:val="28"/>
-                <w:szCs w:val="28"/>
-              </w:rPr>
-            </w:pPr>
-            <w:r>
-              <w:rPr>
-                <w:sz w:val="28"/>
-                <w:szCs w:val="28"/>
-              </w:rPr>
-              <w:t>- Якщо посилання не працює, відобразити "Помилка навігації" і логувати. - Якщо користувач не залогінений, посилання на аналіз перенаправляють на вхід з повідомленням "Будь ласка, увійдіть".</w:t>
-            </w:r>
-          </w:p>
-        </w:tc>
-      </w:tr>
-      <w:tr>
-        <w:tc>
-          <w:tcPr>
-            <w:tcW w:w="498" w:type="dxa"/>
-          </w:tcPr>
-          <w:p>
-            <w:pPr>
-              <w:rPr>
-                <w:sz w:val="28"/>
-                <w:szCs w:val="28"/>
-              </w:rPr>
-            </w:pPr>
-            <w:r>
-              <w:rPr>
-                <w:sz w:val="28"/>
-                <w:szCs w:val="28"/>
-              </w:rPr>
-              <w:t>2</w:t>
-            </w:r>
-          </w:p>
-        </w:tc>
-        <w:tc>
-          <w:tcPr>
-            <w:tcW w:w="2018" w:type="dxa"/>
-          </w:tcPr>
-          <w:p>
-            <w:pPr>
-              <w:rPr>
-                <w:sz w:val="28"/>
-                <w:szCs w:val="28"/>
-              </w:rPr>
-            </w:pPr>
-            <w:r>
-              <w:rPr>
-                <w:sz w:val="28"/>
-                <w:szCs w:val="28"/>
-              </w:rPr>
-              <w:t>Меню навігації</w:t>
-            </w:r>
-          </w:p>
-        </w:tc>
-        <w:tc>
-          <w:tcPr>
-            <w:tcW w:w="4822" w:type="dxa"/>
-          </w:tcPr>
-          <w:p>
-            <w:pPr>
-              <w:rPr>
-                <w:sz w:val="28"/>
-                <w:szCs w:val="28"/>
-              </w:rPr>
-            </w:pPr>
-            <w:r>
-              <w:rPr>
-                <w:sz w:val="28"/>
-                <w:szCs w:val="28"/>
-              </w:rPr>
-              <w:t>- Меню видно на всіх сторінках. - Кожне посилання веде на правильну сторінку. - Для залогінованих: "Реєстрація" та "Увійти" приховані, "Вийти" видно. Для адміна: видно "Адмін-панель".</w:t>
-            </w:r>
-          </w:p>
-        </w:tc>
-        <w:tc>
-          <w:tcPr>
-            <w:tcW w:w="7371" w:type="dxa"/>
-          </w:tcPr>
-          <w:p>
-            <w:pPr>
-              <w:rPr>
-                <w:sz w:val="28"/>
-                <w:szCs w:val="28"/>
-              </w:rPr>
-            </w:pPr>
-            <w:r>
-              <w:rPr>
-                <w:sz w:val="28"/>
-                <w:szCs w:val="28"/>
-              </w:rPr>
-              <w:t>- Якщо посилання недоступне (наприклад, не залогінений для "Excel тендери"), показати модальне вікно "Доступ заборонено. Увійдіть.". - Якщо мережева помилка, логувати та показати "Помилка з'єднання".</w:t>
-            </w:r>
-          </w:p>
-        </w:tc>
-      </w:tr>
-      <w:tr>
-        <w:tc>
-          <w:tcPr>
-            <w:tcW w:w="498" w:type="dxa"/>
-          </w:tcPr>
-          <w:p>
-            <w:pPr>
-              <w:rPr>
-                <w:sz w:val="28"/>
-                <w:szCs w:val="28"/>
-              </w:rPr>
-            </w:pPr>
-            <w:r>
-              <w:rPr>
-                <w:sz w:val="28"/>
-                <w:szCs w:val="28"/>
-              </w:rPr>
-              <w:t>3</w:t>
-            </w:r>
-          </w:p>
-        </w:tc>
-        <w:tc>
-          <w:tcPr>
-            <w:tcW w:w="2018" w:type="dxa"/>
-          </w:tcPr>
-          <w:p>
-            <w:pPr>
-              <w:rPr>
-                <w:sz w:val="28"/>
-                <w:szCs w:val="28"/>
-              </w:rPr>
-            </w:pPr>
-            <w:r>
-              <w:rPr>
-                <w:sz w:val="28"/>
-                <w:szCs w:val="28"/>
-              </w:rPr>
-              <w:t>Сторінка "Про нас"</w:t>
-            </w:r>
-          </w:p>
-        </w:tc>
-        <w:tc>
-          <w:tcPr>
-            <w:tcW w:w="4822" w:type="dxa"/>
-          </w:tcPr>
-          <w:p>
-            <w:pPr>
-              <w:rPr>
-                <w:sz w:val="28"/>
-                <w:szCs w:val="28"/>
-              </w:rPr>
-            </w:pPr>
-            <w:r>
-              <w:rPr>
-                <w:sz w:val="28"/>
-                <w:szCs w:val="28"/>
-              </w:rPr>
-              <w:t>- Сторінка містить текст про функціонал (аналіз тендерів, можливості). - Завантажується за &lt;1 с.</w:t>
-            </w:r>
-          </w:p>
-        </w:tc>
-        <w:tc>
-          <w:tcPr>
-            <w:tcW w:w="7371" w:type="dxa"/>
-          </w:tcPr>
-          <w:p>
-            <w:pPr>
-              <w:rPr>
-                <w:sz w:val="28"/>
-                <w:szCs w:val="28"/>
-              </w:rPr>
-            </w:pPr>
-            <w:r>
-              <w:rPr>
-                <w:sz w:val="28"/>
-                <w:szCs w:val="28"/>
-              </w:rPr>
-              <w:t>- Якщо текст не завантажується, показати "Інформація тимчасово недоступна" і логувати.</w:t>
-            </w:r>
-          </w:p>
-        </w:tc>
-      </w:tr>
-      <w:tr>
-        <w:tc>
-          <w:tcPr>
-            <w:tcW w:w="498" w:type="dxa"/>
-          </w:tcPr>
-          <w:p>
-            <w:pPr>
-              <w:rPr>
-                <w:sz w:val="28"/>
-                <w:szCs w:val="28"/>
-              </w:rPr>
-            </w:pPr>
-            <w:r>
-              <w:rPr>
-                <w:sz w:val="28"/>
-                <w:szCs w:val="28"/>
-              </w:rPr>
-              <w:t>4</w:t>
-            </w:r>
-          </w:p>
-        </w:tc>
-        <w:tc>
-          <w:tcPr>
-            <w:tcW w:w="2018" w:type="dxa"/>
-          </w:tcPr>
-          <w:p>
-            <w:pPr>
-              <w:rPr>
-                <w:sz w:val="28"/>
-                <w:szCs w:val="28"/>
-              </w:rPr>
-            </w:pPr>
-            <w:r>
-              <w:rPr>
-                <w:sz w:val="28"/>
-                <w:szCs w:val="28"/>
-              </w:rPr>
-              <w:t>Реєстрація користувача</w:t>
-            </w:r>
-          </w:p>
-        </w:tc>
-        <w:tc>
-          <w:tcPr>
-            <w:tcW w:w="4822" w:type="dxa"/>
-          </w:tcPr>
-          <w:p>
-            <w:pPr>
-              <w:rPr>
-                <w:sz w:val="28"/>
-                <w:szCs w:val="28"/>
-              </w:rPr>
-            </w:pPr>
-            <w:r>
-              <w:rPr>
-                <w:sz w:val="28"/>
-                <w:szCs w:val="28"/>
-              </w:rPr>
-              <w:t>- Форма включає поля: логін, пароль, email. - Успішна реєстрація — перенаправлення на вхід.</w:t>
-            </w:r>
-          </w:p>
-        </w:tc>
-        <w:tc>
-          <w:tcPr>
-            <w:tcW w:w="7371" w:type="dxa"/>
-          </w:tcPr>
-          <w:p>
-            <w:pPr>
-              <w:rPr>
-                <w:sz w:val="28"/>
-                <w:szCs w:val="28"/>
-              </w:rPr>
-            </w:pPr>
-            <w:r>
-              <w:rPr>
-                <w:sz w:val="28"/>
-                <w:szCs w:val="28"/>
-              </w:rPr>
-              <w:t>- Якщо логін існує: "Логін вже зайнятий". - Якщо пароль слабкий: "Пароль повинен мати &gt;=8 символів". - Помилка БД: "Помилка реєстрації, спробуйте пізніше". - Невалідний email: "Невірний формат email".</w:t>
-            </w:r>
-          </w:p>
-        </w:tc>
-      </w:tr>
-      <w:tr>
-        <w:trPr>
-          <w:trHeight w:val="2706"/>
-        </w:trPr>
-        <w:tc>
-          <w:tcPr>
-            <w:tcW w:w="498" w:type="dxa"/>
-          </w:tcPr>
-          <w:p>
-            <w:pPr>
-              <w:rPr>
-                <w:sz w:val="28"/>
-                <w:szCs w:val="28"/>
-              </w:rPr>
-            </w:pPr>
-            <w:r>
-              <w:rPr>
-                <w:sz w:val="28"/>
-                <w:szCs w:val="28"/>
-              </w:rPr>
-              <w:lastRenderedPageBreak/>
-              <w:t>5</w:t>
-            </w:r>
-          </w:p>
-        </w:tc>
-        <w:tc>
-          <w:tcPr>
-            <w:tcW w:w="2018" w:type="dxa"/>
-          </w:tcPr>
-          <w:p>
-            <w:pPr>
-              <w:rPr>
-                <w:sz w:val="28"/>
-                <w:szCs w:val="28"/>
-              </w:rPr>
-            </w:pPr>
-            <w:r>
-              <w:rPr>
-                <w:sz w:val="28"/>
-                <w:szCs w:val="28"/>
-              </w:rPr>
-              <w:t>Вхід в акаунт</w:t>
-            </w:r>
-          </w:p>
-        </w:tc>
-        <w:tc>
-          <w:tcPr>
-            <w:tcW w:w="4822" w:type="dxa"/>
-          </w:tcPr>
-          <w:p>
-            <w:pPr>
-              <w:rPr>
-                <w:sz w:val="28"/>
-                <w:szCs w:val="28"/>
-              </w:rPr>
-            </w:pPr>
-            <w:r>
-              <w:rPr>
-                <w:sz w:val="28"/>
-                <w:szCs w:val="28"/>
-              </w:rPr>
-              <w:t>- Форма: логін, пароль. - Успішний вхід — JWT-токен генерується, перенаправлення на головну.</w:t>
-            </w:r>
-          </w:p>
-        </w:tc>
-        <w:tc>
-          <w:tcPr>
-            <w:tcW w:w="7371" w:type="dxa"/>
-          </w:tcPr>
-          <w:p>
-            <w:pPr>
-              <w:rPr>
-                <w:sz w:val="28"/>
-                <w:szCs w:val="28"/>
-              </w:rPr>
-            </w:pPr>
-            <w:r>
-              <w:rPr>
-                <w:sz w:val="28"/>
-                <w:szCs w:val="28"/>
-              </w:rPr>
-              <w:t>- Неправильний логін/пароль: "Невірні дані". - Заблокований акаунт: "Акаунт заблоковано". - 3 неправильні спроби: "Занадто багато спроб, зачекайте 5 хв". - Помилка з'єднання з БД: "Помилка сервера".</w:t>
-            </w:r>
-          </w:p>
-        </w:tc>
-      </w:tr>
-      <w:tr>
-        <w:tc>
-          <w:tcPr>
-            <w:tcW w:w="498" w:type="dxa"/>
-          </w:tcPr>
-          <w:p>
-            <w:pPr>
-              <w:rPr>
-                <w:sz w:val="28"/>
-                <w:szCs w:val="28"/>
-              </w:rPr>
-            </w:pPr>
-            <w:r>
-              <w:rPr>
-                <w:sz w:val="28"/>
-                <w:szCs w:val="28"/>
-              </w:rPr>
-              <w:t>6</w:t>
-            </w:r>
-          </w:p>
-        </w:tc>
-        <w:tc>
-          <w:tcPr>
-            <w:tcW w:w="2018" w:type="dxa"/>
-          </w:tcPr>
-          <w:p>
-            <w:pPr>
-              <w:rPr>
-                <w:sz w:val="28"/>
-                <w:szCs w:val="28"/>
-              </w:rPr>
-            </w:pPr>
-            <w:r>
-              <w:rPr>
-                <w:sz w:val="28"/>
-                <w:szCs w:val="28"/>
-              </w:rPr>
-              <w:t>Аналіз Excel-тендерів</w:t>
-            </w:r>
-          </w:p>
-        </w:tc>
-        <w:tc>
-          <w:tcPr>
-            <w:tcW w:w="4822" w:type="dxa"/>
-          </w:tcPr>
-          <w:p>
-            <w:pPr>
-              <w:rPr>
-                <w:sz w:val="28"/>
-                <w:szCs w:val="28"/>
-              </w:rPr>
-            </w:pPr>
-            <w:r>
-              <w:rPr>
-                <w:sz w:val="28"/>
-                <w:szCs w:val="28"/>
-              </w:rPr>
-              <w:t>- Зона завантаження приймає .xlsx файли &lt;10 MB. - Аналіз: перевірка цін, скрейпінг, звіт у таблиці.</w:t>
-            </w:r>
-          </w:p>
-        </w:tc>
-        <w:tc>
-          <w:tcPr>
-            <w:tcW w:w="7371" w:type="dxa"/>
-          </w:tcPr>
-          <w:p>
-            <w:pPr>
-              <w:rPr>
-                <w:sz w:val="28"/>
-                <w:szCs w:val="28"/>
-              </w:rPr>
-            </w:pPr>
-            <w:r>
-              <w:rPr>
-                <w:sz w:val="28"/>
-                <w:szCs w:val="28"/>
-              </w:rPr>
-              <w:t>- Некоректний файл: "Невірний формат файлу". - Порожній файл: "Файл порожній". - Файл &gt;10 MB: "Файл завеликий". - Корумпований файл: "Помилка читання". - Помилка скрейпінгу: "Помилка з'єднання з Rozetka".</w:t>
-            </w:r>
-          </w:p>
-        </w:tc>
-      </w:tr>
-      <w:tr>
-        <w:tc>
-          <w:tcPr>
-            <w:tcW w:w="498" w:type="dxa"/>
-          </w:tcPr>
-          <w:p>
-            <w:pPr>
-              <w:rPr>
-                <w:sz w:val="28"/>
-                <w:szCs w:val="28"/>
-              </w:rPr>
-            </w:pPr>
-            <w:r>
-              <w:rPr>
-                <w:sz w:val="28"/>
-                <w:szCs w:val="28"/>
-              </w:rPr>
-              <w:t>7</w:t>
-            </w:r>
-          </w:p>
-        </w:tc>
-        <w:tc>
-          <w:tcPr>
-            <w:tcW w:w="2018" w:type="dxa"/>
-          </w:tcPr>
-          <w:p>
-            <w:pPr>
-              <w:rPr>
-                <w:sz w:val="28"/>
-                <w:szCs w:val="28"/>
-              </w:rPr>
-            </w:pPr>
-            <w:r>
-              <w:rPr>
-                <w:sz w:val="28"/>
-                <w:szCs w:val="28"/>
-              </w:rPr>
-              <w:t>Аналіз Prozorro-тендерів</w:t>
-            </w:r>
-          </w:p>
-        </w:tc>
-        <w:tc>
-          <w:tcPr>
-            <w:tcW w:w="4822" w:type="dxa"/>
-          </w:tcPr>
-          <w:p>
-            <w:pPr>
-              <w:rPr>
-                <w:sz w:val="28"/>
-                <w:szCs w:val="28"/>
-              </w:rPr>
-            </w:pPr>
-            <w:r>
-              <w:rPr>
-                <w:sz w:val="28"/>
-                <w:szCs w:val="28"/>
-              </w:rPr>
-              <w:t>- Поле для ID, кнопка "Аналіз". - Аналіз: скрейпінг цін, порівняння, звіт.</w:t>
-            </w:r>
-          </w:p>
-        </w:tc>
-        <w:tc>
-          <w:tcPr>
-            <w:tcW w:w="7371" w:type="dxa"/>
-          </w:tcPr>
-          <w:p>
-            <w:pPr>
-              <w:rPr>
-                <w:sz w:val="28"/>
-                <w:szCs w:val="28"/>
-              </w:rPr>
-            </w:pPr>
-            <w:r>
-              <w:rPr>
-                <w:sz w:val="28"/>
-                <w:szCs w:val="28"/>
-              </w:rPr>
-              <w:t>- Невалідний ID: "Тендер не знайдено". - Помилка API: "Помилка з'єднання". - Відсутність цін: "Тендер без цін".</w:t>
-            </w:r>
-          </w:p>
-        </w:tc>
-      </w:tr>
-      <w:tr>
-        <w:tc>
-          <w:tcPr>
-            <w:tcW w:w="498" w:type="dxa"/>
-          </w:tcPr>
-          <w:p>
-            <w:pPr>
-              <w:rPr>
-                <w:sz w:val="28"/>
-                <w:szCs w:val="28"/>
-              </w:rPr>
-            </w:pPr>
-            <w:r>
-              <w:rPr>
-                <w:sz w:val="28"/>
-                <w:szCs w:val="28"/>
-              </w:rPr>
-              <w:t>8</w:t>
-            </w:r>
-          </w:p>
-        </w:tc>
-        <w:tc>
-          <w:tcPr>
-            <w:tcW w:w="2018" w:type="dxa"/>
-          </w:tcPr>
-          <w:p>
-            <w:pPr>
-              <w:rPr>
-                <w:sz w:val="28"/>
-                <w:szCs w:val="28"/>
-              </w:rPr>
-            </w:pPr>
-            <w:r>
-              <w:rPr>
-                <w:sz w:val="28"/>
-                <w:szCs w:val="28"/>
-              </w:rPr>
-              <w:t>Вихід з акаунту</w:t>
-            </w:r>
-          </w:p>
-        </w:tc>
-        <w:tc>
-          <w:tcPr>
-            <w:tcW w:w="4822" w:type="dxa"/>
-          </w:tcPr>
-          <w:p>
-            <w:pPr>
-              <w:rPr>
-                <w:sz w:val="28"/>
-                <w:szCs w:val="28"/>
-              </w:rPr>
-            </w:pPr>
-            <w:r>
-              <w:rPr>
-                <w:sz w:val="28"/>
-                <w:szCs w:val="28"/>
-              </w:rPr>
-              <w:t>- Клік "Вийти" — видалення JWT, перенаправлення на головну.</w:t>
-            </w:r>
-          </w:p>
-        </w:tc>
-        <w:tc>
-          <w:tcPr>
-            <w:tcW w:w="7371" w:type="dxa"/>
-          </w:tcPr>
-          <w:p>
-            <w:pPr>
-              <w:rPr>
-                <w:sz w:val="28"/>
-                <w:szCs w:val="28"/>
-              </w:rPr>
-            </w:pPr>
-            <w:r>
-              <w:rPr>
-                <w:sz w:val="28"/>
-                <w:szCs w:val="28"/>
-              </w:rPr>
-              <w:t>- Якщо сесія вже закінчилася: "Сесія завершена, увійдіть знову". - Помилка видалення токена: логувати. - Якщо сесія не існує: Автоматичний перенаправлення на вхід.</w:t>
-            </w:r>
-          </w:p>
-        </w:tc>
-      </w:tr>
-      <w:tr>
-        <w:tc>
-          <w:tcPr>
-            <w:tcW w:w="498" w:type="dxa"/>
-          </w:tcPr>
-          <w:p>
-            <w:pPr>
-              <w:rPr>
-                <w:sz w:val="28"/>
-                <w:szCs w:val="28"/>
-              </w:rPr>
-            </w:pPr>
-            <w:r>
-              <w:rPr>
-                <w:sz w:val="28"/>
-                <w:szCs w:val="28"/>
-              </w:rPr>
-              <w:t>9</w:t>
-            </w:r>
-          </w:p>
-        </w:tc>
-        <w:tc>
-          <w:tcPr>
-            <w:tcW w:w="2018" w:type="dxa"/>
-          </w:tcPr>
-          <w:p>
-            <w:pPr>
-              <w:rPr>
-                <w:sz w:val="28"/>
-                <w:szCs w:val="28"/>
-              </w:rPr>
-            </w:pPr>
-            <w:r>
-              <w:rPr>
-                <w:sz w:val="28"/>
-                <w:szCs w:val="28"/>
-              </w:rPr>
-              <w:t>Керування користувачами</w:t>
-            </w:r>
-          </w:p>
-        </w:tc>
-        <w:tc>
-          <w:tcPr>
-            <w:tcW w:w="4822" w:type="dxa"/>
-          </w:tcPr>
-          <w:p>
-            <w:pPr>
-              <w:rPr>
-                <w:sz w:val="28"/>
-                <w:szCs w:val="28"/>
-              </w:rPr>
-            </w:pPr>
-            <w:r>
-              <w:rPr>
-                <w:sz w:val="28"/>
-                <w:szCs w:val="28"/>
-              </w:rPr>
-              <w:t>- Адмін-панель з таблицею користувачів. - Можливість редагування статусу. - Зміни зберігаються в БД.</w:t>
-            </w:r>
-          </w:p>
-        </w:tc>
-        <w:tc>
-          <w:tcPr>
-            <w:tcW w:w="7371" w:type="dxa"/>
-          </w:tcPr>
-          <w:p>
-            <w:pPr>
-              <w:rPr>
-                <w:sz w:val="28"/>
-                <w:szCs w:val="28"/>
-              </w:rPr>
-            </w:pPr>
-            <w:r>
-              <w:rPr>
-                <w:sz w:val="28"/>
-                <w:szCs w:val="28"/>
-              </w:rPr>
-              <w:t>- Недостатньо прав: "Доступ заборонено". - Помилка БД: "Помилка збереження змін".</w:t>
-            </w:r>
-          </w:p>
-        </w:tc>
-      </w:tr>
-      <w:tr>
-        <w:tc>
-          <w:tcPr>
-            <w:tcW w:w="498" w:type="dxa"/>
-          </w:tcPr>
-          <w:p>
-            <w:pPr>
-              <w:rPr>
-                <w:sz w:val="28"/>
-                <w:szCs w:val="28"/>
-              </w:rPr>
-            </w:pPr>
-            <w:r>
-              <w:rPr>
-                <w:sz w:val="28"/>
-                <w:szCs w:val="28"/>
-              </w:rPr>
-              <w:t>10</w:t>
-            </w:r>
-          </w:p>
-        </w:tc>
-        <w:tc>
-          <w:tcPr>
-            <w:tcW w:w="2018" w:type="dxa"/>
-          </w:tcPr>
-          <w:p>
-            <w:pPr>
-              <w:rPr>
-                <w:sz w:val="28"/>
-                <w:szCs w:val="28"/>
-              </w:rPr>
-            </w:pPr>
-            <w:r>
-              <w:rPr>
-                <w:sz w:val="28"/>
-                <w:szCs w:val="28"/>
-              </w:rPr>
-              <w:t>Перегляд системних логів</w:t>
-            </w:r>
-          </w:p>
-        </w:tc>
-        <w:tc>
-          <w:tcPr>
-            <w:tcW w:w="4822" w:type="dxa"/>
-          </w:tcPr>
-          <w:p>
-            <w:pPr>
-              <w:rPr>
-                <w:sz w:val="28"/>
-                <w:szCs w:val="28"/>
-              </w:rPr>
-            </w:pPr>
-            <w:r>
-              <w:rPr>
-                <w:sz w:val="28"/>
-                <w:szCs w:val="28"/>
-              </w:rPr>
-              <w:t>- Сторінка з фільтрами за датою/типом. - Логи завантажуються динамічно.</w:t>
-            </w:r>
-          </w:p>
-        </w:tc>
-        <w:tc>
-          <w:tcPr>
-            <w:tcW w:w="7371" w:type="dxa"/>
-          </w:tcPr>
-          <w:p>
-            <w:pPr>
-              <w:rPr>
-                <w:sz w:val="28"/>
-                <w:szCs w:val="28"/>
-              </w:rPr>
-            </w:pPr>
-            <w:r>
-              <w:rPr>
-                <w:sz w:val="28"/>
-                <w:szCs w:val="28"/>
-              </w:rPr>
-              <w:t>- Якщо логів немає: "Логи відсутні". - Помилка читання: "Помилка доступу до логів".</w:t>
-            </w:r>
-          </w:p>
-        </w:tc>
-      </w:tr>
-    </w:tbl>
     <w:p>
       <w:pPr>
         <w:rPr>
@@ -4627,12 +2986,1145 @@
     </w:p>
     <w:p>
       <w:pPr>
+        <w:rPr>
+          <w:sz w:val="28"/>
+          <w:szCs w:val="28"/>
+          <w:lang w:val="uk-UA"/>
+        </w:rPr>
+      </w:pPr>
+    </w:p>
+    <w:p>
+      <w:pPr>
+        <w:rPr>
+          <w:sz w:val="28"/>
+          <w:szCs w:val="28"/>
+          <w:lang w:val="uk-UA"/>
+        </w:rPr>
+      </w:pPr>
+      <w:r>
+        <w:rPr>
+          <w:noProof/>
+          <w:sz w:val="28"/>
+          <w:szCs w:val="28"/>
+        </w:rPr>
+        <w:lastRenderedPageBreak/>
+        <w:drawing>
+          <wp:inline distT="0" distB="0" distL="0" distR="0" wp14:anchorId="5E364DD2" wp14:editId="142DBB3E">
+            <wp:extent cx="8030845" cy="3581400"/>
+            <wp:effectExtent l="0" t="0" r="8255" b="0"/>
+            <wp:docPr id="1237021625" name="Рисунок 1" descr="Зображення, що містить текст, схема, ескіз, малюнок&#10;&#10;Вміст на основі ШІ може бути неправильним."/>
+            <wp:cNvGraphicFramePr>
+              <a:graphicFrameLocks xmlns:a="http://schemas.openxmlformats.org/drawingml/2006/main" noChangeAspect="1"/>
+            </wp:cNvGraphicFramePr>
+            <a:graphic xmlns:a="http://schemas.openxmlformats.org/drawingml/2006/main">
+              <a:graphicData uri="http://schemas.openxmlformats.org/drawingml/2006/picture">
+                <pic:pic xmlns:pic="http://schemas.openxmlformats.org/drawingml/2006/picture">
+                  <pic:nvPicPr>
+                    <pic:cNvPr id="1237021625" name="Рисунок 1" descr="Зображення, що містить текст, схема, ескіз, малюнок&#10;&#10;Вміст на основі ШІ може бути неправильним."/>
+                    <pic:cNvPicPr/>
+                  </pic:nvPicPr>
+                  <pic:blipFill rotWithShape="1">
+                    <a:blip r:embed="rId7"/>
+                    <a:srcRect b="45772"/>
+                    <a:stretch>
+                      <a:fillRect/>
+                    </a:stretch>
+                  </pic:blipFill>
+                  <pic:spPr bwMode="auto">
+                    <a:xfrm>
+                      <a:off x="0" y="0"/>
+                      <a:ext cx="8031170" cy="3581545"/>
+                    </a:xfrm>
+                    <a:prstGeom prst="rect">
+                      <a:avLst/>
+                    </a:prstGeom>
+                    <a:ln>
+                      <a:noFill/>
+                    </a:ln>
+                    <a:extLst>
+                      <a:ext uri="{53640926-AAD7-44D8-BBD7-CCE9431645EC}">
+                        <a14:shadowObscured xmlns:a14="http://schemas.microsoft.com/office/drawing/2010/main"/>
+                      </a:ext>
+                    </a:extLst>
+                  </pic:spPr>
+                </pic:pic>
+              </a:graphicData>
+            </a:graphic>
+          </wp:inline>
+        </w:drawing>
+      </w:r>
+    </w:p>
+    <w:p>
+      <w:pPr>
+        <w:jc w:val="center"/>
+        <w:rPr>
+          <w:sz w:val="28"/>
+          <w:szCs w:val="28"/>
+          <w:lang w:val="uk-UA"/>
+        </w:rPr>
+      </w:pPr>
+      <w:r>
+        <w:rPr>
+          <w:sz w:val="28"/>
+          <w:szCs w:val="28"/>
+          <w:lang w:val="uk-UA"/>
+        </w:rPr>
+        <w:drawing>
+          <wp:inline distT="0" distB="0" distL="0" distR="0" wp14:anchorId="3A478C4D" wp14:editId="74CFED82">
+            <wp:extent cx="3870960" cy="2984481"/>
+            <wp:effectExtent l="0" t="0" r="0" b="6985"/>
+            <wp:docPr id="1270154046" name="Рисунок 1"/>
+            <wp:cNvGraphicFramePr>
+              <a:graphicFrameLocks xmlns:a="http://schemas.openxmlformats.org/drawingml/2006/main" noChangeAspect="1"/>
+            </wp:cNvGraphicFramePr>
+            <a:graphic xmlns:a="http://schemas.openxmlformats.org/drawingml/2006/main">
+              <a:graphicData uri="http://schemas.openxmlformats.org/drawingml/2006/picture">
+                <pic:pic xmlns:pic="http://schemas.openxmlformats.org/drawingml/2006/picture">
+                  <pic:nvPicPr>
+                    <pic:cNvPr id="1270154046" name=""/>
+                    <pic:cNvPicPr/>
+                  </pic:nvPicPr>
+                  <pic:blipFill>
+                    <a:blip r:embed="rId8"/>
+                    <a:stretch>
+                      <a:fillRect/>
+                    </a:stretch>
+                  </pic:blipFill>
+                  <pic:spPr>
+                    <a:xfrm>
+                      <a:off x="0" y="0"/>
+                      <a:ext cx="3876996" cy="2989135"/>
+                    </a:xfrm>
+                    <a:prstGeom prst="rect">
+                      <a:avLst/>
+                    </a:prstGeom>
+                  </pic:spPr>
+                </pic:pic>
+              </a:graphicData>
+            </a:graphic>
+          </wp:inline>
+        </w:drawing>
+      </w:r>
+    </w:p>
+    <w:tbl>
+      <w:tblPr>
+        <w:tblW w:w="14709" w:type="dxa"/>
+        <w:tblBorders>
+          <w:top w:val="single" w:sz="8" w:space="0" w:color="000000"/>
+          <w:left w:val="single" w:sz="8" w:space="0" w:color="000000"/>
+          <w:bottom w:val="single" w:sz="8" w:space="0" w:color="000000"/>
+          <w:right w:val="single" w:sz="8" w:space="0" w:color="000000"/>
+          <w:insideH w:val="single" w:sz="8" w:space="0" w:color="000000"/>
+          <w:insideV w:val="single" w:sz="8" w:space="0" w:color="000000"/>
+        </w:tblBorders>
+        <w:tblLook w:val="04A0" w:firstRow="1" w:lastRow="0" w:firstColumn="1" w:lastColumn="0" w:noHBand="0" w:noVBand="1"/>
+      </w:tblPr>
+      <w:tblGrid>
+        <w:gridCol w:w="498"/>
+        <w:gridCol w:w="2018"/>
+        <w:gridCol w:w="4822"/>
+        <w:gridCol w:w="7371"/>
+      </w:tblGrid>
+      <w:tr>
+        <w:tc>
+          <w:tcPr>
+            <w:tcW w:w="498" w:type="dxa"/>
+          </w:tcPr>
+          <w:p>
+            <w:pPr>
+              <w:rPr>
+                <w:b/>
+                <w:bCs/>
+                <w:sz w:val="28"/>
+                <w:szCs w:val="28"/>
+              </w:rPr>
+            </w:pPr>
+            <w:r>
+              <w:rPr>
+                <w:b/>
+                <w:bCs/>
+                <w:sz w:val="28"/>
+                <w:szCs w:val="28"/>
+              </w:rPr>
+              <w:lastRenderedPageBreak/>
+              <w:t>№</w:t>
+            </w:r>
+          </w:p>
+        </w:tc>
+        <w:tc>
+          <w:tcPr>
+            <w:tcW w:w="2018" w:type="dxa"/>
+          </w:tcPr>
+          <w:p>
+            <w:pPr>
+              <w:rPr>
+                <w:b/>
+                <w:bCs/>
+                <w:sz w:val="28"/>
+                <w:szCs w:val="28"/>
+                <w:lang w:val="uk-UA"/>
+              </w:rPr>
+            </w:pPr>
+            <w:r>
+              <w:rPr>
+                <w:b/>
+                <w:bCs/>
+                <w:sz w:val="28"/>
+                <w:szCs w:val="28"/>
+              </w:rPr>
+              <w:t>Назва</w:t>
+            </w:r>
+          </w:p>
+        </w:tc>
+        <w:tc>
+          <w:tcPr>
+            <w:tcW w:w="4822" w:type="dxa"/>
+          </w:tcPr>
+          <w:p>
+            <w:pPr>
+              <w:rPr>
+                <w:b/>
+                <w:bCs/>
+                <w:sz w:val="28"/>
+                <w:szCs w:val="28"/>
+              </w:rPr>
+            </w:pPr>
+            <w:r>
+              <w:rPr>
+                <w:b/>
+                <w:bCs/>
+                <w:sz w:val="28"/>
+                <w:szCs w:val="28"/>
+              </w:rPr>
+              <w:t>Критерії прийняття</w:t>
+            </w:r>
+          </w:p>
+        </w:tc>
+        <w:tc>
+          <w:tcPr>
+            <w:tcW w:w="7371" w:type="dxa"/>
+          </w:tcPr>
+          <w:p>
+            <w:pPr>
+              <w:rPr>
+                <w:b/>
+                <w:bCs/>
+                <w:sz w:val="28"/>
+                <w:szCs w:val="28"/>
+              </w:rPr>
+            </w:pPr>
+            <w:r>
+              <w:rPr>
+                <w:b/>
+                <w:bCs/>
+                <w:sz w:val="28"/>
+                <w:szCs w:val="28"/>
+              </w:rPr>
+              <w:t>Негативні сценарії</w:t>
+            </w:r>
+          </w:p>
+        </w:tc>
+      </w:tr>
+      <w:tr>
+        <w:tc>
+          <w:tcPr>
+            <w:tcW w:w="498" w:type="dxa"/>
+          </w:tcPr>
+          <w:p>
+            <w:pPr>
+              <w:rPr>
+                <w:sz w:val="28"/>
+                <w:szCs w:val="28"/>
+              </w:rPr>
+            </w:pPr>
+            <w:r>
+              <w:rPr>
+                <w:sz w:val="28"/>
+                <w:szCs w:val="28"/>
+              </w:rPr>
+              <w:t>1</w:t>
+            </w:r>
+          </w:p>
+        </w:tc>
+        <w:tc>
+          <w:tcPr>
+            <w:tcW w:w="2018" w:type="dxa"/>
+          </w:tcPr>
+          <w:p>
+            <w:pPr>
+              <w:rPr>
+                <w:sz w:val="28"/>
+                <w:szCs w:val="28"/>
+              </w:rPr>
+            </w:pPr>
+            <w:r>
+              <w:rPr>
+                <w:sz w:val="28"/>
+                <w:szCs w:val="28"/>
+              </w:rPr>
+              <w:t>Головна сторінка</w:t>
+            </w:r>
+          </w:p>
+        </w:tc>
+        <w:tc>
+          <w:tcPr>
+            <w:tcW w:w="4822" w:type="dxa"/>
+          </w:tcPr>
+          <w:p>
+            <w:pPr>
+              <w:rPr>
+                <w:sz w:val="28"/>
+                <w:szCs w:val="28"/>
+              </w:rPr>
+            </w:pPr>
+            <w:r>
+              <w:rPr>
+                <w:sz w:val="28"/>
+                <w:szCs w:val="28"/>
+              </w:rPr>
+              <w:t>- Сторінка завантажується за &lt;2 с. - Всі посилання клікабельні та ведуть на відповідні сторінки. - Меню відображається на всіх сторінках.</w:t>
+            </w:r>
+          </w:p>
+        </w:tc>
+        <w:tc>
+          <w:tcPr>
+            <w:tcW w:w="7371" w:type="dxa"/>
+          </w:tcPr>
+          <w:p>
+            <w:pPr>
+              <w:rPr>
+                <w:sz w:val="28"/>
+                <w:szCs w:val="28"/>
+              </w:rPr>
+            </w:pPr>
+            <w:r>
+              <w:rPr>
+                <w:sz w:val="28"/>
+                <w:szCs w:val="28"/>
+              </w:rPr>
+              <w:t>- Якщо посилання не працює, відобразити "Помилка навігації" і логувати. - Якщо користувач не залогінений, посилання на аналіз перенаправляють на вхід з повідомленням "Будь ласка, увійдіть".</w:t>
+            </w:r>
+          </w:p>
+        </w:tc>
+      </w:tr>
+      <w:tr>
+        <w:tc>
+          <w:tcPr>
+            <w:tcW w:w="498" w:type="dxa"/>
+          </w:tcPr>
+          <w:p>
+            <w:pPr>
+              <w:rPr>
+                <w:sz w:val="28"/>
+                <w:szCs w:val="28"/>
+              </w:rPr>
+            </w:pPr>
+            <w:r>
+              <w:rPr>
+                <w:sz w:val="28"/>
+                <w:szCs w:val="28"/>
+              </w:rPr>
+              <w:t>2</w:t>
+            </w:r>
+          </w:p>
+        </w:tc>
+        <w:tc>
+          <w:tcPr>
+            <w:tcW w:w="2018" w:type="dxa"/>
+          </w:tcPr>
+          <w:p>
+            <w:pPr>
+              <w:rPr>
+                <w:sz w:val="28"/>
+                <w:szCs w:val="28"/>
+              </w:rPr>
+            </w:pPr>
+            <w:r>
+              <w:rPr>
+                <w:sz w:val="28"/>
+                <w:szCs w:val="28"/>
+              </w:rPr>
+              <w:t>Меню навігації</w:t>
+            </w:r>
+          </w:p>
+        </w:tc>
+        <w:tc>
+          <w:tcPr>
+            <w:tcW w:w="4822" w:type="dxa"/>
+          </w:tcPr>
+          <w:p>
+            <w:pPr>
+              <w:rPr>
+                <w:sz w:val="28"/>
+                <w:szCs w:val="28"/>
+              </w:rPr>
+            </w:pPr>
+            <w:r>
+              <w:rPr>
+                <w:sz w:val="28"/>
+                <w:szCs w:val="28"/>
+              </w:rPr>
+              <w:t>- Меню видно на всіх сторінках. - Кожне посилання веде на правильну сторінку. - Для залогінованих: "Реєстрація" та "Увійти" приховані, "Вийти" видно. Для адміна: видно "Адмін-панель".</w:t>
+            </w:r>
+          </w:p>
+        </w:tc>
+        <w:tc>
+          <w:tcPr>
+            <w:tcW w:w="7371" w:type="dxa"/>
+          </w:tcPr>
+          <w:p>
+            <w:pPr>
+              <w:rPr>
+                <w:sz w:val="28"/>
+                <w:szCs w:val="28"/>
+              </w:rPr>
+            </w:pPr>
+            <w:r>
+              <w:rPr>
+                <w:sz w:val="28"/>
+                <w:szCs w:val="28"/>
+              </w:rPr>
+              <w:t>- Якщо посилання недоступне (наприклад, не залогінений для "Excel тендери"), показати модальне вікно "Доступ заборонено. Увійдіть.". - Якщо мережева помилка, логувати та показати "Помилка з'єднання".</w:t>
+            </w:r>
+          </w:p>
+        </w:tc>
+      </w:tr>
+      <w:tr>
+        <w:tc>
+          <w:tcPr>
+            <w:tcW w:w="498" w:type="dxa"/>
+          </w:tcPr>
+          <w:p>
+            <w:pPr>
+              <w:rPr>
+                <w:sz w:val="28"/>
+                <w:szCs w:val="28"/>
+              </w:rPr>
+            </w:pPr>
+            <w:r>
+              <w:rPr>
+                <w:sz w:val="28"/>
+                <w:szCs w:val="28"/>
+              </w:rPr>
+              <w:t>3</w:t>
+            </w:r>
+          </w:p>
+        </w:tc>
+        <w:tc>
+          <w:tcPr>
+            <w:tcW w:w="2018" w:type="dxa"/>
+          </w:tcPr>
+          <w:p>
+            <w:pPr>
+              <w:rPr>
+                <w:sz w:val="28"/>
+                <w:szCs w:val="28"/>
+              </w:rPr>
+            </w:pPr>
+            <w:r>
+              <w:rPr>
+                <w:sz w:val="28"/>
+                <w:szCs w:val="28"/>
+              </w:rPr>
+              <w:t>Сторінка "Про нас"</w:t>
+            </w:r>
+          </w:p>
+        </w:tc>
+        <w:tc>
+          <w:tcPr>
+            <w:tcW w:w="4822" w:type="dxa"/>
+          </w:tcPr>
+          <w:p>
+            <w:pPr>
+              <w:rPr>
+                <w:sz w:val="28"/>
+                <w:szCs w:val="28"/>
+              </w:rPr>
+            </w:pPr>
+            <w:r>
+              <w:rPr>
+                <w:sz w:val="28"/>
+                <w:szCs w:val="28"/>
+              </w:rPr>
+              <w:t>- Сторінка містить текст про функціонал (аналіз тендерів, можливості). - Завантажується за &lt;1 с.</w:t>
+            </w:r>
+          </w:p>
+        </w:tc>
+        <w:tc>
+          <w:tcPr>
+            <w:tcW w:w="7371" w:type="dxa"/>
+          </w:tcPr>
+          <w:p>
+            <w:pPr>
+              <w:rPr>
+                <w:sz w:val="28"/>
+                <w:szCs w:val="28"/>
+              </w:rPr>
+            </w:pPr>
+            <w:r>
+              <w:rPr>
+                <w:sz w:val="28"/>
+                <w:szCs w:val="28"/>
+              </w:rPr>
+              <w:t>- Якщо текст не завантажується, показати "Інформація тимчасово недоступна" і логувати.</w:t>
+            </w:r>
+          </w:p>
+        </w:tc>
+      </w:tr>
+      <w:tr>
+        <w:tc>
+          <w:tcPr>
+            <w:tcW w:w="498" w:type="dxa"/>
+          </w:tcPr>
+          <w:p>
+            <w:pPr>
+              <w:rPr>
+                <w:sz w:val="28"/>
+                <w:szCs w:val="28"/>
+              </w:rPr>
+            </w:pPr>
+            <w:r>
+              <w:rPr>
+                <w:sz w:val="28"/>
+                <w:szCs w:val="28"/>
+              </w:rPr>
+              <w:t>4</w:t>
+            </w:r>
+          </w:p>
+        </w:tc>
+        <w:tc>
+          <w:tcPr>
+            <w:tcW w:w="2018" w:type="dxa"/>
+          </w:tcPr>
+          <w:p>
+            <w:pPr>
+              <w:rPr>
+                <w:sz w:val="28"/>
+                <w:szCs w:val="28"/>
+              </w:rPr>
+            </w:pPr>
+            <w:r>
+              <w:rPr>
+                <w:sz w:val="28"/>
+                <w:szCs w:val="28"/>
+              </w:rPr>
+              <w:t>Реєстрація користувача</w:t>
+            </w:r>
+          </w:p>
+        </w:tc>
+        <w:tc>
+          <w:tcPr>
+            <w:tcW w:w="4822" w:type="dxa"/>
+          </w:tcPr>
+          <w:p>
+            <w:pPr>
+              <w:rPr>
+                <w:sz w:val="28"/>
+                <w:szCs w:val="28"/>
+              </w:rPr>
+            </w:pPr>
+            <w:r>
+              <w:rPr>
+                <w:sz w:val="28"/>
+                <w:szCs w:val="28"/>
+              </w:rPr>
+              <w:t>- Форма включає поля: логін, пароль, email. - Успішна реєстрація — перенаправлення на вхід.</w:t>
+            </w:r>
+          </w:p>
+        </w:tc>
+        <w:tc>
+          <w:tcPr>
+            <w:tcW w:w="7371" w:type="dxa"/>
+          </w:tcPr>
+          <w:p>
+            <w:pPr>
+              <w:rPr>
+                <w:sz w:val="28"/>
+                <w:szCs w:val="28"/>
+              </w:rPr>
+            </w:pPr>
+            <w:r>
+              <w:rPr>
+                <w:sz w:val="28"/>
+                <w:szCs w:val="28"/>
+              </w:rPr>
+              <w:t>- Якщо логін існує: "Логін вже зайнятий". - Якщо пароль слабкий: "Пароль повинен мати &gt;=8 символів". - Помилка БД: "Помилка реєстрації, спробуйте пізніше". - Невалідний email: "Невірний формат email".</w:t>
+            </w:r>
+          </w:p>
+        </w:tc>
+      </w:tr>
+      <w:tr>
+        <w:trPr>
+          <w:trHeight w:val="2706"/>
+        </w:trPr>
+        <w:tc>
+          <w:tcPr>
+            <w:tcW w:w="498" w:type="dxa"/>
+          </w:tcPr>
+          <w:p>
+            <w:pPr>
+              <w:rPr>
+                <w:sz w:val="28"/>
+                <w:szCs w:val="28"/>
+              </w:rPr>
+            </w:pPr>
+            <w:r>
+              <w:rPr>
+                <w:sz w:val="28"/>
+                <w:szCs w:val="28"/>
+              </w:rPr>
+              <w:t>5</w:t>
+            </w:r>
+          </w:p>
+        </w:tc>
+        <w:tc>
+          <w:tcPr>
+            <w:tcW w:w="2018" w:type="dxa"/>
+          </w:tcPr>
+          <w:p>
+            <w:pPr>
+              <w:rPr>
+                <w:sz w:val="28"/>
+                <w:szCs w:val="28"/>
+              </w:rPr>
+            </w:pPr>
+            <w:r>
+              <w:rPr>
+                <w:sz w:val="28"/>
+                <w:szCs w:val="28"/>
+              </w:rPr>
+              <w:t>Вхід в акаунт</w:t>
+            </w:r>
+          </w:p>
+        </w:tc>
+        <w:tc>
+          <w:tcPr>
+            <w:tcW w:w="4822" w:type="dxa"/>
+          </w:tcPr>
+          <w:p>
+            <w:pPr>
+              <w:rPr>
+                <w:sz w:val="28"/>
+                <w:szCs w:val="28"/>
+              </w:rPr>
+            </w:pPr>
+            <w:r>
+              <w:rPr>
+                <w:sz w:val="28"/>
+                <w:szCs w:val="28"/>
+              </w:rPr>
+              <w:t>- Форма: логін, пароль. - Успішний вхід — JWT-токен генерується, перенаправлення на головну.</w:t>
+            </w:r>
+          </w:p>
+        </w:tc>
+        <w:tc>
+          <w:tcPr>
+            <w:tcW w:w="7371" w:type="dxa"/>
+          </w:tcPr>
+          <w:p>
+            <w:pPr>
+              <w:rPr>
+                <w:sz w:val="28"/>
+                <w:szCs w:val="28"/>
+              </w:rPr>
+            </w:pPr>
+            <w:r>
+              <w:rPr>
+                <w:sz w:val="28"/>
+                <w:szCs w:val="28"/>
+              </w:rPr>
+              <w:t>- Неправильний логін/пароль: "Невірні дані". - Заблокований акаунт: "Акаунт заблоковано". - 3 неправильні спроби: "Занадто багато спроб, зачекайте 5 хв". - Помилка з'єднання з БД: "Помилка сервера".</w:t>
+            </w:r>
+          </w:p>
+        </w:tc>
+      </w:tr>
+      <w:tr>
+        <w:tc>
+          <w:tcPr>
+            <w:tcW w:w="498" w:type="dxa"/>
+          </w:tcPr>
+          <w:p>
+            <w:pPr>
+              <w:rPr>
+                <w:sz w:val="28"/>
+                <w:szCs w:val="28"/>
+              </w:rPr>
+            </w:pPr>
+            <w:r>
+              <w:rPr>
+                <w:sz w:val="28"/>
+                <w:szCs w:val="28"/>
+              </w:rPr>
+              <w:lastRenderedPageBreak/>
+              <w:t>6</w:t>
+            </w:r>
+          </w:p>
+        </w:tc>
+        <w:tc>
+          <w:tcPr>
+            <w:tcW w:w="2018" w:type="dxa"/>
+          </w:tcPr>
+          <w:p>
+            <w:pPr>
+              <w:rPr>
+                <w:sz w:val="28"/>
+                <w:szCs w:val="28"/>
+              </w:rPr>
+            </w:pPr>
+            <w:r>
+              <w:rPr>
+                <w:sz w:val="28"/>
+                <w:szCs w:val="28"/>
+              </w:rPr>
+              <w:t>Аналіз Excel-тендерів</w:t>
+            </w:r>
+          </w:p>
+        </w:tc>
+        <w:tc>
+          <w:tcPr>
+            <w:tcW w:w="4822" w:type="dxa"/>
+          </w:tcPr>
+          <w:p>
+            <w:pPr>
+              <w:rPr>
+                <w:sz w:val="28"/>
+                <w:szCs w:val="28"/>
+              </w:rPr>
+            </w:pPr>
+            <w:r>
+              <w:rPr>
+                <w:sz w:val="28"/>
+                <w:szCs w:val="28"/>
+              </w:rPr>
+              <w:t>- Зона завантаження приймає .xlsx файли &lt;10 MB. - Аналіз: перевірка цін, скрейпінг, звіт у таблиці.</w:t>
+            </w:r>
+          </w:p>
+        </w:tc>
+        <w:tc>
+          <w:tcPr>
+            <w:tcW w:w="7371" w:type="dxa"/>
+          </w:tcPr>
+          <w:p>
+            <w:pPr>
+              <w:rPr>
+                <w:sz w:val="28"/>
+                <w:szCs w:val="28"/>
+              </w:rPr>
+            </w:pPr>
+            <w:r>
+              <w:rPr>
+                <w:sz w:val="28"/>
+                <w:szCs w:val="28"/>
+              </w:rPr>
+              <w:t>- Некоректний файл: "Невірний формат файлу". - Порожній файл: "Файл порожній". - Файл &gt;10 MB: "Файл завеликий". - Корумпований файл: "Помилка читання". - Помилка скрейпінгу: "Помилка з'єднання з Rozetka".</w:t>
+            </w:r>
+          </w:p>
+        </w:tc>
+      </w:tr>
+      <w:tr>
+        <w:tc>
+          <w:tcPr>
+            <w:tcW w:w="498" w:type="dxa"/>
+          </w:tcPr>
+          <w:p>
+            <w:pPr>
+              <w:rPr>
+                <w:sz w:val="28"/>
+                <w:szCs w:val="28"/>
+              </w:rPr>
+            </w:pPr>
+            <w:r>
+              <w:rPr>
+                <w:sz w:val="28"/>
+                <w:szCs w:val="28"/>
+              </w:rPr>
+              <w:t>7</w:t>
+            </w:r>
+          </w:p>
+        </w:tc>
+        <w:tc>
+          <w:tcPr>
+            <w:tcW w:w="2018" w:type="dxa"/>
+          </w:tcPr>
+          <w:p>
+            <w:pPr>
+              <w:rPr>
+                <w:sz w:val="28"/>
+                <w:szCs w:val="28"/>
+              </w:rPr>
+            </w:pPr>
+            <w:r>
+              <w:rPr>
+                <w:sz w:val="28"/>
+                <w:szCs w:val="28"/>
+              </w:rPr>
+              <w:t>Аналіз Prozorro-тендерів</w:t>
+            </w:r>
+          </w:p>
+        </w:tc>
+        <w:tc>
+          <w:tcPr>
+            <w:tcW w:w="4822" w:type="dxa"/>
+          </w:tcPr>
+          <w:p>
+            <w:pPr>
+              <w:rPr>
+                <w:sz w:val="28"/>
+                <w:szCs w:val="28"/>
+              </w:rPr>
+            </w:pPr>
+            <w:r>
+              <w:rPr>
+                <w:sz w:val="28"/>
+                <w:szCs w:val="28"/>
+              </w:rPr>
+              <w:t>- Поле для ID, кнопка "Аналіз". - Аналіз: скрейпінг цін, порівняння, звіт.</w:t>
+            </w:r>
+          </w:p>
+        </w:tc>
+        <w:tc>
+          <w:tcPr>
+            <w:tcW w:w="7371" w:type="dxa"/>
+          </w:tcPr>
+          <w:p>
+            <w:pPr>
+              <w:rPr>
+                <w:sz w:val="28"/>
+                <w:szCs w:val="28"/>
+              </w:rPr>
+            </w:pPr>
+            <w:r>
+              <w:rPr>
+                <w:sz w:val="28"/>
+                <w:szCs w:val="28"/>
+              </w:rPr>
+              <w:t>- Невалідний ID: "Тендер не знайдено". - Помилка API: "Помилка з'єднання". - Відсутність цін: "Тендер без цін".</w:t>
+            </w:r>
+          </w:p>
+        </w:tc>
+      </w:tr>
+      <w:tr>
+        <w:tc>
+          <w:tcPr>
+            <w:tcW w:w="498" w:type="dxa"/>
+          </w:tcPr>
+          <w:p>
+            <w:pPr>
+              <w:rPr>
+                <w:sz w:val="28"/>
+                <w:szCs w:val="28"/>
+              </w:rPr>
+            </w:pPr>
+            <w:r>
+              <w:rPr>
+                <w:sz w:val="28"/>
+                <w:szCs w:val="28"/>
+              </w:rPr>
+              <w:t>8</w:t>
+            </w:r>
+          </w:p>
+        </w:tc>
+        <w:tc>
+          <w:tcPr>
+            <w:tcW w:w="2018" w:type="dxa"/>
+          </w:tcPr>
+          <w:p>
+            <w:pPr>
+              <w:rPr>
+                <w:sz w:val="28"/>
+                <w:szCs w:val="28"/>
+              </w:rPr>
+            </w:pPr>
+            <w:r>
+              <w:rPr>
+                <w:sz w:val="28"/>
+                <w:szCs w:val="28"/>
+              </w:rPr>
+              <w:t>Вихід з акаунту</w:t>
+            </w:r>
+          </w:p>
+        </w:tc>
+        <w:tc>
+          <w:tcPr>
+            <w:tcW w:w="4822" w:type="dxa"/>
+          </w:tcPr>
+          <w:p>
+            <w:pPr>
+              <w:rPr>
+                <w:sz w:val="28"/>
+                <w:szCs w:val="28"/>
+              </w:rPr>
+            </w:pPr>
+            <w:r>
+              <w:rPr>
+                <w:sz w:val="28"/>
+                <w:szCs w:val="28"/>
+              </w:rPr>
+              <w:t>- Клік "Вийти" — видалення JWT, перенаправлення на головну.</w:t>
+            </w:r>
+          </w:p>
+        </w:tc>
+        <w:tc>
+          <w:tcPr>
+            <w:tcW w:w="7371" w:type="dxa"/>
+          </w:tcPr>
+          <w:p>
+            <w:pPr>
+              <w:rPr>
+                <w:sz w:val="28"/>
+                <w:szCs w:val="28"/>
+              </w:rPr>
+            </w:pPr>
+            <w:r>
+              <w:rPr>
+                <w:sz w:val="28"/>
+                <w:szCs w:val="28"/>
+              </w:rPr>
+              <w:t>- Якщо сесія вже закінчилася: "Сесія завершена, увійдіть знову". - Помилка видалення токена: логувати. - Якщо сесія не існує: Автоматичний перенаправлення на вхід.</w:t>
+            </w:r>
+          </w:p>
+        </w:tc>
+      </w:tr>
+      <w:tr>
+        <w:tc>
+          <w:tcPr>
+            <w:tcW w:w="498" w:type="dxa"/>
+          </w:tcPr>
+          <w:p>
+            <w:pPr>
+              <w:rPr>
+                <w:sz w:val="28"/>
+                <w:szCs w:val="28"/>
+              </w:rPr>
+            </w:pPr>
+            <w:r>
+              <w:rPr>
+                <w:sz w:val="28"/>
+                <w:szCs w:val="28"/>
+              </w:rPr>
+              <w:t>9</w:t>
+            </w:r>
+          </w:p>
+        </w:tc>
+        <w:tc>
+          <w:tcPr>
+            <w:tcW w:w="2018" w:type="dxa"/>
+          </w:tcPr>
+          <w:p>
+            <w:pPr>
+              <w:rPr>
+                <w:sz w:val="28"/>
+                <w:szCs w:val="28"/>
+              </w:rPr>
+            </w:pPr>
+            <w:r>
+              <w:rPr>
+                <w:sz w:val="28"/>
+                <w:szCs w:val="28"/>
+              </w:rPr>
+              <w:t>Керування користувачами</w:t>
+            </w:r>
+          </w:p>
+        </w:tc>
+        <w:tc>
+          <w:tcPr>
+            <w:tcW w:w="4822" w:type="dxa"/>
+          </w:tcPr>
+          <w:p>
+            <w:pPr>
+              <w:rPr>
+                <w:sz w:val="28"/>
+                <w:szCs w:val="28"/>
+              </w:rPr>
+            </w:pPr>
+            <w:r>
+              <w:rPr>
+                <w:sz w:val="28"/>
+                <w:szCs w:val="28"/>
+              </w:rPr>
+              <w:t>- Адмін-панель з таблицею користувачів. - Можливість редагування статусу. - Зміни зберігаються в БД.</w:t>
+            </w:r>
+          </w:p>
+        </w:tc>
+        <w:tc>
+          <w:tcPr>
+            <w:tcW w:w="7371" w:type="dxa"/>
+          </w:tcPr>
+          <w:p>
+            <w:pPr>
+              <w:rPr>
+                <w:sz w:val="28"/>
+                <w:szCs w:val="28"/>
+              </w:rPr>
+            </w:pPr>
+            <w:r>
+              <w:rPr>
+                <w:sz w:val="28"/>
+                <w:szCs w:val="28"/>
+              </w:rPr>
+              <w:t>- Недостатньо прав: "Доступ заборонено". - Помилка БД: "Помилка збереження змін".</w:t>
+            </w:r>
+          </w:p>
+        </w:tc>
+      </w:tr>
+      <w:tr>
+        <w:tc>
+          <w:tcPr>
+            <w:tcW w:w="498" w:type="dxa"/>
+          </w:tcPr>
+          <w:p>
+            <w:pPr>
+              <w:rPr>
+                <w:sz w:val="28"/>
+                <w:szCs w:val="28"/>
+              </w:rPr>
+            </w:pPr>
+            <w:r>
+              <w:rPr>
+                <w:sz w:val="28"/>
+                <w:szCs w:val="28"/>
+              </w:rPr>
+              <w:t>10</w:t>
+            </w:r>
+          </w:p>
+        </w:tc>
+        <w:tc>
+          <w:tcPr>
+            <w:tcW w:w="2018" w:type="dxa"/>
+          </w:tcPr>
+          <w:p>
+            <w:pPr>
+              <w:rPr>
+                <w:sz w:val="28"/>
+                <w:szCs w:val="28"/>
+              </w:rPr>
+            </w:pPr>
+            <w:r>
+              <w:rPr>
+                <w:sz w:val="28"/>
+                <w:szCs w:val="28"/>
+              </w:rPr>
+              <w:t>Перегляд системних логів</w:t>
+            </w:r>
+          </w:p>
+        </w:tc>
+        <w:tc>
+          <w:tcPr>
+            <w:tcW w:w="4822" w:type="dxa"/>
+          </w:tcPr>
+          <w:p>
+            <w:pPr>
+              <w:rPr>
+                <w:sz w:val="28"/>
+                <w:szCs w:val="28"/>
+              </w:rPr>
+            </w:pPr>
+            <w:r>
+              <w:rPr>
+                <w:sz w:val="28"/>
+                <w:szCs w:val="28"/>
+              </w:rPr>
+              <w:t>- Сторінка з фільтрами за датою/типом. - Логи завантажуються динамічно.</w:t>
+            </w:r>
+          </w:p>
+        </w:tc>
+        <w:tc>
+          <w:tcPr>
+            <w:tcW w:w="7371" w:type="dxa"/>
+          </w:tcPr>
+          <w:p>
+            <w:pPr>
+              <w:rPr>
+                <w:sz w:val="28"/>
+                <w:szCs w:val="28"/>
+              </w:rPr>
+            </w:pPr>
+            <w:r>
+              <w:rPr>
+                <w:sz w:val="28"/>
+                <w:szCs w:val="28"/>
+              </w:rPr>
+              <w:t>- Якщо логів немає: "Логи відсутні". - Помилка читання: "Помилка доступу до логів".</w:t>
+            </w:r>
+          </w:p>
+        </w:tc>
+      </w:tr>
+    </w:tbl>
+    <w:p>
+      <w:pPr>
+        <w:rPr>
+          <w:sz w:val="28"/>
+          <w:szCs w:val="28"/>
+          <w:lang w:val="uk-UA"/>
+        </w:rPr>
+      </w:pPr>
+    </w:p>
+    <w:p>
+      <w:pPr>
+        <w:rPr>
+          <w:sz w:val="28"/>
+          <w:szCs w:val="28"/>
+          <w:lang w:val="uk-UA"/>
+        </w:rPr>
+      </w:pPr>
+    </w:p>
+    <w:p>
+      <w:pPr>
         <w:jc w:val="center"/>
         <w:rPr>
           <w:b/>
           <w:bCs/>
           <w:sz w:val="44"/>
           <w:szCs w:val="44"/>
+          <w:lang w:val="uk-UA"/>
+        </w:rPr>
+      </w:pPr>
+    </w:p>
+    <w:p>
+      <w:pPr>
+        <w:jc w:val="center"/>
+        <w:rPr>
+          <w:b/>
+          <w:bCs/>
+          <w:sz w:val="44"/>
+          <w:szCs w:val="44"/>
+          <w:lang w:val="uk-UA"/>
+        </w:rPr>
+      </w:pPr>
+    </w:p>
+    <w:p>
+      <w:pPr>
+        <w:jc w:val="center"/>
+        <w:rPr>
+          <w:b/>
+          <w:bCs/>
+          <w:sz w:val="44"/>
+          <w:szCs w:val="44"/>
+          <w:lang w:val="uk-UA"/>
+        </w:rPr>
+      </w:pPr>
+    </w:p>
+    <w:p>
+      <w:pPr>
+        <w:jc w:val="center"/>
+        <w:rPr>
+          <w:b/>
+          <w:bCs/>
+          <w:sz w:val="44"/>
+          <w:szCs w:val="44"/>
+          <w:lang w:val="uk-UA"/>
+        </w:rPr>
+      </w:pPr>
+    </w:p>
+    <w:p>
+      <w:pPr>
+        <w:jc w:val="center"/>
+        <w:rPr>
+          <w:b/>
+          <w:bCs/>
+          <w:sz w:val="44"/>
+          <w:szCs w:val="44"/>
+          <w:lang w:val="uk-UA"/>
         </w:rPr>
       </w:pPr>
       <w:r>
@@ -4645,21 +4137,33 @@
         <w:t>Нефункціональні вимоги</w:t>
       </w:r>
     </w:p>
+    <w:p>
+      <w:pPr>
+        <w:jc w:val="center"/>
+        <w:rPr>
+          <w:b/>
+          <w:bCs/>
+          <w:sz w:val="44"/>
+          <w:szCs w:val="44"/>
+          <w:lang w:val="uk-UA"/>
+        </w:rPr>
+      </w:pPr>
+    </w:p>
     <w:tbl>
       <w:tblPr>
         <w:tblStyle w:val="aff2"/>
-        <w:tblW w:w="14996" w:type="dxa"/>
+        <w:tblW w:w="14080" w:type="dxa"/>
         <w:tblLook w:val="04A0" w:firstRow="1" w:lastRow="0" w:firstColumn="1" w:lastColumn="0" w:noHBand="0" w:noVBand="1"/>
       </w:tblPr>
       <w:tblGrid>
         <w:gridCol w:w="458"/>
-        <w:gridCol w:w="6394"/>
+        <w:gridCol w:w="5971"/>
         <w:gridCol w:w="1337"/>
-        <w:gridCol w:w="6807"/>
+        <w:gridCol w:w="6314"/>
       </w:tblGrid>
       <w:tr>
         <w:trPr>
-          <w:trHeight w:val="276"/>
+          <w:trHeight w:val="288"/>
         </w:trPr>
         <w:tc>
           <w:tcPr>
@@ -4668,6 +4172,7 @@
           </w:tcPr>
           <w:p>
             <w:pPr>
+              <w:spacing w:line="276" w:lineRule="auto"/>
               <w:jc w:val="center"/>
               <w:rPr>
                 <w:rFonts w:eastAsia="Times New Roman" w:cs="Times New Roman"/>
@@ -4698,6 +4203,7 @@
           </w:tcPr>
           <w:p>
             <w:pPr>
+              <w:spacing w:line="276" w:lineRule="auto"/>
               <w:jc w:val="center"/>
               <w:rPr>
                 <w:rFonts w:eastAsia="Times New Roman" w:cs="Times New Roman"/>
@@ -4728,6 +4234,7 @@
           </w:tcPr>
           <w:p>
             <w:pPr>
+              <w:spacing w:line="276" w:lineRule="auto"/>
               <w:jc w:val="center"/>
               <w:rPr>
                 <w:rFonts w:eastAsia="Times New Roman" w:cs="Times New Roman"/>
@@ -4758,6 +4265,7 @@
           </w:tcPr>
           <w:p>
             <w:pPr>
+              <w:spacing w:line="276" w:lineRule="auto"/>
               <w:jc w:val="center"/>
               <w:rPr>
                 <w:rFonts w:eastAsia="Times New Roman" w:cs="Times New Roman"/>
@@ -4784,7 +4292,7 @@
       </w:tr>
       <w:tr>
         <w:trPr>
-          <w:trHeight w:val="553"/>
+          <w:trHeight w:val="577"/>
         </w:trPr>
         <w:tc>
           <w:tcPr>
@@ -4793,6 +4301,8 @@
           </w:tcPr>
           <w:p>
             <w:pPr>
+              <w:spacing w:line="276" w:lineRule="auto"/>
+              <w:jc w:val="center"/>
               <w:rPr>
                 <w:rFonts w:eastAsia="Times New Roman" w:cs="Times New Roman"/>
                 <w:color w:val="auto"/>
@@ -4818,6 +4328,8 @@
           </w:tcPr>
           <w:p>
             <w:pPr>
+              <w:spacing w:line="276" w:lineRule="auto"/>
+              <w:jc w:val="center"/>
               <w:rPr>
                 <w:rFonts w:eastAsia="Times New Roman" w:cs="Times New Roman"/>
                 <w:color w:val="auto"/>
@@ -4843,6 +4355,8 @@
           </w:tcPr>
           <w:p>
             <w:pPr>
+              <w:spacing w:line="276" w:lineRule="auto"/>
+              <w:jc w:val="center"/>
               <w:rPr>
                 <w:rFonts w:eastAsia="Times New Roman" w:cs="Times New Roman"/>
                 <w:color w:val="auto"/>
@@ -4868,6 +4382,8 @@
           </w:tcPr>
           <w:p>
             <w:pPr>
+              <w:spacing w:line="276" w:lineRule="auto"/>
+              <w:jc w:val="center"/>
               <w:rPr>
                 <w:rFonts w:eastAsia="Times New Roman" w:cs="Times New Roman"/>
                 <w:color w:val="auto"/>
@@ -4889,7 +4405,7 @@
       </w:tr>
       <w:tr>
         <w:trPr>
-          <w:trHeight w:val="541"/>
+          <w:trHeight w:val="565"/>
         </w:trPr>
         <w:tc>
           <w:tcPr>
@@ -4898,6 +4414,8 @@
           </w:tcPr>
           <w:p>
             <w:pPr>
+              <w:spacing w:line="276" w:lineRule="auto"/>
+              <w:jc w:val="center"/>
               <w:rPr>
                 <w:rFonts w:eastAsia="Times New Roman" w:cs="Times New Roman"/>
                 <w:color w:val="auto"/>
@@ -4923,6 +4441,8 @@
           </w:tcPr>
           <w:p>
             <w:pPr>
+              <w:spacing w:line="276" w:lineRule="auto"/>
+              <w:jc w:val="center"/>
               <w:rPr>
                 <w:rFonts w:eastAsia="Times New Roman" w:cs="Times New Roman"/>
                 <w:color w:val="auto"/>
@@ -4948,6 +4468,8 @@
           </w:tcPr>
           <w:p>
             <w:pPr>
+              <w:spacing w:line="276" w:lineRule="auto"/>
+              <w:jc w:val="center"/>
               <w:rPr>
                 <w:rFonts w:eastAsia="Times New Roman" w:cs="Times New Roman"/>
                 <w:color w:val="auto"/>
@@ -4973,6 +4495,8 @@
           </w:tcPr>
           <w:p>
             <w:pPr>
+              <w:spacing w:line="276" w:lineRule="auto"/>
+              <w:jc w:val="center"/>
               <w:rPr>
                 <w:rFonts w:eastAsia="Times New Roman" w:cs="Times New Roman"/>
                 <w:color w:val="auto"/>
@@ -4994,7 +4518,7 @@
       </w:tr>
       <w:tr>
         <w:trPr>
-          <w:trHeight w:val="553"/>
+          <w:trHeight w:val="577"/>
         </w:trPr>
         <w:tc>
           <w:tcPr>
@@ -5003,6 +4527,8 @@
           </w:tcPr>
           <w:p>
             <w:pPr>
+              <w:spacing w:line="276" w:lineRule="auto"/>
+              <w:jc w:val="center"/>
               <w:rPr>
                 <w:rFonts w:eastAsia="Times New Roman" w:cs="Times New Roman"/>
                 <w:color w:val="auto"/>
@@ -5028,6 +4554,8 @@
           </w:tcPr>
           <w:p>
             <w:pPr>
+              <w:spacing w:line="276" w:lineRule="auto"/>
+              <w:jc w:val="center"/>
               <w:rPr>
                 <w:rFonts w:eastAsia="Times New Roman" w:cs="Times New Roman"/>
                 <w:color w:val="auto"/>
@@ -5053,6 +4581,8 @@
           </w:tcPr>
           <w:p>
             <w:pPr>
+              <w:spacing w:line="276" w:lineRule="auto"/>
+              <w:jc w:val="center"/>
               <w:rPr>
                 <w:rFonts w:eastAsia="Times New Roman" w:cs="Times New Roman"/>
                 <w:color w:val="auto"/>
@@ -5078,6 +4608,8 @@
           </w:tcPr>
           <w:p>
             <w:pPr>
+              <w:spacing w:line="276" w:lineRule="auto"/>
+              <w:jc w:val="center"/>
               <w:rPr>
                 <w:rFonts w:eastAsia="Times New Roman" w:cs="Times New Roman"/>
                 <w:color w:val="auto"/>
@@ -5099,7 +4631,7 @@
       </w:tr>
       <w:tr>
         <w:trPr>
-          <w:trHeight w:val="553"/>
+          <w:trHeight w:val="577"/>
         </w:trPr>
         <w:tc>
           <w:tcPr>
@@ -5108,6 +4640,8 @@
           </w:tcPr>
           <w:p>
             <w:pPr>
+              <w:spacing w:line="276" w:lineRule="auto"/>
+              <w:jc w:val="center"/>
               <w:rPr>
                 <w:rFonts w:eastAsia="Times New Roman" w:cs="Times New Roman"/>
                 <w:color w:val="auto"/>
@@ -5133,6 +4667,8 @@
           </w:tcPr>
           <w:p>
             <w:pPr>
+              <w:spacing w:line="276" w:lineRule="auto"/>
+              <w:jc w:val="center"/>
               <w:rPr>
                 <w:rFonts w:eastAsia="Times New Roman" w:cs="Times New Roman"/>
                 <w:color w:val="auto"/>
@@ -5158,6 +4694,8 @@
           </w:tcPr>
           <w:p>
             <w:pPr>
+              <w:spacing w:line="276" w:lineRule="auto"/>
+              <w:jc w:val="center"/>
               <w:rPr>
                 <w:rFonts w:eastAsia="Times New Roman" w:cs="Times New Roman"/>
                 <w:color w:val="auto"/>
@@ -5183,6 +4721,8 @@
           </w:tcPr>
           <w:p>
             <w:pPr>
+              <w:spacing w:line="276" w:lineRule="auto"/>
+              <w:jc w:val="center"/>
               <w:rPr>
                 <w:rFonts w:eastAsia="Times New Roman" w:cs="Times New Roman"/>
                 <w:color w:val="auto"/>
@@ -5204,7 +4744,7 @@
       </w:tr>
       <w:tr>
         <w:trPr>
-          <w:trHeight w:val="553"/>
+          <w:trHeight w:val="577"/>
         </w:trPr>
         <w:tc>
           <w:tcPr>
@@ -5213,6 +4753,8 @@
           </w:tcPr>
           <w:p>
             <w:pPr>
+              <w:spacing w:line="276" w:lineRule="auto"/>
+              <w:jc w:val="center"/>
               <w:rPr>
                 <w:rFonts w:eastAsia="Times New Roman" w:cs="Times New Roman"/>
                 <w:color w:val="auto"/>
@@ -5238,6 +4780,8 @@
           </w:tcPr>
           <w:p>
             <w:pPr>
+              <w:spacing w:line="276" w:lineRule="auto"/>
+              <w:jc w:val="center"/>
               <w:rPr>
                 <w:rFonts w:eastAsia="Times New Roman" w:cs="Times New Roman"/>
                 <w:color w:val="auto"/>
@@ -5263,6 +4807,8 @@
           </w:tcPr>
           <w:p>
             <w:pPr>
+              <w:spacing w:line="276" w:lineRule="auto"/>
+              <w:jc w:val="center"/>
               <w:rPr>
                 <w:rFonts w:eastAsia="Times New Roman" w:cs="Times New Roman"/>
                 <w:color w:val="auto"/>
@@ -5288,6 +4834,8 @@
           </w:tcPr>
           <w:p>
             <w:pPr>
+              <w:spacing w:line="276" w:lineRule="auto"/>
+              <w:jc w:val="center"/>
               <w:rPr>
                 <w:rFonts w:eastAsia="Times New Roman" w:cs="Times New Roman"/>
                 <w:color w:val="auto"/>
@@ -5309,7 +4857,7 @@
       </w:tr>
       <w:tr>
         <w:trPr>
-          <w:trHeight w:val="276"/>
+          <w:trHeight w:val="288"/>
         </w:trPr>
         <w:tc>
           <w:tcPr>
@@ -5318,6 +4866,8 @@
           </w:tcPr>
           <w:p>
             <w:pPr>
+              <w:spacing w:line="276" w:lineRule="auto"/>
+              <w:jc w:val="center"/>
               <w:rPr>
                 <w:rFonts w:eastAsia="Times New Roman" w:cs="Times New Roman"/>
                 <w:color w:val="auto"/>
@@ -5343,6 +4893,8 @@
           </w:tcPr>
           <w:p>
             <w:pPr>
+              <w:spacing w:line="276" w:lineRule="auto"/>
+              <w:jc w:val="center"/>
               <w:rPr>
                 <w:rFonts w:eastAsia="Times New Roman" w:cs="Times New Roman"/>
                 <w:color w:val="auto"/>
@@ -5357,7 +4909,7 @@
                 <w:szCs w:val="24"/>
                 <w:lang w:val="uk-UA" w:eastAsia="uk-UA"/>
               </w:rPr>
-              <w:t xml:space="preserve">Backend: ASP.NET Core (.NET 9) </w:t>
+              <w:t>Backend: ASP.NET Core (.NET 9)</w:t>
             </w:r>
           </w:p>
         </w:tc>
@@ -5368,6 +4920,8 @@
           </w:tcPr>
           <w:p>
             <w:pPr>
+              <w:spacing w:line="276" w:lineRule="auto"/>
+              <w:jc w:val="center"/>
               <w:rPr>
                 <w:rFonts w:eastAsia="Times New Roman" w:cs="Times New Roman"/>
                 <w:color w:val="auto"/>
@@ -5393,6 +4947,8 @@
           </w:tcPr>
           <w:p>
             <w:pPr>
+              <w:spacing w:line="276" w:lineRule="auto"/>
+              <w:jc w:val="center"/>
               <w:rPr>
                 <w:rFonts w:eastAsia="Times New Roman" w:cs="Times New Roman"/>
                 <w:color w:val="auto"/>
@@ -5414,7 +4970,7 @@
       </w:tr>
       <w:tr>
         <w:trPr>
-          <w:trHeight w:val="276"/>
+          <w:trHeight w:val="288"/>
         </w:trPr>
         <w:tc>
           <w:tcPr>
@@ -5423,6 +4979,8 @@
           </w:tcPr>
           <w:p>
             <w:pPr>
+              <w:spacing w:line="276" w:lineRule="auto"/>
+              <w:jc w:val="center"/>
               <w:rPr>
                 <w:rFonts w:eastAsia="Times New Roman" w:cs="Times New Roman"/>
                 <w:color w:val="auto"/>
@@ -5448,6 +5006,8 @@
           </w:tcPr>
           <w:p>
             <w:pPr>
+              <w:spacing w:line="276" w:lineRule="auto"/>
+              <w:jc w:val="center"/>
               <w:rPr>
                 <w:rFonts w:eastAsia="Times New Roman" w:cs="Times New Roman"/>
                 <w:color w:val="auto"/>
@@ -5473,6 +5033,8 @@
           </w:tcPr>
           <w:p>
             <w:pPr>
+              <w:spacing w:line="276" w:lineRule="auto"/>
+              <w:jc w:val="center"/>
               <w:rPr>
                 <w:rFonts w:eastAsia="Times New Roman" w:cs="Times New Roman"/>
                 <w:color w:val="auto"/>
@@ -5498,6 +5060,8 @@
           </w:tcPr>
           <w:p>
             <w:pPr>
+              <w:spacing w:line="276" w:lineRule="auto"/>
+              <w:jc w:val="center"/>
               <w:rPr>
                 <w:rFonts w:eastAsia="Times New Roman" w:cs="Times New Roman"/>
                 <w:color w:val="auto"/>
@@ -5519,7 +5083,7 @@
       </w:tr>
       <w:tr>
         <w:trPr>
-          <w:trHeight w:val="541"/>
+          <w:trHeight w:val="496"/>
         </w:trPr>
         <w:tc>
           <w:tcPr>
@@ -5528,6 +5092,8 @@
           </w:tcPr>
           <w:p>
             <w:pPr>
+              <w:spacing w:line="276" w:lineRule="auto"/>
+              <w:jc w:val="center"/>
               <w:rPr>
                 <w:rFonts w:eastAsia="Times New Roman" w:cs="Times New Roman"/>
                 <w:color w:val="auto"/>
@@ -5553,6 +5119,8 @@
           </w:tcPr>
           <w:p>
             <w:pPr>
+              <w:spacing w:line="276" w:lineRule="auto"/>
+              <w:jc w:val="center"/>
               <w:rPr>
                 <w:rFonts w:eastAsia="Times New Roman" w:cs="Times New Roman"/>
                 <w:color w:val="auto"/>
@@ -5578,6 +5146,8 @@
           </w:tcPr>
           <w:p>
             <w:pPr>
+              <w:spacing w:line="276" w:lineRule="auto"/>
+              <w:jc w:val="center"/>
               <w:rPr>
                 <w:rFonts w:eastAsia="Times New Roman" w:cs="Times New Roman"/>
                 <w:color w:val="auto"/>
@@ -5603,6 +5173,8 @@
           </w:tcPr>
           <w:p>
             <w:pPr>
+              <w:spacing w:line="276" w:lineRule="auto"/>
+              <w:jc w:val="center"/>
               <w:rPr>
                 <w:rFonts w:eastAsia="Times New Roman" w:cs="Times New Roman"/>
                 <w:color w:val="auto"/>
@@ -5623,6 +5195,1259 @@
         </w:tc>
       </w:tr>
     </w:tbl>
+    <w:p>
+      <w:pPr>
+        <w:rPr>
+          <w:sz w:val="28"/>
+          <w:szCs w:val="28"/>
+          <w:lang w:val="uk-UA"/>
+        </w:rPr>
+      </w:pPr>
+    </w:p>
+    <w:p>
+      <w:pPr>
+        <w:rPr>
+          <w:sz w:val="28"/>
+          <w:szCs w:val="28"/>
+          <w:lang w:val="uk-UA"/>
+        </w:rPr>
+      </w:pPr>
+    </w:p>
+    <w:p>
+      <w:pPr>
+        <w:rPr>
+          <w:sz w:val="28"/>
+          <w:szCs w:val="28"/>
+          <w:lang w:val="uk-UA"/>
+        </w:rPr>
+      </w:pPr>
+    </w:p>
+    <w:p>
+      <w:pPr>
+        <w:rPr>
+          <w:b/>
+          <w:bCs/>
+          <w:sz w:val="28"/>
+          <w:szCs w:val="28"/>
+          <w:lang w:val="uk-UA"/>
+        </w:rPr>
+      </w:pPr>
+    </w:p>
+    <w:p>
+      <w:pPr>
+        <w:jc w:val="center"/>
+        <w:rPr>
+          <w:b/>
+          <w:bCs/>
+          <w:sz w:val="44"/>
+          <w:szCs w:val="44"/>
+          <w:lang w:val="uk-UA"/>
+        </w:rPr>
+      </w:pPr>
+    </w:p>
+    <w:p>
+      <w:pPr>
+        <w:rPr>
+          <w:b/>
+          <w:bCs/>
+          <w:sz w:val="44"/>
+          <w:szCs w:val="44"/>
+          <w:lang w:val="uk-UA"/>
+        </w:rPr>
+      </w:pPr>
+    </w:p>
+    <w:p>
+      <w:pPr>
+        <w:jc w:val="center"/>
+        <w:rPr>
+          <w:b/>
+          <w:bCs/>
+          <w:sz w:val="44"/>
+          <w:szCs w:val="44"/>
+          <w:lang w:val="uk-UA"/>
+        </w:rPr>
+      </w:pPr>
+      <w:r>
+        <w:rPr>
+          <w:b/>
+          <w:bCs/>
+          <w:sz w:val="44"/>
+          <w:szCs w:val="44"/>
+          <w:lang w:val="uk-UA"/>
+        </w:rPr>
+        <w:lastRenderedPageBreak/>
+        <w:t>Діаграми послідовностей</w:t>
+      </w:r>
+    </w:p>
+    <w:p>
+      <w:pPr>
+        <w:jc w:val="center"/>
+        <w:rPr>
+          <w:b/>
+          <w:bCs/>
+          <w:sz w:val="44"/>
+          <w:szCs w:val="44"/>
+          <w:lang w:val="uk-UA"/>
+        </w:rPr>
+      </w:pPr>
+    </w:p>
+    <w:p>
+      <w:pPr>
+        <w:rPr>
+          <w:b/>
+          <w:bCs/>
+          <w:sz w:val="28"/>
+          <w:szCs w:val="28"/>
+          <w:lang w:val="uk-UA"/>
+        </w:rPr>
+      </w:pPr>
+      <w:r>
+        <w:rPr>
+          <w:b/>
+          <w:bCs/>
+          <w:sz w:val="32"/>
+          <w:szCs w:val="32"/>
+          <w:lang w:val="uk-UA"/>
+        </w:rPr>
+        <w:t>Запуск веб-додатку</w:t>
+      </w:r>
+    </w:p>
+    <w:p>
+      <w:pPr>
+        <w:rPr>
+          <w:b/>
+          <w:bCs/>
+          <w:sz w:val="28"/>
+          <w:szCs w:val="28"/>
+          <w:lang w:val="uk-UA"/>
+        </w:rPr>
+      </w:pPr>
+      <w:r>
+        <w:rPr>
+          <w:b/>
+          <w:bCs/>
+          <w:noProof/>
+          <w:sz w:val="28"/>
+          <w:szCs w:val="28"/>
+        </w:rPr>
+        <w:t xml:space="preserve"> </w:t>
+      </w:r>
+      <w:r>
+        <w:rPr>
+          <w:b/>
+          <w:bCs/>
+          <w:noProof/>
+          <w:sz w:val="28"/>
+          <w:szCs w:val="28"/>
+          <w:lang w:val="uk-UA"/>
+        </w:rPr>
+        <w:drawing>
+          <wp:inline distT="0" distB="0" distL="0" distR="0" wp14:anchorId="47384950" wp14:editId="070BAC89">
+            <wp:extent cx="9144000" cy="4413885"/>
+            <wp:effectExtent l="0" t="0" r="0" b="5715"/>
+            <wp:docPr id="1836654374" name="Рисунок 9"/>
+            <wp:cNvGraphicFramePr>
+              <a:graphicFrameLocks xmlns:a="http://schemas.openxmlformats.org/drawingml/2006/main" noChangeAspect="1"/>
+            </wp:cNvGraphicFramePr>
+            <a:graphic xmlns:a="http://schemas.openxmlformats.org/drawingml/2006/main">
+              <a:graphicData uri="http://schemas.openxmlformats.org/drawingml/2006/picture">
+                <pic:pic xmlns:pic="http://schemas.openxmlformats.org/drawingml/2006/picture">
+                  <pic:nvPicPr>
+                    <pic:cNvPr id="1836654374" name="Рисунок 1836654374"/>
+                    <pic:cNvPicPr/>
+                  </pic:nvPicPr>
+                  <pic:blipFill>
+                    <a:blip r:embed="rId9"/>
+                    <a:stretch>
+                      <a:fillRect/>
+                    </a:stretch>
+                  </pic:blipFill>
+                  <pic:spPr>
+                    <a:xfrm>
+                      <a:off x="0" y="0"/>
+                      <a:ext cx="9144000" cy="4413885"/>
+                    </a:xfrm>
+                    <a:prstGeom prst="rect">
+                      <a:avLst/>
+                    </a:prstGeom>
+                  </pic:spPr>
+                </pic:pic>
+              </a:graphicData>
+            </a:graphic>
+          </wp:inline>
+        </w:drawing>
+      </w:r>
+    </w:p>
+    <w:p>
+      <w:pPr>
+        <w:rPr>
+          <w:b/>
+          <w:bCs/>
+          <w:sz w:val="28"/>
+          <w:szCs w:val="28"/>
+          <w:lang w:val="uk-UA"/>
+        </w:rPr>
+      </w:pPr>
+    </w:p>
+    <w:p>
+      <w:pPr>
+        <w:rPr>
+          <w:b/>
+          <w:bCs/>
+          <w:sz w:val="28"/>
+          <w:szCs w:val="28"/>
+          <w:lang w:val="uk-UA"/>
+        </w:rPr>
+      </w:pPr>
+    </w:p>
+    <w:p>
+      <w:pPr>
+        <w:rPr>
+          <w:b/>
+          <w:bCs/>
+          <w:sz w:val="28"/>
+          <w:szCs w:val="28"/>
+          <w:lang w:val="uk-UA"/>
+        </w:rPr>
+      </w:pPr>
+    </w:p>
+    <w:p>
+      <w:pPr>
+        <w:rPr>
+          <w:b/>
+          <w:bCs/>
+          <w:sz w:val="28"/>
+          <w:szCs w:val="28"/>
+          <w:lang w:val="uk-UA"/>
+        </w:rPr>
+      </w:pPr>
+      <w:r>
+        <w:rPr>
+          <w:b/>
+          <w:bCs/>
+          <w:sz w:val="32"/>
+          <w:szCs w:val="32"/>
+          <w:lang w:val="uk-UA"/>
+        </w:rPr>
+        <w:t> Аналіз Excel файлу</w:t>
+      </w:r>
+    </w:p>
+    <w:p>
+      <w:pPr>
+        <w:rPr>
+          <w:b/>
+          <w:bCs/>
+          <w:sz w:val="28"/>
+          <w:szCs w:val="28"/>
+          <w:lang w:val="uk-UA"/>
+        </w:rPr>
+      </w:pPr>
+      <w:r>
+        <w:rPr>
+          <w:b/>
+          <w:bCs/>
+          <w:noProof/>
+          <w:sz w:val="28"/>
+          <w:szCs w:val="28"/>
+          <w:lang w:val="uk-UA"/>
+        </w:rPr>
+        <w:drawing>
+          <wp:inline distT="0" distB="0" distL="0" distR="0" wp14:anchorId="222BD468" wp14:editId="4AE422F5">
+            <wp:extent cx="9144000" cy="5694680"/>
+            <wp:effectExtent l="0" t="0" r="0" b="1270"/>
+            <wp:docPr id="2010333692" name="Рисунок 10"/>
+            <wp:cNvGraphicFramePr>
+              <a:graphicFrameLocks xmlns:a="http://schemas.openxmlformats.org/drawingml/2006/main" noChangeAspect="1"/>
+            </wp:cNvGraphicFramePr>
+            <a:graphic xmlns:a="http://schemas.openxmlformats.org/drawingml/2006/main">
+              <a:graphicData uri="http://schemas.openxmlformats.org/drawingml/2006/picture">
+                <pic:pic xmlns:pic="http://schemas.openxmlformats.org/drawingml/2006/picture">
+                  <pic:nvPicPr>
+                    <pic:cNvPr id="2010333692" name="Рисунок 2010333692"/>
+                    <pic:cNvPicPr/>
+                  </pic:nvPicPr>
+                  <pic:blipFill>
+                    <a:blip r:embed="rId10"/>
+                    <a:stretch>
+                      <a:fillRect/>
+                    </a:stretch>
+                  </pic:blipFill>
+                  <pic:spPr>
+                    <a:xfrm>
+                      <a:off x="0" y="0"/>
+                      <a:ext cx="9144000" cy="5694680"/>
+                    </a:xfrm>
+                    <a:prstGeom prst="rect">
+                      <a:avLst/>
+                    </a:prstGeom>
+                  </pic:spPr>
+                </pic:pic>
+              </a:graphicData>
+            </a:graphic>
+          </wp:inline>
+        </w:drawing>
+      </w:r>
+    </w:p>
+    <w:p>
+      <w:pPr>
+        <w:rPr>
+          <w:b/>
+          <w:bCs/>
+          <w:sz w:val="28"/>
+          <w:szCs w:val="28"/>
+          <w:lang w:val="uk-UA"/>
+        </w:rPr>
+      </w:pPr>
+    </w:p>
+    <w:p>
+      <w:pPr>
+        <w:rPr>
+          <w:b/>
+          <w:bCs/>
+          <w:sz w:val="32"/>
+          <w:szCs w:val="32"/>
+          <w:lang w:val="uk-UA"/>
+        </w:rPr>
+      </w:pPr>
+      <w:r>
+        <w:rPr>
+          <w:b/>
+          <w:bCs/>
+          <w:sz w:val="32"/>
+          <w:szCs w:val="32"/>
+          <w:lang w:val="uk-UA"/>
+        </w:rPr>
+        <w:lastRenderedPageBreak/>
+        <w:t>Аналіз Prozorro тендера</w:t>
+      </w:r>
+    </w:p>
+    <w:p>
+      <w:pPr>
+        <w:rPr>
+          <w:sz w:val="28"/>
+          <w:szCs w:val="28"/>
+          <w:lang w:val="uk-UA"/>
+        </w:rPr>
+      </w:pPr>
+      <w:r>
+        <w:rPr>
+          <w:noProof/>
+          <w:sz w:val="28"/>
+          <w:szCs w:val="28"/>
+          <w:lang w:val="uk-UA"/>
+        </w:rPr>
+        <w:drawing>
+          <wp:inline distT="0" distB="0" distL="0" distR="0" wp14:anchorId="4D70F78D" wp14:editId="001FBA75">
+            <wp:extent cx="8313420" cy="6382665"/>
+            <wp:effectExtent l="0" t="0" r="0" b="0"/>
+            <wp:docPr id="513812417" name="Рисунок 11"/>
+            <wp:cNvGraphicFramePr>
+              <a:graphicFrameLocks xmlns:a="http://schemas.openxmlformats.org/drawingml/2006/main" noChangeAspect="1"/>
+            </wp:cNvGraphicFramePr>
+            <a:graphic xmlns:a="http://schemas.openxmlformats.org/drawingml/2006/main">
+              <a:graphicData uri="http://schemas.openxmlformats.org/drawingml/2006/picture">
+                <pic:pic xmlns:pic="http://schemas.openxmlformats.org/drawingml/2006/picture">
+                  <pic:nvPicPr>
+                    <pic:cNvPr id="513812417" name="Рисунок 513812417"/>
+                    <pic:cNvPicPr/>
+                  </pic:nvPicPr>
+                  <pic:blipFill>
+                    <a:blip r:embed="rId11"/>
+                    <a:stretch>
+                      <a:fillRect/>
+                    </a:stretch>
+                  </pic:blipFill>
+                  <pic:spPr>
+                    <a:xfrm>
+                      <a:off x="0" y="0"/>
+                      <a:ext cx="8318613" cy="6386652"/>
+                    </a:xfrm>
+                    <a:prstGeom prst="rect">
+                      <a:avLst/>
+                    </a:prstGeom>
+                  </pic:spPr>
+                </pic:pic>
+              </a:graphicData>
+            </a:graphic>
+          </wp:inline>
+        </w:drawing>
+      </w:r>
+    </w:p>
+    <w:p>
+      <w:pPr>
+        <w:rPr>
+          <w:b/>
+          <w:bCs/>
+          <w:sz w:val="32"/>
+          <w:szCs w:val="32"/>
+          <w:lang w:val="uk-UA"/>
+        </w:rPr>
+      </w:pPr>
+      <w:r>
+        <w:rPr>
+          <w:b/>
+          <w:bCs/>
+          <w:sz w:val="32"/>
+          <w:szCs w:val="32"/>
+          <w:lang w:val="uk-UA"/>
+        </w:rPr>
+        <w:lastRenderedPageBreak/>
+        <w:t> Автентифікація</w:t>
+      </w:r>
+    </w:p>
+    <w:p>
+      <w:pPr>
+        <w:rPr>
+          <w:b/>
+          <w:bCs/>
+          <w:sz w:val="28"/>
+          <w:szCs w:val="28"/>
+          <w:lang w:val="uk-UA"/>
+        </w:rPr>
+      </w:pPr>
+      <w:r>
+        <w:rPr>
+          <w:b/>
+          <w:bCs/>
+          <w:noProof/>
+          <w:sz w:val="28"/>
+          <w:szCs w:val="28"/>
+        </w:rPr>
+        <w:drawing>
+          <wp:inline distT="0" distB="0" distL="0" distR="0" wp14:anchorId="70FB1531" wp14:editId="7AA828C7">
+            <wp:extent cx="6896100" cy="6456127"/>
+            <wp:effectExtent l="0" t="0" r="0" b="1905"/>
+            <wp:docPr id="591759326" name="Рисунок 12"/>
+            <wp:cNvGraphicFramePr>
+              <a:graphicFrameLocks xmlns:a="http://schemas.openxmlformats.org/drawingml/2006/main" noChangeAspect="1"/>
+            </wp:cNvGraphicFramePr>
+            <a:graphic xmlns:a="http://schemas.openxmlformats.org/drawingml/2006/main">
+              <a:graphicData uri="http://schemas.openxmlformats.org/drawingml/2006/picture">
+                <pic:pic xmlns:pic="http://schemas.openxmlformats.org/drawingml/2006/picture">
+                  <pic:nvPicPr>
+                    <pic:cNvPr id="591759326" name="Рисунок 591759326"/>
+                    <pic:cNvPicPr/>
+                  </pic:nvPicPr>
+                  <pic:blipFill>
+                    <a:blip r:embed="rId12"/>
+                    <a:stretch>
+                      <a:fillRect/>
+                    </a:stretch>
+                  </pic:blipFill>
+                  <pic:spPr>
+                    <a:xfrm>
+                      <a:off x="0" y="0"/>
+                      <a:ext cx="6896100" cy="6456127"/>
+                    </a:xfrm>
+                    <a:prstGeom prst="rect">
+                      <a:avLst/>
+                    </a:prstGeom>
+                  </pic:spPr>
+                </pic:pic>
+              </a:graphicData>
+            </a:graphic>
+          </wp:inline>
+        </w:drawing>
+      </w:r>
+    </w:p>
+    <w:p>
+      <w:pPr>
+        <w:jc w:val="center"/>
+        <w:rPr>
+          <w:b/>
+          <w:bCs/>
+          <w:sz w:val="44"/>
+          <w:szCs w:val="44"/>
+          <w:lang w:val="uk-UA"/>
+        </w:rPr>
+      </w:pPr>
+      <w:r>
+        <w:rPr>
+          <w:b/>
+          <w:bCs/>
+          <w:sz w:val="44"/>
+          <w:szCs w:val="44"/>
+          <w:lang w:val="uk-UA"/>
+        </w:rPr>
+        <w:lastRenderedPageBreak/>
+        <w:t>Мокапи</w:t>
+      </w:r>
+    </w:p>
+    <w:p>
+      <w:pPr>
+        <w:jc w:val="both"/>
+        <w:rPr>
+          <w:b/>
+          <w:bCs/>
+          <w:sz w:val="36"/>
+          <w:szCs w:val="36"/>
+          <w:lang w:val="uk-UA"/>
+        </w:rPr>
+      </w:pPr>
+    </w:p>
+    <w:p>
+      <w:pPr>
+        <w:rPr>
+          <w:sz w:val="36"/>
+          <w:szCs w:val="36"/>
+          <w:lang w:val="uk-UA"/>
+        </w:rPr>
+      </w:pPr>
+      <w:r>
+        <w:rPr>
+          <w:sz w:val="36"/>
+          <w:szCs w:val="36"/>
+          <w:lang w:val="uk-UA"/>
+        </w:rPr>
+        <w:t>Г</w:t>
+      </w:r>
+      <w:r>
+        <w:rPr>
+          <w:sz w:val="36"/>
+          <w:szCs w:val="36"/>
+        </w:rPr>
+        <w:t>оловна стор</w:t>
+      </w:r>
+      <w:r>
+        <w:rPr>
+          <w:sz w:val="36"/>
+          <w:szCs w:val="36"/>
+          <w:lang w:val="uk-UA"/>
+        </w:rPr>
+        <w:t>інка</w:t>
+      </w:r>
+    </w:p>
+    <w:p>
+      <w:pPr>
+        <w:rPr>
+          <w:sz w:val="32"/>
+          <w:szCs w:val="32"/>
+        </w:rPr>
+      </w:pPr>
+      <w:r>
+        <w:rPr>
+          <w:noProof/>
+        </w:rPr>
+        <w:drawing>
+          <wp:inline distT="0" distB="0" distL="0" distR="0" wp14:anchorId="186BB459" wp14:editId="5982EC5E">
+            <wp:extent cx="8702040" cy="4913913"/>
+            <wp:effectExtent l="0" t="0" r="3810" b="1270"/>
+            <wp:docPr id="173048781" name="Рисунок 3"/>
+            <wp:cNvGraphicFramePr>
+              <a:graphicFrameLocks xmlns:a="http://schemas.openxmlformats.org/drawingml/2006/main" noChangeAspect="1"/>
+            </wp:cNvGraphicFramePr>
+            <a:graphic xmlns:a="http://schemas.openxmlformats.org/drawingml/2006/main">
+              <a:graphicData uri="http://schemas.openxmlformats.org/drawingml/2006/picture">
+                <pic:pic xmlns:pic="http://schemas.openxmlformats.org/drawingml/2006/picture">
+                  <pic:nvPicPr>
+                    <pic:cNvPr id="0" name="Picture 4"/>
+                    <pic:cNvPicPr>
+                      <a:picLocks noChangeAspect="1" noChangeArrowheads="1"/>
+                    </pic:cNvPicPr>
+                  </pic:nvPicPr>
+                  <pic:blipFill>
+                    <a:blip r:embed="rId13">
+                      <a:extLst>
+                        <a:ext uri="{28A0092B-C50C-407E-A947-70E740481C1C}">
+                          <a14:useLocalDpi xmlns:a14="http://schemas.microsoft.com/office/drawing/2010/main" val="0"/>
+                        </a:ext>
+                      </a:extLst>
+                    </a:blip>
+                    <a:srcRect/>
+                    <a:stretch>
+                      <a:fillRect/>
+                    </a:stretch>
+                  </pic:blipFill>
+                  <pic:spPr bwMode="auto">
+                    <a:xfrm>
+                      <a:off x="0" y="0"/>
+                      <a:ext cx="8749106" cy="4940491"/>
+                    </a:xfrm>
+                    <a:prstGeom prst="rect">
+                      <a:avLst/>
+                    </a:prstGeom>
+                    <a:noFill/>
+                    <a:ln>
+                      <a:noFill/>
+                    </a:ln>
+                  </pic:spPr>
+                </pic:pic>
+              </a:graphicData>
+            </a:graphic>
+          </wp:inline>
+        </w:drawing>
+      </w:r>
+    </w:p>
+    <w:p>
+      <w:pPr>
+        <w:rPr>
+          <w:sz w:val="32"/>
+          <w:szCs w:val="32"/>
+          <w:lang w:val="uk-UA"/>
+        </w:rPr>
+      </w:pPr>
+    </w:p>
+    <w:p>
+      <w:pPr>
+        <w:rPr>
+          <w:sz w:val="32"/>
+          <w:szCs w:val="32"/>
+          <w:lang w:val="uk-UA"/>
+        </w:rPr>
+      </w:pPr>
+    </w:p>
+    <w:p>
+      <w:pPr>
+        <w:rPr>
+          <w:sz w:val="36"/>
+          <w:szCs w:val="36"/>
+          <w:lang w:val="uk-UA"/>
+        </w:rPr>
+      </w:pPr>
+      <w:r>
+        <w:rPr>
+          <w:sz w:val="36"/>
+          <w:szCs w:val="36"/>
+          <w:lang w:val="uk-UA"/>
+        </w:rPr>
+        <w:t>Сторінка р</w:t>
+      </w:r>
+      <w:r>
+        <w:rPr>
+          <w:sz w:val="36"/>
+          <w:szCs w:val="36"/>
+        </w:rPr>
+        <w:t>еєстраці</w:t>
+      </w:r>
+      <w:r>
+        <w:rPr>
+          <w:sz w:val="36"/>
+          <w:szCs w:val="36"/>
+          <w:lang w:val="uk-UA"/>
+        </w:rPr>
+        <w:t>ї</w:t>
+      </w:r>
+    </w:p>
+    <w:p>
+      <w:pPr>
+        <w:rPr>
+          <w:sz w:val="32"/>
+          <w:szCs w:val="32"/>
+        </w:rPr>
+      </w:pPr>
+      <w:r>
+        <w:rPr>
+          <w:noProof/>
+        </w:rPr>
+        <w:drawing>
+          <wp:inline distT="0" distB="0" distL="0" distR="0" wp14:anchorId="4CC1D780" wp14:editId="62153614">
+            <wp:extent cx="8404860" cy="4746099"/>
+            <wp:effectExtent l="0" t="0" r="0" b="0"/>
+            <wp:docPr id="547635411" name="Рисунок 4"/>
+            <wp:cNvGraphicFramePr>
+              <a:graphicFrameLocks xmlns:a="http://schemas.openxmlformats.org/drawingml/2006/main" noChangeAspect="1"/>
+            </wp:cNvGraphicFramePr>
+            <a:graphic xmlns:a="http://schemas.openxmlformats.org/drawingml/2006/main">
+              <a:graphicData uri="http://schemas.openxmlformats.org/drawingml/2006/picture">
+                <pic:pic xmlns:pic="http://schemas.openxmlformats.org/drawingml/2006/picture">
+                  <pic:nvPicPr>
+                    <pic:cNvPr id="0" name="Picture 6"/>
+                    <pic:cNvPicPr>
+                      <a:picLocks noChangeAspect="1" noChangeArrowheads="1"/>
+                    </pic:cNvPicPr>
+                  </pic:nvPicPr>
+                  <pic:blipFill>
+                    <a:blip r:embed="rId14">
+                      <a:extLst>
+                        <a:ext uri="{28A0092B-C50C-407E-A947-70E740481C1C}">
+                          <a14:useLocalDpi xmlns:a14="http://schemas.microsoft.com/office/drawing/2010/main" val="0"/>
+                        </a:ext>
+                      </a:extLst>
+                    </a:blip>
+                    <a:srcRect/>
+                    <a:stretch>
+                      <a:fillRect/>
+                    </a:stretch>
+                  </pic:blipFill>
+                  <pic:spPr bwMode="auto">
+                    <a:xfrm>
+                      <a:off x="0" y="0"/>
+                      <a:ext cx="8405588" cy="4746510"/>
+                    </a:xfrm>
+                    <a:prstGeom prst="rect">
+                      <a:avLst/>
+                    </a:prstGeom>
+                    <a:noFill/>
+                    <a:ln>
+                      <a:noFill/>
+                    </a:ln>
+                  </pic:spPr>
+                </pic:pic>
+              </a:graphicData>
+            </a:graphic>
+          </wp:inline>
+        </w:drawing>
+      </w:r>
+    </w:p>
+    <w:p>
+      <w:pPr>
+        <w:rPr>
+          <w:sz w:val="32"/>
+          <w:szCs w:val="32"/>
+        </w:rPr>
+      </w:pPr>
+    </w:p>
+    <w:p>
+      <w:pPr>
+        <w:rPr>
+          <w:sz w:val="32"/>
+          <w:szCs w:val="32"/>
+        </w:rPr>
+      </w:pPr>
+    </w:p>
+    <w:p>
+      <w:pPr>
+        <w:rPr>
+          <w:sz w:val="32"/>
+          <w:szCs w:val="32"/>
+        </w:rPr>
+      </w:pPr>
+    </w:p>
+    <w:p>
+      <w:pPr>
+        <w:rPr>
+          <w:sz w:val="32"/>
+          <w:szCs w:val="32"/>
+        </w:rPr>
+      </w:pPr>
+    </w:p>
+    <w:p>
+      <w:pPr>
+        <w:rPr>
+          <w:sz w:val="36"/>
+          <w:szCs w:val="36"/>
+          <w:lang w:val="uk-UA"/>
+        </w:rPr>
+      </w:pPr>
+      <w:r>
+        <w:rPr>
+          <w:sz w:val="36"/>
+          <w:szCs w:val="36"/>
+          <w:lang w:val="uk-UA"/>
+        </w:rPr>
+        <w:t>Сторінка в</w:t>
+      </w:r>
+      <w:r>
+        <w:rPr>
+          <w:sz w:val="36"/>
+          <w:szCs w:val="36"/>
+        </w:rPr>
+        <w:t>х</w:t>
+      </w:r>
+      <w:r>
+        <w:rPr>
+          <w:sz w:val="36"/>
+          <w:szCs w:val="36"/>
+          <w:lang w:val="uk-UA"/>
+        </w:rPr>
+        <w:t>о</w:t>
+      </w:r>
+      <w:r>
+        <w:rPr>
+          <w:sz w:val="36"/>
+          <w:szCs w:val="36"/>
+        </w:rPr>
+        <w:t>д</w:t>
+      </w:r>
+      <w:r>
+        <w:rPr>
+          <w:sz w:val="36"/>
+          <w:szCs w:val="36"/>
+          <w:lang w:val="uk-UA"/>
+        </w:rPr>
+        <w:t xml:space="preserve">у в акаунт </w:t>
+      </w:r>
+    </w:p>
+    <w:p>
+      <w:pPr>
+        <w:rPr>
+          <w:sz w:val="32"/>
+          <w:szCs w:val="32"/>
+        </w:rPr>
+      </w:pPr>
+      <w:r>
+        <w:rPr>
+          <w:noProof/>
+        </w:rPr>
+        <w:drawing>
+          <wp:inline distT="0" distB="0" distL="0" distR="0" wp14:anchorId="01BC7C8E" wp14:editId="3BA998A2">
+            <wp:extent cx="8433903" cy="4762500"/>
+            <wp:effectExtent l="0" t="0" r="5715" b="0"/>
+            <wp:docPr id="1491977696" name="Рисунок 5"/>
+            <wp:cNvGraphicFramePr>
+              <a:graphicFrameLocks xmlns:a="http://schemas.openxmlformats.org/drawingml/2006/main" noChangeAspect="1"/>
+            </wp:cNvGraphicFramePr>
+            <a:graphic xmlns:a="http://schemas.openxmlformats.org/drawingml/2006/main">
+              <a:graphicData uri="http://schemas.openxmlformats.org/drawingml/2006/picture">
+                <pic:pic xmlns:pic="http://schemas.openxmlformats.org/drawingml/2006/picture">
+                  <pic:nvPicPr>
+                    <pic:cNvPr id="0" name="Picture 8"/>
+                    <pic:cNvPicPr>
+                      <a:picLocks noChangeAspect="1" noChangeArrowheads="1"/>
+                    </pic:cNvPicPr>
+                  </pic:nvPicPr>
+                  <pic:blipFill>
+                    <a:blip r:embed="rId15">
+                      <a:extLst>
+                        <a:ext uri="{28A0092B-C50C-407E-A947-70E740481C1C}">
+                          <a14:useLocalDpi xmlns:a14="http://schemas.microsoft.com/office/drawing/2010/main" val="0"/>
+                        </a:ext>
+                      </a:extLst>
+                    </a:blip>
+                    <a:srcRect/>
+                    <a:stretch>
+                      <a:fillRect/>
+                    </a:stretch>
+                  </pic:blipFill>
+                  <pic:spPr bwMode="auto">
+                    <a:xfrm>
+                      <a:off x="0" y="0"/>
+                      <a:ext cx="8459718" cy="4777078"/>
+                    </a:xfrm>
+                    <a:prstGeom prst="rect">
+                      <a:avLst/>
+                    </a:prstGeom>
+                    <a:noFill/>
+                    <a:ln>
+                      <a:noFill/>
+                    </a:ln>
+                  </pic:spPr>
+                </pic:pic>
+              </a:graphicData>
+            </a:graphic>
+          </wp:inline>
+        </w:drawing>
+      </w:r>
+    </w:p>
+    <w:p>
+      <w:pPr>
+        <w:rPr>
+          <w:sz w:val="32"/>
+          <w:szCs w:val="32"/>
+          <w:lang w:val="uk-UA"/>
+        </w:rPr>
+      </w:pPr>
+    </w:p>
+    <w:p>
+      <w:pPr>
+        <w:rPr>
+          <w:sz w:val="32"/>
+          <w:szCs w:val="32"/>
+          <w:lang w:val="uk-UA"/>
+        </w:rPr>
+      </w:pPr>
+    </w:p>
+    <w:p>
+      <w:pPr>
+        <w:rPr>
+          <w:sz w:val="32"/>
+          <w:szCs w:val="32"/>
+          <w:lang w:val="uk-UA"/>
+        </w:rPr>
+      </w:pPr>
+    </w:p>
+    <w:p>
+      <w:pPr>
+        <w:rPr>
+          <w:sz w:val="32"/>
+          <w:szCs w:val="32"/>
+          <w:lang w:val="uk-UA"/>
+        </w:rPr>
+      </w:pPr>
+    </w:p>
+    <w:p>
+      <w:pPr>
+        <w:rPr>
+          <w:sz w:val="36"/>
+          <w:szCs w:val="36"/>
+          <w:lang w:val="uk-UA"/>
+        </w:rPr>
+      </w:pPr>
+      <w:r>
+        <w:rPr>
+          <w:sz w:val="36"/>
+          <w:szCs w:val="36"/>
+          <w:lang w:val="uk-UA"/>
+        </w:rPr>
+        <w:t>Сторінка а</w:t>
+      </w:r>
+      <w:r>
+        <w:rPr>
+          <w:sz w:val="36"/>
+          <w:szCs w:val="36"/>
+        </w:rPr>
+        <w:t>наліз</w:t>
+      </w:r>
+      <w:r>
+        <w:rPr>
+          <w:sz w:val="36"/>
+          <w:szCs w:val="36"/>
+          <w:lang w:val="uk-UA"/>
+        </w:rPr>
+        <w:t xml:space="preserve">у </w:t>
+      </w:r>
+      <w:r>
+        <w:rPr>
+          <w:sz w:val="36"/>
+          <w:szCs w:val="36"/>
+        </w:rPr>
+        <w:t>Excel-</w:t>
+      </w:r>
+      <w:r>
+        <w:rPr>
+          <w:sz w:val="36"/>
+          <w:szCs w:val="36"/>
+          <w:lang w:val="uk-UA"/>
+        </w:rPr>
+        <w:t>тендера</w:t>
+      </w:r>
+    </w:p>
+    <w:p>
+      <w:pPr>
+        <w:rPr>
+          <w:sz w:val="32"/>
+          <w:szCs w:val="32"/>
+        </w:rPr>
+      </w:pPr>
+      <w:r>
+        <w:rPr>
+          <w:noProof/>
+        </w:rPr>
+        <w:drawing>
+          <wp:inline distT="0" distB="0" distL="0" distR="0" wp14:anchorId="09DC865F" wp14:editId="049CEAA1">
+            <wp:extent cx="8460892" cy="4777740"/>
+            <wp:effectExtent l="0" t="0" r="0" b="3810"/>
+            <wp:docPr id="923064886" name="Рисунок 6"/>
+            <wp:cNvGraphicFramePr>
+              <a:graphicFrameLocks xmlns:a="http://schemas.openxmlformats.org/drawingml/2006/main" noChangeAspect="1"/>
+            </wp:cNvGraphicFramePr>
+            <a:graphic xmlns:a="http://schemas.openxmlformats.org/drawingml/2006/main">
+              <a:graphicData uri="http://schemas.openxmlformats.org/drawingml/2006/picture">
+                <pic:pic xmlns:pic="http://schemas.openxmlformats.org/drawingml/2006/picture">
+                  <pic:nvPicPr>
+                    <pic:cNvPr id="0" name="Picture 10"/>
+                    <pic:cNvPicPr>
+                      <a:picLocks noChangeAspect="1" noChangeArrowheads="1"/>
+                    </pic:cNvPicPr>
+                  </pic:nvPicPr>
+                  <pic:blipFill>
+                    <a:blip r:embed="rId16">
+                      <a:extLst>
+                        <a:ext uri="{28A0092B-C50C-407E-A947-70E740481C1C}">
+                          <a14:useLocalDpi xmlns:a14="http://schemas.microsoft.com/office/drawing/2010/main" val="0"/>
+                        </a:ext>
+                      </a:extLst>
+                    </a:blip>
+                    <a:srcRect/>
+                    <a:stretch>
+                      <a:fillRect/>
+                    </a:stretch>
+                  </pic:blipFill>
+                  <pic:spPr bwMode="auto">
+                    <a:xfrm>
+                      <a:off x="0" y="0"/>
+                      <a:ext cx="8464868" cy="4779985"/>
+                    </a:xfrm>
+                    <a:prstGeom prst="rect">
+                      <a:avLst/>
+                    </a:prstGeom>
+                    <a:noFill/>
+                    <a:ln>
+                      <a:noFill/>
+                    </a:ln>
+                  </pic:spPr>
+                </pic:pic>
+              </a:graphicData>
+            </a:graphic>
+          </wp:inline>
+        </w:drawing>
+      </w:r>
+    </w:p>
+    <w:p>
+      <w:pPr>
+        <w:rPr>
+          <w:sz w:val="32"/>
+          <w:szCs w:val="32"/>
+        </w:rPr>
+      </w:pPr>
+    </w:p>
+    <w:p>
+      <w:pPr>
+        <w:rPr>
+          <w:sz w:val="32"/>
+          <w:szCs w:val="32"/>
+        </w:rPr>
+      </w:pPr>
+    </w:p>
+    <w:p>
+      <w:pPr>
+        <w:rPr>
+          <w:sz w:val="32"/>
+          <w:szCs w:val="32"/>
+        </w:rPr>
+      </w:pPr>
+    </w:p>
+    <w:p>
+      <w:pPr>
+        <w:rPr>
+          <w:sz w:val="32"/>
+          <w:szCs w:val="32"/>
+        </w:rPr>
+      </w:pPr>
+    </w:p>
+    <w:p>
+      <w:pPr>
+        <w:rPr>
+          <w:sz w:val="36"/>
+          <w:szCs w:val="36"/>
+          <w:lang w:val="uk-UA"/>
+        </w:rPr>
+      </w:pPr>
+      <w:r>
+        <w:rPr>
+          <w:sz w:val="36"/>
+          <w:szCs w:val="36"/>
+          <w:lang w:val="uk-UA"/>
+        </w:rPr>
+        <w:t>Сторінка а</w:t>
+      </w:r>
+      <w:r>
+        <w:rPr>
+          <w:sz w:val="36"/>
+          <w:szCs w:val="36"/>
+        </w:rPr>
+        <w:t>наліз</w:t>
+      </w:r>
+      <w:r>
+        <w:rPr>
+          <w:sz w:val="36"/>
+          <w:szCs w:val="36"/>
+          <w:lang w:val="uk-UA"/>
+        </w:rPr>
+        <w:t xml:space="preserve">у </w:t>
+      </w:r>
+      <w:r>
+        <w:rPr>
+          <w:sz w:val="36"/>
+          <w:szCs w:val="36"/>
+        </w:rPr>
+        <w:t>Prozorro-</w:t>
+      </w:r>
+      <w:r>
+        <w:rPr>
+          <w:sz w:val="36"/>
+          <w:szCs w:val="36"/>
+          <w:lang w:val="uk-UA"/>
+        </w:rPr>
+        <w:t>тендера</w:t>
+      </w:r>
+    </w:p>
+    <w:p>
+      <w:pPr>
+        <w:rPr>
+          <w:sz w:val="32"/>
+          <w:szCs w:val="32"/>
+        </w:rPr>
+      </w:pPr>
+      <w:r>
+        <w:rPr>
+          <w:noProof/>
+        </w:rPr>
+        <w:drawing>
+          <wp:inline distT="0" distB="0" distL="0" distR="0" wp14:anchorId="7971F120" wp14:editId="7A56D321">
+            <wp:extent cx="8465820" cy="4780523"/>
+            <wp:effectExtent l="0" t="0" r="0" b="1270"/>
+            <wp:docPr id="499961483" name="Рисунок 7"/>
+            <wp:cNvGraphicFramePr>
+              <a:graphicFrameLocks xmlns:a="http://schemas.openxmlformats.org/drawingml/2006/main" noChangeAspect="1"/>
+            </wp:cNvGraphicFramePr>
+            <a:graphic xmlns:a="http://schemas.openxmlformats.org/drawingml/2006/main">
+              <a:graphicData uri="http://schemas.openxmlformats.org/drawingml/2006/picture">
+                <pic:pic xmlns:pic="http://schemas.openxmlformats.org/drawingml/2006/picture">
+                  <pic:nvPicPr>
+                    <pic:cNvPr id="0" name="Picture 12"/>
+                    <pic:cNvPicPr>
+                      <a:picLocks noChangeAspect="1" noChangeArrowheads="1"/>
+                    </pic:cNvPicPr>
+                  </pic:nvPicPr>
+                  <pic:blipFill>
+                    <a:blip r:embed="rId17">
+                      <a:extLst>
+                        <a:ext uri="{28A0092B-C50C-407E-A947-70E740481C1C}">
+                          <a14:useLocalDpi xmlns:a14="http://schemas.microsoft.com/office/drawing/2010/main" val="0"/>
+                        </a:ext>
+                      </a:extLst>
+                    </a:blip>
+                    <a:srcRect/>
+                    <a:stretch>
+                      <a:fillRect/>
+                    </a:stretch>
+                  </pic:blipFill>
+                  <pic:spPr bwMode="auto">
+                    <a:xfrm>
+                      <a:off x="0" y="0"/>
+                      <a:ext cx="8477037" cy="4786857"/>
+                    </a:xfrm>
+                    <a:prstGeom prst="rect">
+                      <a:avLst/>
+                    </a:prstGeom>
+                    <a:noFill/>
+                    <a:ln>
+                      <a:noFill/>
+                    </a:ln>
+                  </pic:spPr>
+                </pic:pic>
+              </a:graphicData>
+            </a:graphic>
+          </wp:inline>
+        </w:drawing>
+      </w:r>
+    </w:p>
+    <w:p>
+      <w:pPr>
+        <w:jc w:val="both"/>
+        <w:rPr>
+          <w:b/>
+          <w:bCs/>
+          <w:sz w:val="36"/>
+          <w:szCs w:val="36"/>
+          <w:lang w:val="uk-UA"/>
+        </w:rPr>
+      </w:pPr>
+    </w:p>
+    <w:p>
+      <w:pPr>
+        <w:rPr>
+          <w:b/>
+          <w:bCs/>
+          <w:sz w:val="28"/>
+          <w:szCs w:val="28"/>
+          <w:lang w:val="uk-UA"/>
+        </w:rPr>
+      </w:pPr>
+    </w:p>
+    <w:p>
+      <w:pPr>
+        <w:rPr>
+          <w:sz w:val="28"/>
+          <w:szCs w:val="28"/>
+          <w:lang w:val="uk-UA"/>
+        </w:rPr>
+      </w:pPr>
+    </w:p>
+    <w:p>
+      <w:pPr>
+        <w:rPr>
+          <w:sz w:val="28"/>
+          <w:szCs w:val="28"/>
+          <w:lang w:val="uk-UA"/>
+        </w:rPr>
+      </w:pPr>
+    </w:p>
+    <w:p>
+      <w:pPr>
+        <w:rPr>
+          <w:sz w:val="36"/>
+          <w:szCs w:val="36"/>
+          <w:lang w:val="uk-UA"/>
+        </w:rPr>
+      </w:pPr>
+      <w:r>
+        <w:rPr>
+          <w:sz w:val="36"/>
+          <w:szCs w:val="36"/>
+          <w:lang w:val="uk-UA"/>
+        </w:rPr>
+        <w:t>Сторінка «</w:t>
+      </w:r>
+      <w:r>
+        <w:rPr>
+          <w:sz w:val="36"/>
+          <w:szCs w:val="36"/>
+        </w:rPr>
+        <w:t>Про нас</w:t>
+      </w:r>
+      <w:r>
+        <w:rPr>
+          <w:sz w:val="36"/>
+          <w:szCs w:val="36"/>
+          <w:lang w:val="uk-UA"/>
+        </w:rPr>
+        <w:t>»</w:t>
+      </w:r>
+    </w:p>
+    <w:p>
+      <w:pPr>
+        <w:rPr>
+          <w:sz w:val="32"/>
+          <w:szCs w:val="32"/>
+          <w:lang w:val="uk-UA"/>
+        </w:rPr>
+      </w:pPr>
+      <w:r>
+        <w:rPr>
+          <w:noProof/>
+        </w:rPr>
+        <w:drawing>
+          <wp:inline distT="0" distB="0" distL="0" distR="0" wp14:anchorId="4A77D2A9" wp14:editId="2B944224">
+            <wp:extent cx="8526780" cy="4814944"/>
+            <wp:effectExtent l="0" t="0" r="7620" b="5080"/>
+            <wp:docPr id="1530267938" name="Рисунок 8"/>
+            <wp:cNvGraphicFramePr>
+              <a:graphicFrameLocks xmlns:a="http://schemas.openxmlformats.org/drawingml/2006/main" noChangeAspect="1"/>
+            </wp:cNvGraphicFramePr>
+            <a:graphic xmlns:a="http://schemas.openxmlformats.org/drawingml/2006/main">
+              <a:graphicData uri="http://schemas.openxmlformats.org/drawingml/2006/picture">
+                <pic:pic xmlns:pic="http://schemas.openxmlformats.org/drawingml/2006/picture">
+                  <pic:nvPicPr>
+                    <pic:cNvPr id="0" name="Picture 14"/>
+                    <pic:cNvPicPr>
+                      <a:picLocks noChangeAspect="1" noChangeArrowheads="1"/>
+                    </pic:cNvPicPr>
+                  </pic:nvPicPr>
+                  <pic:blipFill>
+                    <a:blip r:embed="rId18">
+                      <a:extLst>
+                        <a:ext uri="{28A0092B-C50C-407E-A947-70E740481C1C}">
+                          <a14:useLocalDpi xmlns:a14="http://schemas.microsoft.com/office/drawing/2010/main" val="0"/>
+                        </a:ext>
+                      </a:extLst>
+                    </a:blip>
+                    <a:srcRect/>
+                    <a:stretch>
+                      <a:fillRect/>
+                    </a:stretch>
+                  </pic:blipFill>
+                  <pic:spPr bwMode="auto">
+                    <a:xfrm>
+                      <a:off x="0" y="0"/>
+                      <a:ext cx="8555999" cy="4831443"/>
+                    </a:xfrm>
+                    <a:prstGeom prst="rect">
+                      <a:avLst/>
+                    </a:prstGeom>
+                    <a:noFill/>
+                    <a:ln>
+                      <a:noFill/>
+                    </a:ln>
+                  </pic:spPr>
+                </pic:pic>
+              </a:graphicData>
+            </a:graphic>
+          </wp:inline>
+        </w:drawing>
+      </w:r>
+    </w:p>
     <w:p>
       <w:pPr>
         <w:rPr>
@@ -6466,7 +7291,7 @@
   <w:style w:type="paragraph" w:default="1" w:styleId="a1">
     <w:name w:val="Normal"/>
     <w:qFormat/>
-    <w:rsid w:val="00FC693F"/>
+    <w:rsid w:val="00256A49"/>
     <w:rPr>
       <w:rFonts w:ascii="Times New Roman" w:hAnsi="Times New Roman"/>
       <w:color w:val="000000"/>
@@ -6685,7 +7510,6 @@
   <w:style w:type="character" w:default="1" w:styleId="a2">
     <w:name w:val="Default Paragraph Font"/>
     <w:uiPriority w:val="1"/>
-    <w:semiHidden/>
     <w:unhideWhenUsed/>
   </w:style>
   <w:style w:type="table" w:default="1" w:styleId="a3">
